--- a/deliverables/AQP_Manual_AT_Audit_v1.docx
+++ b/deliverables/AQP_Manual_AT_Audit_v1.docx
@@ -56,7 +56,7 @@
           <w:color w:val="59636E"/>
           <w:sz w:val="20"/>
         </w:rPr>
-        <w:br/>
+        <w:t xml:space="preserve"> </w:t>
       </w:r>
       <w:r>
         <w:rPr>
@@ -72,7 +72,7 @@
           <w:color w:val="59636E"/>
           <w:sz w:val="20"/>
         </w:rPr>
-        <w:br/>
+        <w:t xml:space="preserve"> </w:t>
       </w:r>
       <w:r>
         <w:rPr>
@@ -106,7 +106,7 @@
           <w:color w:val="59636E"/>
           <w:sz w:val="20"/>
         </w:rPr>
-        <w:br/>
+        <w:t xml:space="preserve"> </w:t>
       </w:r>
       <w:r>
         <w:rPr>

--- a/deliverables/AQP_Manual_AT_Audit_v1.docx
+++ b/deliverables/AQP_Manual_AT_Audit_v1.docx
@@ -2,7 +2,7 @@
 <file path=word/document.xml><?xml version="1.0" encoding="utf-8"?>
 <w:document xmlns:w="http://schemas.openxmlformats.org/wordprocessingml/2006/main" xmlns:m="http://schemas.openxmlformats.org/officeDocument/2006/math" xmlns:r="http://schemas.openxmlformats.org/officeDocument/2006/relationships" xmlns:o="urn:schemas-microsoft-com:office:office" xmlns:v="urn:schemas-microsoft-com:vml" xmlns:w10="urn:schemas-microsoft-com:office:word" xmlns:a="http://schemas.openxmlformats.org/drawingml/2006/main" xmlns:pic="http://schemas.openxmlformats.org/drawingml/2006/picture" xmlns:wp="http://schemas.openxmlformats.org/drawingml/2006/wordprocessingDrawing">
   <w:body>
-    <w:bookmarkStart w:id="40" w:name="Xfcc9f769036f799cd1806195f5f2712be014bde"/>
+    <w:bookmarkStart w:id="43" w:name="Xc3a032b4f8566cabdf6cf77ac00eb7cead9f3ae"/>
     <w:p>
       <w:pPr>
         <w:pStyle w:val="Heading1"/>
@@ -17,7 +17,7 @@
           <w:color w:val="000000"/>
           <w:sz w:val="46"/>
         </w:rPr>
-        <w:t xml:space="preserve">AQP manual assistive-technology audit v1.0</w:t>
+        <w:t xml:space="preserve">AQP manual assistive-technology audit v1.1</w:t>
       </w:r>
     </w:p>
     <w:p>
@@ -64,7 +64,7 @@
           <w:color w:val="59636E"/>
           <w:sz w:val="20"/>
         </w:rPr>
-        <w:t xml:space="preserve">Protocol frozen: 2026-08-09</w:t>
+        <w:t xml:space="preserve">Protocol revised: 2026-08-10</w:t>
       </w:r>
       <w:r>
         <w:rPr>
@@ -658,6 +658,7 @@
       <w:tr>
         <w:trPr>
           <w:tblHeader w:val="true"/>
+          <w:tblHeader w:val="true"/>
           <w:cantSplit/>
         </w:trPr>
         <w:tc>
@@ -1899,7 +1900,7 @@
       </w:r>
     </w:p>
     <w:bookmarkEnd w:id="24"/>
-    <w:bookmarkStart w:id="30" w:name="state-by-state-audit-record"/>
+    <w:bookmarkStart w:id="33" w:name="state-by-state-audit-record"/>
     <w:p>
       <w:pPr>
         <w:pStyle w:val="Heading2"/>
@@ -1980,6 +1981,7 @@
       <w:tr>
         <w:trPr>
           <w:tblHeader w:val="true"/>
+          <w:tblHeader w:val="true"/>
           <w:cantSplit/>
         </w:trPr>
         <w:tc>
@@ -3098,6 +3100,7 @@
       <w:tr>
         <w:trPr>
           <w:tblHeader w:val="true"/>
+          <w:tblHeader w:val="true"/>
           <w:cantSplit/>
         </w:trPr>
         <w:tc>
@@ -4429,6 +4432,7 @@
       <w:tr>
         <w:trPr>
           <w:tblHeader w:val="true"/>
+          <w:tblHeader w:val="true"/>
           <w:cantSplit/>
         </w:trPr>
         <w:tc>
@@ -5598,7 +5602,7 @@
       </w:tr>
     </w:tbl>
     <w:bookmarkEnd w:id="27"/>
-    <w:bookmarkStart w:id="28" w:name="recovery-review-and-submission-a14a18"/>
+    <w:bookmarkStart w:id="29" w:name="recovery-review-and-submission-a14a18"/>
     <w:p>
       <w:pPr>
         <w:pStyle w:val="Heading3"/>
@@ -5635,6 +5639,7 @@
       <w:tr>
         <w:trPr>
           <w:tblHeader w:val="true"/>
+          <w:tblHeader w:val="true"/>
           <w:cantSplit/>
         </w:trPr>
         <w:tc>
@@ -6362,7 +6367,7 @@
                 <w:rFonts w:ascii="Calibri" w:hAnsi="Calibri"/>
                 <w:sz w:val="15"/>
               </w:rPr>
-              <w:t xml:space="preserve">1.3.1, 2.4.6, 3.3.4, 4.1.2</w:t>
+              <w:t xml:space="preserve">1.3.1, 2.4.6, 2.5.3, 3.3.4, 4.1.2</w:t>
             </w:r>
           </w:p>
         </w:tc>
@@ -6414,7 +6419,37 @@
                 <w:rFonts w:ascii="Calibri" w:hAnsi="Calibri"/>
                 <w:sz w:val="15"/>
               </w:rPr>
-              <w:t xml:space="preserve">Every record exposes the full item statement, selected value and visible answer label, plus a uniquely named Change control.</w:t>
+              <w:t xml:space="preserve">Every record exposes the full item statement, selected value and visible answer label. Its visible</w:t>
+            </w:r>
+            <w:r>
+              <w:rPr>
+                <w:rFonts w:ascii="Calibri" w:hAnsi="Calibri"/>
+                <w:sz w:val="15"/>
+              </w:rPr>
+              <w:t xml:space="preserve"> </w:t>
+            </w:r>
+            <w:r>
+              <w:rPr>
+                <w:bCs/>
+                <w:rFonts w:ascii="Calibri" w:hAnsi="Calibri"/>
+                <w:b/>
+                <w:sz w:val="15"/>
+              </w:rPr>
+              <w:t xml:space="preserve">Change item N answer</w:t>
+            </w:r>
+            <w:r>
+              <w:rPr>
+                <w:rFonts w:ascii="Calibri" w:hAnsi="Calibri"/>
+                <w:sz w:val="15"/>
+              </w:rPr>
+              <w:t xml:space="preserve"> </w:t>
+            </w:r>
+            <w:r>
+              <w:rPr>
+                <w:rFonts w:ascii="Calibri" w:hAnsi="Calibri"/>
+                <w:sz w:val="15"/>
+              </w:rPr>
+              <w:t xml:space="preserve">control is unique, begins its accessible name with the same words and is available to the declared gaze route.</w:t>
             </w:r>
           </w:p>
         </w:tc>
@@ -6575,272 +6610,59 @@
                 <w:rFonts w:ascii="Calibri" w:hAnsi="Calibri"/>
                 <w:sz w:val="15"/>
               </w:rPr>
-              <w:t xml:space="preserve">2.4.3, 3.3.4</w:t>
-            </w:r>
-          </w:p>
-        </w:tc>
-        <w:tc>
-          <w:tcPr>
-            <w:tcW w:type="dxa" w:w="1764"/>
-            <w:vAlign w:val="top"/>
-            <w:tcMar>
-              <w:top w:w="80" w:type="dxa"/>
-              <w:bottom w:w="80" w:type="dxa"/>
-              <w:start w:w="120" w:type="dxa"/>
-              <w:end w:w="120" w:type="dxa"/>
-            </w:tcMar>
-          </w:tcPr>
-          <w:p>
-            <w:pPr>
-              <w:pStyle w:val="Compact"/>
-              <w:spacing w:before="0" w:after="60" w:line="240" w:lineRule="auto"/>
-              <w:jc w:val="left"/>
-            </w:pPr>
-            <w:r>
-              <w:rPr>
-                <w:rFonts w:ascii="Calibri" w:hAnsi="Calibri"/>
-                <w:sz w:val="15"/>
-              </w:rPr>
-              <w:t xml:space="preserve">Change item 2 to 5 and save.</w:t>
-            </w:r>
-          </w:p>
-        </w:tc>
-        <w:tc>
-          <w:tcPr>
-            <w:tcW w:type="dxa" w:w="1764"/>
-            <w:vAlign w:val="top"/>
-            <w:tcMar>
-              <w:top w:w="80" w:type="dxa"/>
-              <w:bottom w:w="80" w:type="dxa"/>
-              <w:start w:w="120" w:type="dxa"/>
-              <w:end w:w="120" w:type="dxa"/>
-            </w:tcMar>
-          </w:tcPr>
-          <w:p>
-            <w:pPr>
-              <w:pStyle w:val="Compact"/>
-              <w:spacing w:before="0" w:after="60" w:line="240" w:lineRule="auto"/>
-              <w:jc w:val="left"/>
-            </w:pPr>
-            <w:r>
-              <w:rPr>
-                <w:rFonts w:ascii="Calibri" w:hAnsi="Calibri"/>
-                <w:sz w:val="15"/>
-              </w:rPr>
-              <w:t xml:space="preserve">Change opens item 2 directly; saving returns to review; focus returns to item 2; its updated label is announced and other answers remain unchanged.</w:t>
-            </w:r>
-          </w:p>
-        </w:tc>
-        <w:tc>
-          <w:tcPr>
-            <w:tcW w:type="dxa" w:w="1764"/>
-            <w:vAlign w:val="top"/>
-            <w:tcMar>
-              <w:top w:w="80" w:type="dxa"/>
-              <w:bottom w:w="80" w:type="dxa"/>
-              <w:start w:w="120" w:type="dxa"/>
-              <w:end w:w="120" w:type="dxa"/>
-            </w:tcMar>
-          </w:tcPr>
-          <w:p>
-            <w:pPr>
-              <w:pStyle w:val="Compact"/>
-              <w:spacing w:before="0" w:after="60" w:line="240" w:lineRule="auto"/>
-              <w:jc w:val="left"/>
-            </w:pPr>
-            <w:r>
-              <w:rPr>
-                <w:rFonts w:ascii="Calibri" w:hAnsi="Calibri"/>
-                <w:sz w:val="15"/>
-              </w:rPr>
-              <w:t xml:space="preserve">NT</w:t>
-            </w:r>
-          </w:p>
-        </w:tc>
-        <w:tc>
-          <w:tcPr>
-            <w:tcW w:type="dxa" w:w="1764"/>
-            <w:vAlign w:val="top"/>
-            <w:tcMar>
-              <w:top w:w="80" w:type="dxa"/>
-              <w:bottom w:w="80" w:type="dxa"/>
-              <w:start w:w="120" w:type="dxa"/>
-              <w:end w:w="120" w:type="dxa"/>
-            </w:tcMar>
-          </w:tcPr>
-          <w:p>
-            <w:pPr>
-              <w:pStyle w:val="Compact"/>
-              <w:spacing w:before="0" w:after="60" w:line="240" w:lineRule="auto"/>
-              <w:jc w:val="left"/>
-            </w:pPr>
-            <w:r>
-              <w:rPr>
-                <w:rFonts w:ascii="Calibri" w:hAnsi="Calibri"/>
-                <w:sz w:val="15"/>
-              </w:rPr>
-              <w:t xml:space="preserve">NT</w:t>
-            </w:r>
-          </w:p>
-        </w:tc>
-        <w:tc>
-          <w:tcPr>
-            <w:tcW w:type="dxa" w:w="1764"/>
-            <w:vAlign w:val="top"/>
-            <w:tcMar>
-              <w:top w:w="80" w:type="dxa"/>
-              <w:bottom w:w="80" w:type="dxa"/>
-              <w:start w:w="120" w:type="dxa"/>
-              <w:end w:w="120" w:type="dxa"/>
-            </w:tcMar>
-          </w:tcPr>
-          <w:p>
-            <w:pPr>
-              <w:pStyle w:val="Compact"/>
-              <w:spacing w:before="0" w:after="60" w:line="240" w:lineRule="auto"/>
-              <w:jc w:val="left"/>
-            </w:pPr>
-            <w:r>
-              <w:rPr>
-                <w:rFonts w:ascii="Calibri" w:hAnsi="Calibri"/>
-                <w:sz w:val="15"/>
-              </w:rPr>
-              <w:t xml:space="preserve">NT</w:t>
-            </w:r>
-          </w:p>
-        </w:tc>
-        <w:tc>
-          <w:tcPr>
-            <w:tcW w:type="dxa" w:w="1764"/>
-            <w:vAlign w:val="top"/>
-            <w:tcMar>
-              <w:top w:w="80" w:type="dxa"/>
-              <w:bottom w:w="80" w:type="dxa"/>
-              <w:start w:w="120" w:type="dxa"/>
-              <w:end w:w="120" w:type="dxa"/>
-            </w:tcMar>
-          </w:tcPr>
-          <w:p>
-            <w:pPr>
-              <w:pStyle w:val="Compact"/>
-              <w:spacing w:before="0" w:after="60" w:line="240" w:lineRule="auto"/>
-              <w:jc w:val="left"/>
-            </w:pPr>
-            <w:r>
-              <w:rPr>
-                <w:rFonts w:ascii="Calibri" w:hAnsi="Calibri"/>
-                <w:sz w:val="15"/>
-              </w:rPr>
-              <w:t xml:space="preserve">NT</w:t>
-            </w:r>
-          </w:p>
-        </w:tc>
-      </w:tr>
-      <w:tr>
-        <w:trPr>
-          <w:cantSplit/>
-        </w:trPr>
-        <w:tc>
-          <w:tcPr>
-            <w:tcW w:type="dxa" w:w="1764"/>
-            <w:vAlign w:val="top"/>
-            <w:tcMar>
-              <w:top w:w="80" w:type="dxa"/>
-              <w:bottom w:w="80" w:type="dxa"/>
-              <w:start w:w="120" w:type="dxa"/>
-              <w:end w:w="120" w:type="dxa"/>
-            </w:tcMar>
-          </w:tcPr>
-          <w:p>
-            <w:pPr>
-              <w:pStyle w:val="Compact"/>
-              <w:spacing w:before="0" w:after="60" w:line="240" w:lineRule="auto"/>
-              <w:jc w:val="left"/>
-            </w:pPr>
-            <w:r>
-              <w:rPr>
-                <w:rFonts w:ascii="Calibri" w:hAnsi="Calibri"/>
-                <w:sz w:val="15"/>
-              </w:rPr>
-              <w:t xml:space="preserve">A18</w:t>
-            </w:r>
-          </w:p>
-        </w:tc>
-        <w:tc>
-          <w:tcPr>
-            <w:tcW w:type="dxa" w:w="1764"/>
-            <w:vAlign w:val="top"/>
-            <w:tcMar>
-              <w:top w:w="80" w:type="dxa"/>
-              <w:bottom w:w="80" w:type="dxa"/>
-              <w:start w:w="120" w:type="dxa"/>
-              <w:end w:w="120" w:type="dxa"/>
-            </w:tcMar>
-          </w:tcPr>
-          <w:p>
-            <w:pPr>
-              <w:pStyle w:val="Compact"/>
-              <w:spacing w:before="0" w:after="60" w:line="240" w:lineRule="auto"/>
-              <w:jc w:val="left"/>
-            </w:pPr>
-            <w:r>
-              <w:rPr>
-                <w:rFonts w:ascii="Calibri" w:hAnsi="Calibri"/>
-                <w:sz w:val="15"/>
-              </w:rPr>
-              <w:t xml:space="preserve">3.3.4, 4.1.3</w:t>
-            </w:r>
-          </w:p>
-        </w:tc>
-        <w:tc>
-          <w:tcPr>
-            <w:tcW w:type="dxa" w:w="1764"/>
-            <w:vAlign w:val="top"/>
-            <w:tcMar>
-              <w:top w:w="80" w:type="dxa"/>
-              <w:bottom w:w="80" w:type="dxa"/>
-              <w:start w:w="120" w:type="dxa"/>
-              <w:end w:w="120" w:type="dxa"/>
-            </w:tcMar>
-          </w:tcPr>
-          <w:p>
-            <w:pPr>
-              <w:pStyle w:val="Compact"/>
-              <w:spacing w:before="0" w:after="60" w:line="240" w:lineRule="auto"/>
-              <w:jc w:val="left"/>
-            </w:pPr>
-            <w:r>
-              <w:rPr>
-                <w:rFonts w:ascii="Calibri" w:hAnsi="Calibri"/>
-                <w:sz w:val="15"/>
-              </w:rPr>
-              <w:t xml:space="preserve">Submit the reviewed answers.</w:t>
-            </w:r>
-          </w:p>
-        </w:tc>
-        <w:tc>
-          <w:tcPr>
-            <w:tcW w:type="dxa" w:w="1764"/>
-            <w:vAlign w:val="top"/>
-            <w:tcMar>
-              <w:top w:w="80" w:type="dxa"/>
-              <w:bottom w:w="80" w:type="dxa"/>
-              <w:start w:w="120" w:type="dxa"/>
-              <w:end w:w="120" w:type="dxa"/>
-            </w:tcMar>
-          </w:tcPr>
-          <w:p>
-            <w:pPr>
-              <w:pStyle w:val="Compact"/>
-              <w:spacing w:before="0" w:after="60" w:line="240" w:lineRule="auto"/>
-              <w:jc w:val="left"/>
-            </w:pPr>
-            <w:r>
-              <w:rPr>
-                <w:rFonts w:ascii="Calibri" w:hAnsi="Calibri"/>
-                <w:sz w:val="15"/>
-              </w:rPr>
-              <w:t xml:space="preserve">Completion and storage status are truthful and announced; a failure must not be presented as success.</w:t>
+              <w:t xml:space="preserve">2.4.3, 3.3.4, 4.1.3</w:t>
+            </w:r>
+          </w:p>
+        </w:tc>
+        <w:tc>
+          <w:tcPr>
+            <w:tcW w:type="dxa" w:w="1764"/>
+            <w:vAlign w:val="top"/>
+            <w:tcMar>
+              <w:top w:w="80" w:type="dxa"/>
+              <w:bottom w:w="80" w:type="dxa"/>
+              <w:start w:w="120" w:type="dxa"/>
+              <w:end w:w="120" w:type="dxa"/>
+            </w:tcMar>
+          </w:tcPr>
+          <w:p>
+            <w:pPr>
+              <w:pStyle w:val="Compact"/>
+              <w:spacing w:before="0" w:after="60" w:line="240" w:lineRule="auto"/>
+              <w:jc w:val="left"/>
+            </w:pPr>
+            <w:r>
+              <w:rPr>
+                <w:rFonts w:ascii="Calibri" w:hAnsi="Calibri"/>
+                <w:sz w:val="15"/>
+              </w:rPr>
+              <w:t xml:space="preserve">Note item 2's value and input route. Open item 2, select 5 and Cancel. Reopen item 2, select 5 and Save.</w:t>
+            </w:r>
+          </w:p>
+        </w:tc>
+        <w:tc>
+          <w:tcPr>
+            <w:tcW w:type="dxa" w:w="1764"/>
+            <w:vAlign w:val="top"/>
+            <w:tcMar>
+              <w:top w:w="80" w:type="dxa"/>
+              <w:bottom w:w="80" w:type="dxa"/>
+              <w:start w:w="120" w:type="dxa"/>
+              <w:end w:w="120" w:type="dxa"/>
+            </w:tcMar>
+          </w:tcPr>
+          <w:p>
+            <w:pPr>
+              <w:pStyle w:val="Compact"/>
+              <w:spacing w:before="0" w:after="60" w:line="240" w:lineRule="auto"/>
+              <w:jc w:val="left"/>
+            </w:pPr>
+            <w:r>
+              <w:rPr>
+                <w:rFonts w:ascii="Calibri" w:hAnsi="Calibri"/>
+                <w:sz w:val="15"/>
+              </w:rPr>
+              <w:t xml:space="preserve">Cancel returns focus to review, truthfully announces that the original answer was kept, and leaves the original value, route, recovery record and calculated score unchanged. Save alone commits 5, returns focus to item 2, announces the updated label and leaves every other answer unchanged. Record exact speech for both paths.</w:t>
             </w:r>
           </w:p>
         </w:tc>
@@ -6950,21 +6772,18 @@
         </w:tc>
       </w:tr>
     </w:tbl>
-    <w:bookmarkEnd w:id="28"/>
-    <w:bookmarkStart w:id="29" w:name="X77858ba9d57e857875da5668b2c82b1ce5447fc"/>
+    <w:bookmarkStart w:id="28" w:name="submission-a18"/>
     <w:p>
       <w:pPr>
-        <w:pStyle w:val="Heading3"/>
+        <w:pStyle w:val="Heading4"/>
         <w:keepNext/>
         <w:keepLines/>
-        <w:pageBreakBefore/>
-        <w:spacing w:before="840"/>
       </w:pPr>
       <w:r>
         <w:rPr>
           <w:rFonts w:ascii="Calibri" w:hAnsi="Calibri"/>
         </w:rPr>
-        <w:t xml:space="preserve">Route-wide and imported-scale checks (A19–A23)</w:t>
+        <w:t xml:space="preserve">Submission (A18)</w:t>
       </w:r>
     </w:p>
     <w:tbl>
@@ -6988,6 +6807,7 @@
       <w:tr>
         <w:trPr>
           <w:tblHeader w:val="true"/>
+          <w:tblHeader w:val="true"/>
           <w:cantSplit/>
         </w:trPr>
         <w:tc>
@@ -7241,189 +7061,457 @@
                 <w:rFonts w:ascii="Calibri" w:hAnsi="Calibri"/>
                 <w:sz w:val="15"/>
               </w:rPr>
-              <w:t xml:space="preserve">A19</w:t>
-            </w:r>
-          </w:p>
-        </w:tc>
-        <w:tc>
-          <w:tcPr>
-            <w:tcW w:type="dxa" w:w="1764"/>
-            <w:vAlign w:val="top"/>
-            <w:tcMar>
-              <w:top w:w="80" w:type="dxa"/>
-              <w:bottom w:w="80" w:type="dxa"/>
-              <w:start w:w="120" w:type="dxa"/>
-              <w:end w:w="120" w:type="dxa"/>
-            </w:tcMar>
-          </w:tcPr>
-          <w:p>
-            <w:pPr>
-              <w:pStyle w:val="Compact"/>
-              <w:spacing w:before="0" w:after="60" w:line="240" w:lineRule="auto"/>
-              <w:jc w:val="left"/>
-            </w:pPr>
-            <w:r>
-              <w:rPr>
-                <w:rFonts w:ascii="Calibri" w:hAnsi="Calibri"/>
-                <w:sz w:val="15"/>
-              </w:rPr>
-              <w:t xml:space="preserve">2.1.1, 2.1.2</w:t>
-            </w:r>
-          </w:p>
-        </w:tc>
-        <w:tc>
-          <w:tcPr>
-            <w:tcW w:type="dxa" w:w="1764"/>
-            <w:vAlign w:val="top"/>
-            <w:tcMar>
-              <w:top w:w="80" w:type="dxa"/>
-              <w:bottom w:w="80" w:type="dxa"/>
-              <w:start w:w="120" w:type="dxa"/>
-              <w:end w:w="120" w:type="dxa"/>
-            </w:tcMar>
-          </w:tcPr>
-          <w:p>
-            <w:pPr>
-              <w:pStyle w:val="Compact"/>
-              <w:spacing w:before="0" w:after="60" w:line="240" w:lineRule="auto"/>
-              <w:jc w:val="left"/>
-            </w:pPr>
-            <w:r>
-              <w:rPr>
-                <w:rFonts w:ascii="Calibri" w:hAnsi="Calibri"/>
-                <w:sz w:val="15"/>
-              </w:rPr>
-              <w:t xml:space="preserve">Repeat the complete route using keyboard commands only.</w:t>
-            </w:r>
-          </w:p>
-        </w:tc>
-        <w:tc>
-          <w:tcPr>
-            <w:tcW w:type="dxa" w:w="1764"/>
-            <w:vAlign w:val="top"/>
-            <w:tcMar>
-              <w:top w:w="80" w:type="dxa"/>
-              <w:bottom w:w="80" w:type="dxa"/>
-              <w:start w:w="120" w:type="dxa"/>
-              <w:end w:w="120" w:type="dxa"/>
-            </w:tcMar>
-          </w:tcPr>
-          <w:p>
-            <w:pPr>
-              <w:pStyle w:val="Compact"/>
-              <w:spacing w:before="0" w:after="60" w:line="240" w:lineRule="auto"/>
-              <w:jc w:val="left"/>
-            </w:pPr>
-            <w:r>
-              <w:rPr>
-                <w:rFonts w:ascii="Calibri" w:hAnsi="Calibri"/>
-                <w:sz w:val="15"/>
-              </w:rPr>
-              <w:t xml:space="preserve">All functions are reachable and escapable; no keyboard trap occurs in details, voice, recovery, review or completion states.</w:t>
-            </w:r>
-          </w:p>
-        </w:tc>
-        <w:tc>
-          <w:tcPr>
-            <w:tcW w:type="dxa" w:w="1764"/>
-            <w:vAlign w:val="top"/>
-            <w:tcMar>
-              <w:top w:w="80" w:type="dxa"/>
-              <w:bottom w:w="80" w:type="dxa"/>
-              <w:start w:w="120" w:type="dxa"/>
-              <w:end w:w="120" w:type="dxa"/>
-            </w:tcMar>
-          </w:tcPr>
-          <w:p>
-            <w:pPr>
-              <w:pStyle w:val="Compact"/>
-              <w:spacing w:before="0" w:after="60" w:line="240" w:lineRule="auto"/>
-              <w:jc w:val="left"/>
-            </w:pPr>
-            <w:r>
-              <w:rPr>
-                <w:rFonts w:ascii="Calibri" w:hAnsi="Calibri"/>
-                <w:sz w:val="15"/>
-              </w:rPr>
-              <w:t xml:space="preserve">NT</w:t>
-            </w:r>
-          </w:p>
-        </w:tc>
-        <w:tc>
-          <w:tcPr>
-            <w:tcW w:type="dxa" w:w="1764"/>
-            <w:vAlign w:val="top"/>
-            <w:tcMar>
-              <w:top w:w="80" w:type="dxa"/>
-              <w:bottom w:w="80" w:type="dxa"/>
-              <w:start w:w="120" w:type="dxa"/>
-              <w:end w:w="120" w:type="dxa"/>
-            </w:tcMar>
-          </w:tcPr>
-          <w:p>
-            <w:pPr>
-              <w:pStyle w:val="Compact"/>
-              <w:spacing w:before="0" w:after="60" w:line="240" w:lineRule="auto"/>
-              <w:jc w:val="left"/>
-            </w:pPr>
-            <w:r>
-              <w:rPr>
-                <w:rFonts w:ascii="Calibri" w:hAnsi="Calibri"/>
-                <w:sz w:val="15"/>
-              </w:rPr>
-              <w:t xml:space="preserve">NT</w:t>
-            </w:r>
-          </w:p>
-        </w:tc>
-        <w:tc>
-          <w:tcPr>
-            <w:tcW w:type="dxa" w:w="1764"/>
-            <w:vAlign w:val="top"/>
-            <w:tcMar>
-              <w:top w:w="80" w:type="dxa"/>
-              <w:bottom w:w="80" w:type="dxa"/>
-              <w:start w:w="120" w:type="dxa"/>
-              <w:end w:w="120" w:type="dxa"/>
-            </w:tcMar>
-          </w:tcPr>
-          <w:p>
-            <w:pPr>
-              <w:pStyle w:val="Compact"/>
-              <w:spacing w:before="0" w:after="60" w:line="240" w:lineRule="auto"/>
-              <w:jc w:val="left"/>
-            </w:pPr>
-            <w:r>
-              <w:rPr>
-                <w:rFonts w:ascii="Calibri" w:hAnsi="Calibri"/>
-                <w:sz w:val="15"/>
-              </w:rPr>
-              <w:t xml:space="preserve">NT</w:t>
-            </w:r>
-          </w:p>
-        </w:tc>
-        <w:tc>
-          <w:tcPr>
-            <w:tcW w:type="dxa" w:w="1764"/>
-            <w:vAlign w:val="top"/>
-            <w:tcMar>
-              <w:top w:w="80" w:type="dxa"/>
-              <w:bottom w:w="80" w:type="dxa"/>
-              <w:start w:w="120" w:type="dxa"/>
-              <w:end w:w="120" w:type="dxa"/>
-            </w:tcMar>
-          </w:tcPr>
-          <w:p>
-            <w:pPr>
-              <w:pStyle w:val="Compact"/>
-              <w:spacing w:before="0" w:after="60" w:line="240" w:lineRule="auto"/>
-              <w:jc w:val="left"/>
-            </w:pPr>
-            <w:r>
-              <w:rPr>
-                <w:rFonts w:ascii="Calibri" w:hAnsi="Calibri"/>
-                <w:sz w:val="15"/>
-              </w:rPr>
-              <w:t xml:space="preserve">NT</w:t>
+              <w:t xml:space="preserve">A18</w:t>
+            </w:r>
+          </w:p>
+        </w:tc>
+        <w:tc>
+          <w:tcPr>
+            <w:tcW w:type="dxa" w:w="1764"/>
+            <w:vAlign w:val="top"/>
+            <w:tcMar>
+              <w:top w:w="80" w:type="dxa"/>
+              <w:bottom w:w="80" w:type="dxa"/>
+              <w:start w:w="120" w:type="dxa"/>
+              <w:end w:w="120" w:type="dxa"/>
+            </w:tcMar>
+          </w:tcPr>
+          <w:p>
+            <w:pPr>
+              <w:pStyle w:val="Compact"/>
+              <w:spacing w:before="0" w:after="60" w:line="240" w:lineRule="auto"/>
+              <w:jc w:val="left"/>
+            </w:pPr>
+            <w:r>
+              <w:rPr>
+                <w:rFonts w:ascii="Calibri" w:hAnsi="Calibri"/>
+                <w:sz w:val="15"/>
+              </w:rPr>
+              <w:t xml:space="preserve">3.3.4, 4.1.3</w:t>
+            </w:r>
+          </w:p>
+        </w:tc>
+        <w:tc>
+          <w:tcPr>
+            <w:tcW w:type="dxa" w:w="1764"/>
+            <w:vAlign w:val="top"/>
+            <w:tcMar>
+              <w:top w:w="80" w:type="dxa"/>
+              <w:bottom w:w="80" w:type="dxa"/>
+              <w:start w:w="120" w:type="dxa"/>
+              <w:end w:w="120" w:type="dxa"/>
+            </w:tcMar>
+          </w:tcPr>
+          <w:p>
+            <w:pPr>
+              <w:pStyle w:val="Compact"/>
+              <w:spacing w:before="0" w:after="60" w:line="240" w:lineRule="auto"/>
+              <w:jc w:val="left"/>
+            </w:pPr>
+            <w:r>
+              <w:rPr>
+                <w:rFonts w:ascii="Calibri" w:hAnsi="Calibri"/>
+                <w:sz w:val="15"/>
+              </w:rPr>
+              <w:t xml:space="preserve">Submit the reviewed answers.</w:t>
+            </w:r>
+          </w:p>
+        </w:tc>
+        <w:tc>
+          <w:tcPr>
+            <w:tcW w:type="dxa" w:w="1764"/>
+            <w:vAlign w:val="top"/>
+            <w:tcMar>
+              <w:top w:w="80" w:type="dxa"/>
+              <w:bottom w:w="80" w:type="dxa"/>
+              <w:start w:w="120" w:type="dxa"/>
+              <w:end w:w="120" w:type="dxa"/>
+            </w:tcMar>
+          </w:tcPr>
+          <w:p>
+            <w:pPr>
+              <w:pStyle w:val="Compact"/>
+              <w:spacing w:before="0" w:after="60" w:line="240" w:lineRule="auto"/>
+              <w:jc w:val="left"/>
+            </w:pPr>
+            <w:r>
+              <w:rPr>
+                <w:rFonts w:ascii="Calibri" w:hAnsi="Calibri"/>
+                <w:sz w:val="15"/>
+              </w:rPr>
+              <w:t xml:space="preserve">Completion and storage status are truthful and announced; a failure must not be presented as success.</w:t>
+            </w:r>
+          </w:p>
+        </w:tc>
+        <w:tc>
+          <w:tcPr>
+            <w:tcW w:type="dxa" w:w="1764"/>
+            <w:vAlign w:val="top"/>
+            <w:tcMar>
+              <w:top w:w="80" w:type="dxa"/>
+              <w:bottom w:w="80" w:type="dxa"/>
+              <w:start w:w="120" w:type="dxa"/>
+              <w:end w:w="120" w:type="dxa"/>
+            </w:tcMar>
+          </w:tcPr>
+          <w:p>
+            <w:pPr>
+              <w:pStyle w:val="Compact"/>
+              <w:spacing w:before="0" w:after="60" w:line="240" w:lineRule="auto"/>
+              <w:jc w:val="left"/>
+            </w:pPr>
+            <w:r>
+              <w:rPr>
+                <w:rFonts w:ascii="Calibri" w:hAnsi="Calibri"/>
+                <w:sz w:val="15"/>
+              </w:rPr>
+              <w:t xml:space="preserve">NT</w:t>
+            </w:r>
+          </w:p>
+        </w:tc>
+        <w:tc>
+          <w:tcPr>
+            <w:tcW w:type="dxa" w:w="1764"/>
+            <w:vAlign w:val="top"/>
+            <w:tcMar>
+              <w:top w:w="80" w:type="dxa"/>
+              <w:bottom w:w="80" w:type="dxa"/>
+              <w:start w:w="120" w:type="dxa"/>
+              <w:end w:w="120" w:type="dxa"/>
+            </w:tcMar>
+          </w:tcPr>
+          <w:p>
+            <w:pPr>
+              <w:pStyle w:val="Compact"/>
+              <w:spacing w:before="0" w:after="60" w:line="240" w:lineRule="auto"/>
+              <w:jc w:val="left"/>
+            </w:pPr>
+            <w:r>
+              <w:rPr>
+                <w:rFonts w:ascii="Calibri" w:hAnsi="Calibri"/>
+                <w:sz w:val="15"/>
+              </w:rPr>
+              <w:t xml:space="preserve">NT</w:t>
+            </w:r>
+          </w:p>
+        </w:tc>
+        <w:tc>
+          <w:tcPr>
+            <w:tcW w:type="dxa" w:w="1764"/>
+            <w:vAlign w:val="top"/>
+            <w:tcMar>
+              <w:top w:w="80" w:type="dxa"/>
+              <w:bottom w:w="80" w:type="dxa"/>
+              <w:start w:w="120" w:type="dxa"/>
+              <w:end w:w="120" w:type="dxa"/>
+            </w:tcMar>
+          </w:tcPr>
+          <w:p>
+            <w:pPr>
+              <w:pStyle w:val="Compact"/>
+              <w:spacing w:before="0" w:after="60" w:line="240" w:lineRule="auto"/>
+              <w:jc w:val="left"/>
+            </w:pPr>
+            <w:r>
+              <w:rPr>
+                <w:rFonts w:ascii="Calibri" w:hAnsi="Calibri"/>
+                <w:sz w:val="15"/>
+              </w:rPr>
+              <w:t xml:space="preserve">NT</w:t>
+            </w:r>
+          </w:p>
+        </w:tc>
+        <w:tc>
+          <w:tcPr>
+            <w:tcW w:type="dxa" w:w="1764"/>
+            <w:vAlign w:val="top"/>
+            <w:tcMar>
+              <w:top w:w="80" w:type="dxa"/>
+              <w:bottom w:w="80" w:type="dxa"/>
+              <w:start w:w="120" w:type="dxa"/>
+              <w:end w:w="120" w:type="dxa"/>
+            </w:tcMar>
+          </w:tcPr>
+          <w:p>
+            <w:pPr>
+              <w:pStyle w:val="Compact"/>
+              <w:spacing w:before="0" w:after="60" w:line="240" w:lineRule="auto"/>
+              <w:jc w:val="left"/>
+            </w:pPr>
+            <w:r>
+              <w:rPr>
+                <w:rFonts w:ascii="Calibri" w:hAnsi="Calibri"/>
+                <w:sz w:val="15"/>
+              </w:rPr>
+              <w:t xml:space="preserve">NT</w:t>
+            </w:r>
+          </w:p>
+        </w:tc>
+      </w:tr>
+    </w:tbl>
+    <w:bookmarkEnd w:id="28"/>
+    <w:bookmarkEnd w:id="29"/>
+    <w:bookmarkStart w:id="30" w:name="X77858ba9d57e857875da5668b2c82b1ce5447fc"/>
+    <w:p>
+      <w:pPr>
+        <w:pStyle w:val="Heading3"/>
+        <w:keepNext/>
+        <w:keepLines/>
+        <w:pageBreakBefore/>
+        <w:spacing w:before="840"/>
+      </w:pPr>
+      <w:r>
+        <w:rPr>
+          <w:rFonts w:ascii="Calibri" w:hAnsi="Calibri"/>
+        </w:rPr>
+        <w:t xml:space="preserve">Route-wide and imported-scale checks (A19–A23)</w:t>
+      </w:r>
+    </w:p>
+    <w:tbl>
+      <w:tblPr>
+        <w:tblW w:type="dxa" w:w="14112"/>
+        <w:jc w:val="left"/>
+        <w:tblLayout w:type="fixed"/>
+        <w:tblLook w:firstRow="1" w:lastRow="0" w:firstColumn="0" w:lastColumn="0" w:noHBand="0" w:noVBand="0" w:val="0020"/>
+        <w:tblInd w:type="dxa" w:w="120"/>
+      </w:tblPr>
+      <w:tblGrid>
+        <w:gridCol w:w="1764"/>
+        <w:gridCol w:w="1764"/>
+        <w:gridCol w:w="1764"/>
+        <w:gridCol w:w="1764"/>
+        <w:gridCol w:w="1764"/>
+        <w:gridCol w:w="1764"/>
+        <w:gridCol w:w="1764"/>
+        <w:gridCol w:w="1764"/>
+      </w:tblGrid>
+      <w:tr>
+        <w:trPr>
+          <w:tblHeader w:val="true"/>
+          <w:tblHeader w:val="true"/>
+          <w:cantSplit/>
+        </w:trPr>
+        <w:tc>
+          <w:tcPr>
+            <w:vAlign w:val="top"/>
+            <w:tcW w:type="dxa" w:w="1764"/>
+            <w:shd w:fill="F2F4F7"/>
+            <w:tcMar>
+              <w:top w:w="80" w:type="dxa"/>
+              <w:bottom w:w="80" w:type="dxa"/>
+              <w:start w:w="120" w:type="dxa"/>
+              <w:end w:w="120" w:type="dxa"/>
+            </w:tcMar>
+          </w:tcPr>
+          <w:p>
+            <w:pPr>
+              <w:pStyle w:val="Compact"/>
+              <w:spacing w:before="0" w:after="60" w:line="240" w:lineRule="auto"/>
+              <w:jc w:val="left"/>
+            </w:pPr>
+            <w:r>
+              <w:rPr>
+                <w:rFonts w:ascii="Calibri" w:hAnsi="Calibri"/>
+                <w:b/>
+                <w:sz w:val="15"/>
+              </w:rPr>
+              <w:t xml:space="preserve">ID</w:t>
+            </w:r>
+          </w:p>
+        </w:tc>
+        <w:tc>
+          <w:tcPr>
+            <w:vAlign w:val="top"/>
+            <w:tcW w:type="dxa" w:w="1764"/>
+            <w:shd w:fill="F2F4F7"/>
+            <w:tcMar>
+              <w:top w:w="80" w:type="dxa"/>
+              <w:bottom w:w="80" w:type="dxa"/>
+              <w:start w:w="120" w:type="dxa"/>
+              <w:end w:w="120" w:type="dxa"/>
+            </w:tcMar>
+          </w:tcPr>
+          <w:p>
+            <w:pPr>
+              <w:pStyle w:val="Compact"/>
+              <w:spacing w:before="0" w:after="60" w:line="240" w:lineRule="auto"/>
+              <w:jc w:val="left"/>
+            </w:pPr>
+            <w:r>
+              <w:rPr>
+                <w:rFonts w:ascii="Calibri" w:hAnsi="Calibri"/>
+                <w:b/>
+                <w:sz w:val="15"/>
+              </w:rPr>
+              <w:t xml:space="preserve">WCAG 2.2 success criterion</w:t>
+            </w:r>
+          </w:p>
+        </w:tc>
+        <w:tc>
+          <w:tcPr>
+            <w:vAlign w:val="top"/>
+            <w:tcW w:type="dxa" w:w="1764"/>
+            <w:shd w:fill="F2F4F7"/>
+            <w:tcMar>
+              <w:top w:w="80" w:type="dxa"/>
+              <w:bottom w:w="80" w:type="dxa"/>
+              <w:start w:w="120" w:type="dxa"/>
+              <w:end w:w="120" w:type="dxa"/>
+            </w:tcMar>
+          </w:tcPr>
+          <w:p>
+            <w:pPr>
+              <w:pStyle w:val="Compact"/>
+              <w:spacing w:before="0" w:after="60" w:line="240" w:lineRule="auto"/>
+              <w:jc w:val="left"/>
+            </w:pPr>
+            <w:r>
+              <w:rPr>
+                <w:rFonts w:ascii="Calibri" w:hAnsi="Calibri"/>
+                <w:b/>
+                <w:sz w:val="15"/>
+              </w:rPr>
+              <w:t xml:space="preserve">Screen/state and fixed action</w:t>
+            </w:r>
+          </w:p>
+        </w:tc>
+        <w:tc>
+          <w:tcPr>
+            <w:vAlign w:val="top"/>
+            <w:tcW w:type="dxa" w:w="1764"/>
+            <w:shd w:fill="F2F4F7"/>
+            <w:tcMar>
+              <w:top w:w="80" w:type="dxa"/>
+              <w:bottom w:w="80" w:type="dxa"/>
+              <w:start w:w="120" w:type="dxa"/>
+              <w:end w:w="120" w:type="dxa"/>
+            </w:tcMar>
+          </w:tcPr>
+          <w:p>
+            <w:pPr>
+              <w:pStyle w:val="Compact"/>
+              <w:spacing w:before="0" w:after="60" w:line="240" w:lineRule="auto"/>
+              <w:jc w:val="left"/>
+            </w:pPr>
+            <w:r>
+              <w:rPr>
+                <w:rFonts w:ascii="Calibri" w:hAnsi="Calibri"/>
+                <w:b/>
+                <w:sz w:val="15"/>
+              </w:rPr>
+              <w:t xml:space="preserve">Required observable result</w:t>
+            </w:r>
+          </w:p>
+        </w:tc>
+        <w:tc>
+          <w:tcPr>
+            <w:vAlign w:val="top"/>
+            <w:tcW w:type="dxa" w:w="1764"/>
+            <w:shd w:fill="F2F4F7"/>
+            <w:tcMar>
+              <w:top w:w="80" w:type="dxa"/>
+              <w:bottom w:w="80" w:type="dxa"/>
+              <w:start w:w="120" w:type="dxa"/>
+              <w:end w:w="120" w:type="dxa"/>
+            </w:tcMar>
+          </w:tcPr>
+          <w:p>
+            <w:pPr>
+              <w:pStyle w:val="Compact"/>
+              <w:spacing w:before="0" w:after="60" w:line="240" w:lineRule="auto"/>
+              <w:jc w:val="left"/>
+            </w:pPr>
+            <w:r>
+              <w:rPr>
+                <w:rFonts w:ascii="Calibri" w:hAnsi="Calibri"/>
+                <w:b/>
+                <w:sz w:val="15"/>
+              </w:rPr>
+              <w:t xml:space="preserve">R1 NVDA/Firefox</w:t>
+            </w:r>
+          </w:p>
+        </w:tc>
+        <w:tc>
+          <w:tcPr>
+            <w:vAlign w:val="top"/>
+            <w:tcW w:type="dxa" w:w="1764"/>
+            <w:shd w:fill="F2F4F7"/>
+            <w:tcMar>
+              <w:top w:w="80" w:type="dxa"/>
+              <w:bottom w:w="80" w:type="dxa"/>
+              <w:start w:w="120" w:type="dxa"/>
+              <w:end w:w="120" w:type="dxa"/>
+            </w:tcMar>
+          </w:tcPr>
+          <w:p>
+            <w:pPr>
+              <w:pStyle w:val="Compact"/>
+              <w:spacing w:before="0" w:after="60" w:line="240" w:lineRule="auto"/>
+              <w:jc w:val="left"/>
+            </w:pPr>
+            <w:r>
+              <w:rPr>
+                <w:rFonts w:ascii="Calibri" w:hAnsi="Calibri"/>
+                <w:b/>
+                <w:sz w:val="15"/>
+              </w:rPr>
+              <w:t xml:space="preserve">R2 NVDA/Chrome</w:t>
+            </w:r>
+          </w:p>
+        </w:tc>
+        <w:tc>
+          <w:tcPr>
+            <w:vAlign w:val="top"/>
+            <w:tcW w:type="dxa" w:w="1764"/>
+            <w:shd w:fill="F2F4F7"/>
+            <w:tcMar>
+              <w:top w:w="80" w:type="dxa"/>
+              <w:bottom w:w="80" w:type="dxa"/>
+              <w:start w:w="120" w:type="dxa"/>
+              <w:end w:w="120" w:type="dxa"/>
+            </w:tcMar>
+          </w:tcPr>
+          <w:p>
+            <w:pPr>
+              <w:pStyle w:val="Compact"/>
+              <w:spacing w:before="0" w:after="60" w:line="240" w:lineRule="auto"/>
+              <w:jc w:val="left"/>
+            </w:pPr>
+            <w:r>
+              <w:rPr>
+                <w:rFonts w:ascii="Calibri" w:hAnsi="Calibri"/>
+                <w:b/>
+                <w:sz w:val="15"/>
+              </w:rPr>
+              <w:t xml:space="preserve">R3 VoiceOver/Safari</w:t>
+            </w:r>
+          </w:p>
+        </w:tc>
+        <w:tc>
+          <w:tcPr>
+            <w:vAlign w:val="top"/>
+            <w:tcW w:type="dxa" w:w="1764"/>
+            <w:shd w:fill="F2F4F7"/>
+            <w:tcMar>
+              <w:top w:w="80" w:type="dxa"/>
+              <w:bottom w:w="80" w:type="dxa"/>
+              <w:start w:w="120" w:type="dxa"/>
+              <w:end w:w="120" w:type="dxa"/>
+            </w:tcMar>
+          </w:tcPr>
+          <w:p>
+            <w:pPr>
+              <w:pStyle w:val="Compact"/>
+              <w:spacing w:before="0" w:after="60" w:line="240" w:lineRule="auto"/>
+              <w:jc w:val="left"/>
+            </w:pPr>
+            <w:r>
+              <w:rPr>
+                <w:rFonts w:ascii="Calibri" w:hAnsi="Calibri"/>
+                <w:b/>
+                <w:sz w:val="15"/>
+              </w:rPr>
+              <w:t xml:space="preserve">R4 OS voice control</w:t>
             </w:r>
           </w:p>
         </w:tc>
@@ -7454,85 +7542,85 @@
                 <w:rFonts w:ascii="Calibri" w:hAnsi="Calibri"/>
                 <w:sz w:val="15"/>
               </w:rPr>
-              <w:t xml:space="preserve">A20</w:t>
-            </w:r>
-          </w:p>
-        </w:tc>
-        <w:tc>
-          <w:tcPr>
-            <w:tcW w:type="dxa" w:w="1764"/>
-            <w:vAlign w:val="top"/>
-            <w:tcMar>
-              <w:top w:w="80" w:type="dxa"/>
-              <w:bottom w:w="80" w:type="dxa"/>
-              <w:start w:w="120" w:type="dxa"/>
-              <w:end w:w="120" w:type="dxa"/>
-            </w:tcMar>
-          </w:tcPr>
-          <w:p>
-            <w:pPr>
-              <w:pStyle w:val="Compact"/>
-              <w:spacing w:before="0" w:after="60" w:line="240" w:lineRule="auto"/>
-              <w:jc w:val="left"/>
-            </w:pPr>
-            <w:r>
-              <w:rPr>
-                <w:rFonts w:ascii="Calibri" w:hAnsi="Calibri"/>
-                <w:sz w:val="15"/>
-              </w:rPr>
-              <w:t xml:space="preserve">2.4.7, 2.4.11</w:t>
-            </w:r>
-          </w:p>
-        </w:tc>
-        <w:tc>
-          <w:tcPr>
-            <w:tcW w:type="dxa" w:w="1764"/>
-            <w:vAlign w:val="top"/>
-            <w:tcMar>
-              <w:top w:w="80" w:type="dxa"/>
-              <w:bottom w:w="80" w:type="dxa"/>
-              <w:start w:w="120" w:type="dxa"/>
-              <w:end w:w="120" w:type="dxa"/>
-            </w:tcMar>
-          </w:tcPr>
-          <w:p>
-            <w:pPr>
-              <w:pStyle w:val="Compact"/>
-              <w:spacing w:before="0" w:after="60" w:line="240" w:lineRule="auto"/>
-              <w:jc w:val="left"/>
-            </w:pPr>
-            <w:r>
-              <w:rPr>
-                <w:rFonts w:ascii="Calibri" w:hAnsi="Calibri"/>
-                <w:sz w:val="15"/>
-              </w:rPr>
-              <w:t xml:space="preserve">Inspect visible focus on every interactive control at 100% and 200% zoom.</w:t>
-            </w:r>
-          </w:p>
-        </w:tc>
-        <w:tc>
-          <w:tcPr>
-            <w:tcW w:type="dxa" w:w="1764"/>
-            <w:vAlign w:val="top"/>
-            <w:tcMar>
-              <w:top w:w="80" w:type="dxa"/>
-              <w:bottom w:w="80" w:type="dxa"/>
-              <w:start w:w="120" w:type="dxa"/>
-              <w:end w:w="120" w:type="dxa"/>
-            </w:tcMar>
-          </w:tcPr>
-          <w:p>
-            <w:pPr>
-              <w:pStyle w:val="Compact"/>
-              <w:spacing w:before="0" w:after="60" w:line="240" w:lineRule="auto"/>
-              <w:jc w:val="left"/>
-            </w:pPr>
-            <w:r>
-              <w:rPr>
-                <w:rFonts w:ascii="Calibri" w:hAnsi="Calibri"/>
-                <w:sz w:val="15"/>
-              </w:rPr>
-              <w:t xml:space="preserve">Focus is visible and not fully obscured. Screen-reader routes still record the visual result separately.</w:t>
+              <w:t xml:space="preserve">A19</w:t>
+            </w:r>
+          </w:p>
+        </w:tc>
+        <w:tc>
+          <w:tcPr>
+            <w:tcW w:type="dxa" w:w="1764"/>
+            <w:vAlign w:val="top"/>
+            <w:tcMar>
+              <w:top w:w="80" w:type="dxa"/>
+              <w:bottom w:w="80" w:type="dxa"/>
+              <w:start w:w="120" w:type="dxa"/>
+              <w:end w:w="120" w:type="dxa"/>
+            </w:tcMar>
+          </w:tcPr>
+          <w:p>
+            <w:pPr>
+              <w:pStyle w:val="Compact"/>
+              <w:spacing w:before="0" w:after="60" w:line="240" w:lineRule="auto"/>
+              <w:jc w:val="left"/>
+            </w:pPr>
+            <w:r>
+              <w:rPr>
+                <w:rFonts w:ascii="Calibri" w:hAnsi="Calibri"/>
+                <w:sz w:val="15"/>
+              </w:rPr>
+              <w:t xml:space="preserve">2.1.1, 2.1.2</w:t>
+            </w:r>
+          </w:p>
+        </w:tc>
+        <w:tc>
+          <w:tcPr>
+            <w:tcW w:type="dxa" w:w="1764"/>
+            <w:vAlign w:val="top"/>
+            <w:tcMar>
+              <w:top w:w="80" w:type="dxa"/>
+              <w:bottom w:w="80" w:type="dxa"/>
+              <w:start w:w="120" w:type="dxa"/>
+              <w:end w:w="120" w:type="dxa"/>
+            </w:tcMar>
+          </w:tcPr>
+          <w:p>
+            <w:pPr>
+              <w:pStyle w:val="Compact"/>
+              <w:spacing w:before="0" w:after="60" w:line="240" w:lineRule="auto"/>
+              <w:jc w:val="left"/>
+            </w:pPr>
+            <w:r>
+              <w:rPr>
+                <w:rFonts w:ascii="Calibri" w:hAnsi="Calibri"/>
+                <w:sz w:val="15"/>
+              </w:rPr>
+              <w:t xml:space="preserve">Repeat the complete route using keyboard commands only.</w:t>
+            </w:r>
+          </w:p>
+        </w:tc>
+        <w:tc>
+          <w:tcPr>
+            <w:tcW w:type="dxa" w:w="1764"/>
+            <w:vAlign w:val="top"/>
+            <w:tcMar>
+              <w:top w:w="80" w:type="dxa"/>
+              <w:bottom w:w="80" w:type="dxa"/>
+              <w:start w:w="120" w:type="dxa"/>
+              <w:end w:w="120" w:type="dxa"/>
+            </w:tcMar>
+          </w:tcPr>
+          <w:p>
+            <w:pPr>
+              <w:pStyle w:val="Compact"/>
+              <w:spacing w:before="0" w:after="60" w:line="240" w:lineRule="auto"/>
+              <w:jc w:val="left"/>
+            </w:pPr>
+            <w:r>
+              <w:rPr>
+                <w:rFonts w:ascii="Calibri" w:hAnsi="Calibri"/>
+                <w:sz w:val="15"/>
+              </w:rPr>
+              <w:t xml:space="preserve">All functions are reachable and escapable; no keyboard trap occurs in details, voice, recovery, review or completion states.</w:t>
             </w:r>
           </w:p>
         </w:tc>
@@ -7667,163 +7755,163 @@
                 <w:rFonts w:ascii="Calibri" w:hAnsi="Calibri"/>
                 <w:sz w:val="15"/>
               </w:rPr>
-              <w:t xml:space="preserve">A21</w:t>
-            </w:r>
-          </w:p>
-        </w:tc>
-        <w:tc>
-          <w:tcPr>
-            <w:tcW w:type="dxa" w:w="1764"/>
-            <w:vAlign w:val="top"/>
-            <w:tcMar>
-              <w:top w:w="80" w:type="dxa"/>
-              <w:bottom w:w="80" w:type="dxa"/>
-              <w:start w:w="120" w:type="dxa"/>
-              <w:end w:w="120" w:type="dxa"/>
-            </w:tcMar>
-          </w:tcPr>
-          <w:p>
-            <w:pPr>
-              <w:pStyle w:val="Compact"/>
-              <w:spacing w:before="0" w:after="60" w:line="240" w:lineRule="auto"/>
-              <w:jc w:val="left"/>
-            </w:pPr>
-            <w:r>
-              <w:rPr>
-                <w:rFonts w:ascii="Calibri" w:hAnsi="Calibri"/>
-                <w:sz w:val="15"/>
-              </w:rPr>
-              <w:t xml:space="preserve">2.5.3</w:t>
-            </w:r>
-          </w:p>
-        </w:tc>
-        <w:tc>
-          <w:tcPr>
-            <w:tcW w:type="dxa" w:w="1764"/>
-            <w:vAlign w:val="top"/>
-            <w:tcMar>
-              <w:top w:w="80" w:type="dxa"/>
-              <w:bottom w:w="80" w:type="dxa"/>
-              <w:start w:w="120" w:type="dxa"/>
-              <w:end w:w="120" w:type="dxa"/>
-            </w:tcMar>
-          </w:tcPr>
-          <w:p>
-            <w:pPr>
-              <w:pStyle w:val="Compact"/>
-              <w:spacing w:before="0" w:after="60" w:line="240" w:lineRule="auto"/>
-              <w:jc w:val="left"/>
-            </w:pPr>
-            <w:r>
-              <w:rPr>
-                <w:rFonts w:ascii="Calibri" w:hAnsi="Calibri"/>
-                <w:sz w:val="15"/>
-              </w:rPr>
-              <w:t xml:space="preserve">In R4, use the visible wording to activate Start, an answer, Next, Change, Save and Submit.</w:t>
-            </w:r>
-          </w:p>
-        </w:tc>
-        <w:tc>
-          <w:tcPr>
-            <w:tcW w:type="dxa" w:w="1764"/>
-            <w:vAlign w:val="top"/>
-            <w:tcMar>
-              <w:top w:w="80" w:type="dxa"/>
-              <w:bottom w:w="80" w:type="dxa"/>
-              <w:start w:w="120" w:type="dxa"/>
-              <w:end w:w="120" w:type="dxa"/>
-            </w:tcMar>
-          </w:tcPr>
-          <w:p>
-            <w:pPr>
-              <w:pStyle w:val="Compact"/>
-              <w:spacing w:before="0" w:after="60" w:line="240" w:lineRule="auto"/>
-              <w:jc w:val="left"/>
-            </w:pPr>
-            <w:r>
-              <w:rPr>
-                <w:rFonts w:ascii="Calibri" w:hAnsi="Calibri"/>
-                <w:sz w:val="15"/>
-              </w:rPr>
-              <w:t xml:space="preserve">Each command reaches the intended single control; visible label text occurs in the accessible name. Record commands verbatim.</w:t>
-            </w:r>
-          </w:p>
-        </w:tc>
-        <w:tc>
-          <w:tcPr>
-            <w:tcW w:type="dxa" w:w="1764"/>
-            <w:vAlign w:val="top"/>
-            <w:tcMar>
-              <w:top w:w="80" w:type="dxa"/>
-              <w:bottom w:w="80" w:type="dxa"/>
-              <w:start w:w="120" w:type="dxa"/>
-              <w:end w:w="120" w:type="dxa"/>
-            </w:tcMar>
-          </w:tcPr>
-          <w:p>
-            <w:pPr>
-              <w:pStyle w:val="Compact"/>
-              <w:spacing w:before="0" w:after="60" w:line="240" w:lineRule="auto"/>
-              <w:jc w:val="left"/>
-            </w:pPr>
-            <w:r>
-              <w:rPr>
-                <w:rFonts w:ascii="Calibri" w:hAnsi="Calibri"/>
-                <w:sz w:val="15"/>
-              </w:rPr>
-              <w:t xml:space="preserve">NA</w:t>
-            </w:r>
-          </w:p>
-        </w:tc>
-        <w:tc>
-          <w:tcPr>
-            <w:tcW w:type="dxa" w:w="1764"/>
-            <w:vAlign w:val="top"/>
-            <w:tcMar>
-              <w:top w:w="80" w:type="dxa"/>
-              <w:bottom w:w="80" w:type="dxa"/>
-              <w:start w:w="120" w:type="dxa"/>
-              <w:end w:w="120" w:type="dxa"/>
-            </w:tcMar>
-          </w:tcPr>
-          <w:p>
-            <w:pPr>
-              <w:pStyle w:val="Compact"/>
-              <w:spacing w:before="0" w:after="60" w:line="240" w:lineRule="auto"/>
-              <w:jc w:val="left"/>
-            </w:pPr>
-            <w:r>
-              <w:rPr>
-                <w:rFonts w:ascii="Calibri" w:hAnsi="Calibri"/>
-                <w:sz w:val="15"/>
-              </w:rPr>
-              <w:t xml:space="preserve">NA</w:t>
-            </w:r>
-          </w:p>
-        </w:tc>
-        <w:tc>
-          <w:tcPr>
-            <w:tcW w:type="dxa" w:w="1764"/>
-            <w:vAlign w:val="top"/>
-            <w:tcMar>
-              <w:top w:w="80" w:type="dxa"/>
-              <w:bottom w:w="80" w:type="dxa"/>
-              <w:start w:w="120" w:type="dxa"/>
-              <w:end w:w="120" w:type="dxa"/>
-            </w:tcMar>
-          </w:tcPr>
-          <w:p>
-            <w:pPr>
-              <w:pStyle w:val="Compact"/>
-              <w:spacing w:before="0" w:after="60" w:line="240" w:lineRule="auto"/>
-              <w:jc w:val="left"/>
-            </w:pPr>
-            <w:r>
-              <w:rPr>
-                <w:rFonts w:ascii="Calibri" w:hAnsi="Calibri"/>
-                <w:sz w:val="15"/>
-              </w:rPr>
-              <w:t xml:space="preserve">NA</w:t>
+              <w:t xml:space="preserve">A20</w:t>
+            </w:r>
+          </w:p>
+        </w:tc>
+        <w:tc>
+          <w:tcPr>
+            <w:tcW w:type="dxa" w:w="1764"/>
+            <w:vAlign w:val="top"/>
+            <w:tcMar>
+              <w:top w:w="80" w:type="dxa"/>
+              <w:bottom w:w="80" w:type="dxa"/>
+              <w:start w:w="120" w:type="dxa"/>
+              <w:end w:w="120" w:type="dxa"/>
+            </w:tcMar>
+          </w:tcPr>
+          <w:p>
+            <w:pPr>
+              <w:pStyle w:val="Compact"/>
+              <w:spacing w:before="0" w:after="60" w:line="240" w:lineRule="auto"/>
+              <w:jc w:val="left"/>
+            </w:pPr>
+            <w:r>
+              <w:rPr>
+                <w:rFonts w:ascii="Calibri" w:hAnsi="Calibri"/>
+                <w:sz w:val="15"/>
+              </w:rPr>
+              <w:t xml:space="preserve">2.4.7, 2.4.11</w:t>
+            </w:r>
+          </w:p>
+        </w:tc>
+        <w:tc>
+          <w:tcPr>
+            <w:tcW w:type="dxa" w:w="1764"/>
+            <w:vAlign w:val="top"/>
+            <w:tcMar>
+              <w:top w:w="80" w:type="dxa"/>
+              <w:bottom w:w="80" w:type="dxa"/>
+              <w:start w:w="120" w:type="dxa"/>
+              <w:end w:w="120" w:type="dxa"/>
+            </w:tcMar>
+          </w:tcPr>
+          <w:p>
+            <w:pPr>
+              <w:pStyle w:val="Compact"/>
+              <w:spacing w:before="0" w:after="60" w:line="240" w:lineRule="auto"/>
+              <w:jc w:val="left"/>
+            </w:pPr>
+            <w:r>
+              <w:rPr>
+                <w:rFonts w:ascii="Calibri" w:hAnsi="Calibri"/>
+                <w:sz w:val="15"/>
+              </w:rPr>
+              <w:t xml:space="preserve">Inspect visible focus on every interactive control at 100% and 200% zoom.</w:t>
+            </w:r>
+          </w:p>
+        </w:tc>
+        <w:tc>
+          <w:tcPr>
+            <w:tcW w:type="dxa" w:w="1764"/>
+            <w:vAlign w:val="top"/>
+            <w:tcMar>
+              <w:top w:w="80" w:type="dxa"/>
+              <w:bottom w:w="80" w:type="dxa"/>
+              <w:start w:w="120" w:type="dxa"/>
+              <w:end w:w="120" w:type="dxa"/>
+            </w:tcMar>
+          </w:tcPr>
+          <w:p>
+            <w:pPr>
+              <w:pStyle w:val="Compact"/>
+              <w:spacing w:before="0" w:after="60" w:line="240" w:lineRule="auto"/>
+              <w:jc w:val="left"/>
+            </w:pPr>
+            <w:r>
+              <w:rPr>
+                <w:rFonts w:ascii="Calibri" w:hAnsi="Calibri"/>
+                <w:sz w:val="15"/>
+              </w:rPr>
+              <w:t xml:space="preserve">Focus is visible and not fully obscured. Screen-reader routes still record the visual result separately.</w:t>
+            </w:r>
+          </w:p>
+        </w:tc>
+        <w:tc>
+          <w:tcPr>
+            <w:tcW w:type="dxa" w:w="1764"/>
+            <w:vAlign w:val="top"/>
+            <w:tcMar>
+              <w:top w:w="80" w:type="dxa"/>
+              <w:bottom w:w="80" w:type="dxa"/>
+              <w:start w:w="120" w:type="dxa"/>
+              <w:end w:w="120" w:type="dxa"/>
+            </w:tcMar>
+          </w:tcPr>
+          <w:p>
+            <w:pPr>
+              <w:pStyle w:val="Compact"/>
+              <w:spacing w:before="0" w:after="60" w:line="240" w:lineRule="auto"/>
+              <w:jc w:val="left"/>
+            </w:pPr>
+            <w:r>
+              <w:rPr>
+                <w:rFonts w:ascii="Calibri" w:hAnsi="Calibri"/>
+                <w:sz w:val="15"/>
+              </w:rPr>
+              <w:t xml:space="preserve">NT</w:t>
+            </w:r>
+          </w:p>
+        </w:tc>
+        <w:tc>
+          <w:tcPr>
+            <w:tcW w:type="dxa" w:w="1764"/>
+            <w:vAlign w:val="top"/>
+            <w:tcMar>
+              <w:top w:w="80" w:type="dxa"/>
+              <w:bottom w:w="80" w:type="dxa"/>
+              <w:start w:w="120" w:type="dxa"/>
+              <w:end w:w="120" w:type="dxa"/>
+            </w:tcMar>
+          </w:tcPr>
+          <w:p>
+            <w:pPr>
+              <w:pStyle w:val="Compact"/>
+              <w:spacing w:before="0" w:after="60" w:line="240" w:lineRule="auto"/>
+              <w:jc w:val="left"/>
+            </w:pPr>
+            <w:r>
+              <w:rPr>
+                <w:rFonts w:ascii="Calibri" w:hAnsi="Calibri"/>
+                <w:sz w:val="15"/>
+              </w:rPr>
+              <w:t xml:space="preserve">NT</w:t>
+            </w:r>
+          </w:p>
+        </w:tc>
+        <w:tc>
+          <w:tcPr>
+            <w:tcW w:type="dxa" w:w="1764"/>
+            <w:vAlign w:val="top"/>
+            <w:tcMar>
+              <w:top w:w="80" w:type="dxa"/>
+              <w:bottom w:w="80" w:type="dxa"/>
+              <w:start w:w="120" w:type="dxa"/>
+              <w:end w:w="120" w:type="dxa"/>
+            </w:tcMar>
+          </w:tcPr>
+          <w:p>
+            <w:pPr>
+              <w:pStyle w:val="Compact"/>
+              <w:spacing w:before="0" w:after="60" w:line="240" w:lineRule="auto"/>
+              <w:jc w:val="left"/>
+            </w:pPr>
+            <w:r>
+              <w:rPr>
+                <w:rFonts w:ascii="Calibri" w:hAnsi="Calibri"/>
+                <w:sz w:val="15"/>
+              </w:rPr>
+              <w:t xml:space="preserve">NT</w:t>
             </w:r>
           </w:p>
         </w:tc>
@@ -7880,163 +7968,186 @@
                 <w:rFonts w:ascii="Calibri" w:hAnsi="Calibri"/>
                 <w:sz w:val="15"/>
               </w:rPr>
-              <w:t xml:space="preserve">A22</w:t>
-            </w:r>
-          </w:p>
-        </w:tc>
-        <w:tc>
-          <w:tcPr>
-            <w:tcW w:type="dxa" w:w="1764"/>
-            <w:vAlign w:val="top"/>
-            <w:tcMar>
-              <w:top w:w="80" w:type="dxa"/>
-              <w:bottom w:w="80" w:type="dxa"/>
-              <w:start w:w="120" w:type="dxa"/>
-              <w:end w:w="120" w:type="dxa"/>
-            </w:tcMar>
-          </w:tcPr>
-          <w:p>
-            <w:pPr>
-              <w:pStyle w:val="Compact"/>
-              <w:spacing w:before="0" w:after="60" w:line="240" w:lineRule="auto"/>
-              <w:jc w:val="left"/>
-            </w:pPr>
-            <w:r>
-              <w:rPr>
-                <w:rFonts w:ascii="Calibri" w:hAnsi="Calibri"/>
-                <w:sz w:val="15"/>
-              </w:rPr>
-              <w:t xml:space="preserve">1.4.10</w:t>
-            </w:r>
-          </w:p>
-        </w:tc>
-        <w:tc>
-          <w:tcPr>
-            <w:tcW w:type="dxa" w:w="1764"/>
-            <w:vAlign w:val="top"/>
-            <w:tcMar>
-              <w:top w:w="80" w:type="dxa"/>
-              <w:bottom w:w="80" w:type="dxa"/>
-              <w:start w:w="120" w:type="dxa"/>
-              <w:end w:w="120" w:type="dxa"/>
-            </w:tcMar>
-          </w:tcPr>
-          <w:p>
-            <w:pPr>
-              <w:pStyle w:val="Compact"/>
-              <w:spacing w:before="0" w:after="60" w:line="240" w:lineRule="auto"/>
-              <w:jc w:val="left"/>
-            </w:pPr>
-            <w:r>
-              <w:rPr>
-                <w:rFonts w:ascii="Calibri" w:hAnsi="Calibri"/>
-                <w:sz w:val="15"/>
-              </w:rPr>
-              <w:t xml:space="preserve">At 320 CSS pixels and at 200% zoom, inspect introduction, item, pairwise, error, voice, recovery, review and completion.</w:t>
-            </w:r>
-          </w:p>
-        </w:tc>
-        <w:tc>
-          <w:tcPr>
-            <w:tcW w:type="dxa" w:w="1764"/>
-            <w:vAlign w:val="top"/>
-            <w:tcMar>
-              <w:top w:w="80" w:type="dxa"/>
-              <w:bottom w:w="80" w:type="dxa"/>
-              <w:start w:w="120" w:type="dxa"/>
-              <w:end w:w="120" w:type="dxa"/>
-            </w:tcMar>
-          </w:tcPr>
-          <w:p>
-            <w:pPr>
-              <w:pStyle w:val="Compact"/>
-              <w:spacing w:before="0" w:after="60" w:line="240" w:lineRule="auto"/>
-              <w:jc w:val="left"/>
-            </w:pPr>
-            <w:r>
-              <w:rPr>
-                <w:rFonts w:ascii="Calibri" w:hAnsi="Calibri"/>
-                <w:sz w:val="15"/>
-              </w:rPr>
-              <w:t xml:space="preserve">Content reflows without two-dimensional scrolling for ordinary content; controls and announcements remain usable.</w:t>
-            </w:r>
-          </w:p>
-        </w:tc>
-        <w:tc>
-          <w:tcPr>
-            <w:tcW w:type="dxa" w:w="1764"/>
-            <w:vAlign w:val="top"/>
-            <w:tcMar>
-              <w:top w:w="80" w:type="dxa"/>
-              <w:bottom w:w="80" w:type="dxa"/>
-              <w:start w:w="120" w:type="dxa"/>
-              <w:end w:w="120" w:type="dxa"/>
-            </w:tcMar>
-          </w:tcPr>
-          <w:p>
-            <w:pPr>
-              <w:pStyle w:val="Compact"/>
-              <w:spacing w:before="0" w:after="60" w:line="240" w:lineRule="auto"/>
-              <w:jc w:val="left"/>
-            </w:pPr>
-            <w:r>
-              <w:rPr>
-                <w:rFonts w:ascii="Calibri" w:hAnsi="Calibri"/>
-                <w:sz w:val="15"/>
-              </w:rPr>
-              <w:t xml:space="preserve">NT</w:t>
-            </w:r>
-          </w:p>
-        </w:tc>
-        <w:tc>
-          <w:tcPr>
-            <w:tcW w:type="dxa" w:w="1764"/>
-            <w:vAlign w:val="top"/>
-            <w:tcMar>
-              <w:top w:w="80" w:type="dxa"/>
-              <w:bottom w:w="80" w:type="dxa"/>
-              <w:start w:w="120" w:type="dxa"/>
-              <w:end w:w="120" w:type="dxa"/>
-            </w:tcMar>
-          </w:tcPr>
-          <w:p>
-            <w:pPr>
-              <w:pStyle w:val="Compact"/>
-              <w:spacing w:before="0" w:after="60" w:line="240" w:lineRule="auto"/>
-              <w:jc w:val="left"/>
-            </w:pPr>
-            <w:r>
-              <w:rPr>
-                <w:rFonts w:ascii="Calibri" w:hAnsi="Calibri"/>
-                <w:sz w:val="15"/>
-              </w:rPr>
-              <w:t xml:space="preserve">NT</w:t>
-            </w:r>
-          </w:p>
-        </w:tc>
-        <w:tc>
-          <w:tcPr>
-            <w:tcW w:type="dxa" w:w="1764"/>
-            <w:vAlign w:val="top"/>
-            <w:tcMar>
-              <w:top w:w="80" w:type="dxa"/>
-              <w:bottom w:w="80" w:type="dxa"/>
-              <w:start w:w="120" w:type="dxa"/>
-              <w:end w:w="120" w:type="dxa"/>
-            </w:tcMar>
-          </w:tcPr>
-          <w:p>
-            <w:pPr>
-              <w:pStyle w:val="Compact"/>
-              <w:spacing w:before="0" w:after="60" w:line="240" w:lineRule="auto"/>
-              <w:jc w:val="left"/>
-            </w:pPr>
-            <w:r>
-              <w:rPr>
-                <w:rFonts w:ascii="Calibri" w:hAnsi="Calibri"/>
-                <w:sz w:val="15"/>
-              </w:rPr>
-              <w:t xml:space="preserve">NT</w:t>
+              <w:t xml:space="preserve">A21</w:t>
+            </w:r>
+          </w:p>
+        </w:tc>
+        <w:tc>
+          <w:tcPr>
+            <w:tcW w:type="dxa" w:w="1764"/>
+            <w:vAlign w:val="top"/>
+            <w:tcMar>
+              <w:top w:w="80" w:type="dxa"/>
+              <w:bottom w:w="80" w:type="dxa"/>
+              <w:start w:w="120" w:type="dxa"/>
+              <w:end w:w="120" w:type="dxa"/>
+            </w:tcMar>
+          </w:tcPr>
+          <w:p>
+            <w:pPr>
+              <w:pStyle w:val="Compact"/>
+              <w:spacing w:before="0" w:after="60" w:line="240" w:lineRule="auto"/>
+              <w:jc w:val="left"/>
+            </w:pPr>
+            <w:r>
+              <w:rPr>
+                <w:rFonts w:ascii="Calibri" w:hAnsi="Calibri"/>
+                <w:sz w:val="15"/>
+              </w:rPr>
+              <w:t xml:space="preserve">2.5.3</w:t>
+            </w:r>
+          </w:p>
+        </w:tc>
+        <w:tc>
+          <w:tcPr>
+            <w:tcW w:type="dxa" w:w="1764"/>
+            <w:vAlign w:val="top"/>
+            <w:tcMar>
+              <w:top w:w="80" w:type="dxa"/>
+              <w:bottom w:w="80" w:type="dxa"/>
+              <w:start w:w="120" w:type="dxa"/>
+              <w:end w:w="120" w:type="dxa"/>
+            </w:tcMar>
+          </w:tcPr>
+          <w:p>
+            <w:pPr>
+              <w:pStyle w:val="Compact"/>
+              <w:spacing w:before="0" w:after="60" w:line="240" w:lineRule="auto"/>
+              <w:jc w:val="left"/>
+            </w:pPr>
+            <w:r>
+              <w:rPr>
+                <w:rFonts w:ascii="Calibri" w:hAnsi="Calibri"/>
+                <w:sz w:val="15"/>
+              </w:rPr>
+              <w:t xml:space="preserve">In R4, use the visible wording to activate Start, an answer, Next,</w:t>
+            </w:r>
+            <w:r>
+              <w:rPr>
+                <w:rFonts w:ascii="Calibri" w:hAnsi="Calibri"/>
+                <w:sz w:val="15"/>
+              </w:rPr>
+              <w:t xml:space="preserve"> </w:t>
+            </w:r>
+            <w:r>
+              <w:rPr>
+                <w:bCs/>
+                <w:rFonts w:ascii="Calibri" w:hAnsi="Calibri"/>
+                <w:b/>
+                <w:sz w:val="15"/>
+              </w:rPr>
+              <w:t xml:space="preserve">Change item 2 answer</w:t>
+            </w:r>
+            <w:r>
+              <w:rPr>
+                <w:rFonts w:ascii="Calibri" w:hAnsi="Calibri"/>
+                <w:sz w:val="15"/>
+              </w:rPr>
+              <w:t xml:space="preserve">, Save and Submit.</w:t>
+            </w:r>
+          </w:p>
+        </w:tc>
+        <w:tc>
+          <w:tcPr>
+            <w:tcW w:type="dxa" w:w="1764"/>
+            <w:vAlign w:val="top"/>
+            <w:tcMar>
+              <w:top w:w="80" w:type="dxa"/>
+              <w:bottom w:w="80" w:type="dxa"/>
+              <w:start w:w="120" w:type="dxa"/>
+              <w:end w:w="120" w:type="dxa"/>
+            </w:tcMar>
+          </w:tcPr>
+          <w:p>
+            <w:pPr>
+              <w:pStyle w:val="Compact"/>
+              <w:spacing w:before="0" w:after="60" w:line="240" w:lineRule="auto"/>
+              <w:jc w:val="left"/>
+            </w:pPr>
+            <w:r>
+              <w:rPr>
+                <w:rFonts w:ascii="Calibri" w:hAnsi="Calibri"/>
+                <w:sz w:val="15"/>
+              </w:rPr>
+              <w:t xml:space="preserve">Each command reaches the intended single control; visible label text occurs at the start of the accessible name. Record commands verbatim and record any disambiguation menu as a failure of the one-command target check.</w:t>
+            </w:r>
+          </w:p>
+        </w:tc>
+        <w:tc>
+          <w:tcPr>
+            <w:tcW w:type="dxa" w:w="1764"/>
+            <w:vAlign w:val="top"/>
+            <w:tcMar>
+              <w:top w:w="80" w:type="dxa"/>
+              <w:bottom w:w="80" w:type="dxa"/>
+              <w:start w:w="120" w:type="dxa"/>
+              <w:end w:w="120" w:type="dxa"/>
+            </w:tcMar>
+          </w:tcPr>
+          <w:p>
+            <w:pPr>
+              <w:pStyle w:val="Compact"/>
+              <w:spacing w:before="0" w:after="60" w:line="240" w:lineRule="auto"/>
+              <w:jc w:val="left"/>
+            </w:pPr>
+            <w:r>
+              <w:rPr>
+                <w:rFonts w:ascii="Calibri" w:hAnsi="Calibri"/>
+                <w:sz w:val="15"/>
+              </w:rPr>
+              <w:t xml:space="preserve">NA</w:t>
+            </w:r>
+          </w:p>
+        </w:tc>
+        <w:tc>
+          <w:tcPr>
+            <w:tcW w:type="dxa" w:w="1764"/>
+            <w:vAlign w:val="top"/>
+            <w:tcMar>
+              <w:top w:w="80" w:type="dxa"/>
+              <w:bottom w:w="80" w:type="dxa"/>
+              <w:start w:w="120" w:type="dxa"/>
+              <w:end w:w="120" w:type="dxa"/>
+            </w:tcMar>
+          </w:tcPr>
+          <w:p>
+            <w:pPr>
+              <w:pStyle w:val="Compact"/>
+              <w:spacing w:before="0" w:after="60" w:line="240" w:lineRule="auto"/>
+              <w:jc w:val="left"/>
+            </w:pPr>
+            <w:r>
+              <w:rPr>
+                <w:rFonts w:ascii="Calibri" w:hAnsi="Calibri"/>
+                <w:sz w:val="15"/>
+              </w:rPr>
+              <w:t xml:space="preserve">NA</w:t>
+            </w:r>
+          </w:p>
+        </w:tc>
+        <w:tc>
+          <w:tcPr>
+            <w:tcW w:type="dxa" w:w="1764"/>
+            <w:vAlign w:val="top"/>
+            <w:tcMar>
+              <w:top w:w="80" w:type="dxa"/>
+              <w:bottom w:w="80" w:type="dxa"/>
+              <w:start w:w="120" w:type="dxa"/>
+              <w:end w:w="120" w:type="dxa"/>
+            </w:tcMar>
+          </w:tcPr>
+          <w:p>
+            <w:pPr>
+              <w:pStyle w:val="Compact"/>
+              <w:spacing w:before="0" w:after="60" w:line="240" w:lineRule="auto"/>
+              <w:jc w:val="left"/>
+            </w:pPr>
+            <w:r>
+              <w:rPr>
+                <w:rFonts w:ascii="Calibri" w:hAnsi="Calibri"/>
+                <w:sz w:val="15"/>
+              </w:rPr>
+              <w:t xml:space="preserve">NA</w:t>
             </w:r>
           </w:p>
         </w:tc>
@@ -8093,6 +8204,219 @@
                 <w:rFonts w:ascii="Calibri" w:hAnsi="Calibri"/>
                 <w:sz w:val="15"/>
               </w:rPr>
+              <w:t xml:space="preserve">A22</w:t>
+            </w:r>
+          </w:p>
+        </w:tc>
+        <w:tc>
+          <w:tcPr>
+            <w:tcW w:type="dxa" w:w="1764"/>
+            <w:vAlign w:val="top"/>
+            <w:tcMar>
+              <w:top w:w="80" w:type="dxa"/>
+              <w:bottom w:w="80" w:type="dxa"/>
+              <w:start w:w="120" w:type="dxa"/>
+              <w:end w:w="120" w:type="dxa"/>
+            </w:tcMar>
+          </w:tcPr>
+          <w:p>
+            <w:pPr>
+              <w:pStyle w:val="Compact"/>
+              <w:spacing w:before="0" w:after="60" w:line="240" w:lineRule="auto"/>
+              <w:jc w:val="left"/>
+            </w:pPr>
+            <w:r>
+              <w:rPr>
+                <w:rFonts w:ascii="Calibri" w:hAnsi="Calibri"/>
+                <w:sz w:val="15"/>
+              </w:rPr>
+              <w:t xml:space="preserve">1.4.10</w:t>
+            </w:r>
+          </w:p>
+        </w:tc>
+        <w:tc>
+          <w:tcPr>
+            <w:tcW w:type="dxa" w:w="1764"/>
+            <w:vAlign w:val="top"/>
+            <w:tcMar>
+              <w:top w:w="80" w:type="dxa"/>
+              <w:bottom w:w="80" w:type="dxa"/>
+              <w:start w:w="120" w:type="dxa"/>
+              <w:end w:w="120" w:type="dxa"/>
+            </w:tcMar>
+          </w:tcPr>
+          <w:p>
+            <w:pPr>
+              <w:pStyle w:val="Compact"/>
+              <w:spacing w:before="0" w:after="60" w:line="240" w:lineRule="auto"/>
+              <w:jc w:val="left"/>
+            </w:pPr>
+            <w:r>
+              <w:rPr>
+                <w:rFonts w:ascii="Calibri" w:hAnsi="Calibri"/>
+                <w:sz w:val="15"/>
+              </w:rPr>
+              <w:t xml:space="preserve">At 320 CSS pixels and at 200% zoom, inspect introduction, item, pairwise, error, voice, recovery, review and completion.</w:t>
+            </w:r>
+          </w:p>
+        </w:tc>
+        <w:tc>
+          <w:tcPr>
+            <w:tcW w:type="dxa" w:w="1764"/>
+            <w:vAlign w:val="top"/>
+            <w:tcMar>
+              <w:top w:w="80" w:type="dxa"/>
+              <w:bottom w:w="80" w:type="dxa"/>
+              <w:start w:w="120" w:type="dxa"/>
+              <w:end w:w="120" w:type="dxa"/>
+            </w:tcMar>
+          </w:tcPr>
+          <w:p>
+            <w:pPr>
+              <w:pStyle w:val="Compact"/>
+              <w:spacing w:before="0" w:after="60" w:line="240" w:lineRule="auto"/>
+              <w:jc w:val="left"/>
+            </w:pPr>
+            <w:r>
+              <w:rPr>
+                <w:rFonts w:ascii="Calibri" w:hAnsi="Calibri"/>
+                <w:sz w:val="15"/>
+              </w:rPr>
+              <w:t xml:space="preserve">Content reflows without two-dimensional scrolling for ordinary content; controls and announcements remain usable.</w:t>
+            </w:r>
+          </w:p>
+        </w:tc>
+        <w:tc>
+          <w:tcPr>
+            <w:tcW w:type="dxa" w:w="1764"/>
+            <w:vAlign w:val="top"/>
+            <w:tcMar>
+              <w:top w:w="80" w:type="dxa"/>
+              <w:bottom w:w="80" w:type="dxa"/>
+              <w:start w:w="120" w:type="dxa"/>
+              <w:end w:w="120" w:type="dxa"/>
+            </w:tcMar>
+          </w:tcPr>
+          <w:p>
+            <w:pPr>
+              <w:pStyle w:val="Compact"/>
+              <w:spacing w:before="0" w:after="60" w:line="240" w:lineRule="auto"/>
+              <w:jc w:val="left"/>
+            </w:pPr>
+            <w:r>
+              <w:rPr>
+                <w:rFonts w:ascii="Calibri" w:hAnsi="Calibri"/>
+                <w:sz w:val="15"/>
+              </w:rPr>
+              <w:t xml:space="preserve">NT</w:t>
+            </w:r>
+          </w:p>
+        </w:tc>
+        <w:tc>
+          <w:tcPr>
+            <w:tcW w:type="dxa" w:w="1764"/>
+            <w:vAlign w:val="top"/>
+            <w:tcMar>
+              <w:top w:w="80" w:type="dxa"/>
+              <w:bottom w:w="80" w:type="dxa"/>
+              <w:start w:w="120" w:type="dxa"/>
+              <w:end w:w="120" w:type="dxa"/>
+            </w:tcMar>
+          </w:tcPr>
+          <w:p>
+            <w:pPr>
+              <w:pStyle w:val="Compact"/>
+              <w:spacing w:before="0" w:after="60" w:line="240" w:lineRule="auto"/>
+              <w:jc w:val="left"/>
+            </w:pPr>
+            <w:r>
+              <w:rPr>
+                <w:rFonts w:ascii="Calibri" w:hAnsi="Calibri"/>
+                <w:sz w:val="15"/>
+              </w:rPr>
+              <w:t xml:space="preserve">NT</w:t>
+            </w:r>
+          </w:p>
+        </w:tc>
+        <w:tc>
+          <w:tcPr>
+            <w:tcW w:type="dxa" w:w="1764"/>
+            <w:vAlign w:val="top"/>
+            <w:tcMar>
+              <w:top w:w="80" w:type="dxa"/>
+              <w:bottom w:w="80" w:type="dxa"/>
+              <w:start w:w="120" w:type="dxa"/>
+              <w:end w:w="120" w:type="dxa"/>
+            </w:tcMar>
+          </w:tcPr>
+          <w:p>
+            <w:pPr>
+              <w:pStyle w:val="Compact"/>
+              <w:spacing w:before="0" w:after="60" w:line="240" w:lineRule="auto"/>
+              <w:jc w:val="left"/>
+            </w:pPr>
+            <w:r>
+              <w:rPr>
+                <w:rFonts w:ascii="Calibri" w:hAnsi="Calibri"/>
+                <w:sz w:val="15"/>
+              </w:rPr>
+              <w:t xml:space="preserve">NT</w:t>
+            </w:r>
+          </w:p>
+        </w:tc>
+        <w:tc>
+          <w:tcPr>
+            <w:tcW w:type="dxa" w:w="1764"/>
+            <w:vAlign w:val="top"/>
+            <w:tcMar>
+              <w:top w:w="80" w:type="dxa"/>
+              <w:bottom w:w="80" w:type="dxa"/>
+              <w:start w:w="120" w:type="dxa"/>
+              <w:end w:w="120" w:type="dxa"/>
+            </w:tcMar>
+          </w:tcPr>
+          <w:p>
+            <w:pPr>
+              <w:pStyle w:val="Compact"/>
+              <w:spacing w:before="0" w:after="60" w:line="240" w:lineRule="auto"/>
+              <w:jc w:val="left"/>
+            </w:pPr>
+            <w:r>
+              <w:rPr>
+                <w:rFonts w:ascii="Calibri" w:hAnsi="Calibri"/>
+                <w:sz w:val="15"/>
+              </w:rPr>
+              <w:t xml:space="preserve">NT</w:t>
+            </w:r>
+          </w:p>
+        </w:tc>
+      </w:tr>
+      <w:tr>
+        <w:trPr>
+          <w:cantSplit/>
+        </w:trPr>
+        <w:tc>
+          <w:tcPr>
+            <w:tcW w:type="dxa" w:w="1764"/>
+            <w:vAlign w:val="top"/>
+            <w:tcMar>
+              <w:top w:w="80" w:type="dxa"/>
+              <w:bottom w:w="80" w:type="dxa"/>
+              <w:start w:w="120" w:type="dxa"/>
+              <w:end w:w="120" w:type="dxa"/>
+            </w:tcMar>
+          </w:tcPr>
+          <w:p>
+            <w:pPr>
+              <w:pStyle w:val="Compact"/>
+              <w:spacing w:before="0" w:after="60" w:line="240" w:lineRule="auto"/>
+              <w:jc w:val="left"/>
+            </w:pPr>
+            <w:r>
+              <w:rPr>
+                <w:rFonts w:ascii="Calibri" w:hAnsi="Calibri"/>
+                <w:sz w:val="15"/>
+              </w:rPr>
               <w:t xml:space="preserve">A23</w:t>
             </w:r>
           </w:p>
@@ -8281,9 +8605,2749 @@
         </w:tc>
       </w:tr>
     </w:tbl>
-    <w:bookmarkEnd w:id="29"/>
     <w:bookmarkEnd w:id="30"/>
-    <w:bookmarkStart w:id="31" w:name="issue-log"/>
+    <w:bookmarkStart w:id="32" w:name="Xa8cd2170eef1152768b317f51d1aa34f63aec2d"/>
+    <w:p>
+      <w:pPr>
+        <w:pStyle w:val="Heading3"/>
+        <w:keepNext/>
+        <w:keepLines/>
+        <w:pageBreakBefore/>
+        <w:spacing w:before="840"/>
+      </w:pPr>
+      <w:r>
+        <w:rPr>
+          <w:rFonts w:ascii="Calibri" w:hAnsi="Calibri"/>
+        </w:rPr>
+        <w:t xml:space="preserve">Remaining reachable runner and recovery states (A24–A33)</w:t>
+      </w:r>
+    </w:p>
+    <w:p>
+      <w:pPr>
+        <w:pStyle w:val="FirstParagraph"/>
+      </w:pPr>
+      <w:r>
+        <w:rPr>
+          <w:rFonts w:ascii="Calibri" w:hAnsi="Calibri"/>
+        </w:rPr>
+        <w:t xml:space="preserve">These rows close the state inventory in</w:t>
+      </w:r>
+      <w:r>
+        <w:rPr>
+          <w:rFonts w:ascii="Calibri" w:hAnsi="Calibri"/>
+        </w:rPr>
+        <w:t xml:space="preserve"> </w:t>
+      </w:r>
+      <w:r>
+        <w:rPr>
+          <w:rStyle w:val="VerbatimChar"/>
+          <w:rFonts w:ascii="Calibri" w:hAnsi="Calibri"/>
+        </w:rPr>
+        <w:t xml:space="preserve">docs/PARTICIPANT-RUNNER-STATE-INVENTORY-v1.md</w:t>
+      </w:r>
+      <w:r>
+        <w:rPr>
+          <w:rFonts w:ascii="Calibri" w:hAnsi="Calibri"/>
+        </w:rPr>
+        <w:t xml:space="preserve">. Qualtrics rows require the</w:t>
+      </w:r>
+      <w:r>
+        <w:rPr>
+          <w:rFonts w:ascii="Calibri" w:hAnsi="Calibri"/>
+        </w:rPr>
+        <w:t xml:space="preserve"> </w:t>
+      </w:r>
+      <w:r>
+        <w:rPr>
+          <w:rFonts w:ascii="Calibri" w:hAnsi="Calibri"/>
+        </w:rPr>
+        <w:t xml:space="preserve">approved frozen bridge test survey. Gaze rows require explicit webcam consent</w:t>
+      </w:r>
+      <w:r>
+        <w:rPr>
+          <w:rFonts w:ascii="Calibri" w:hAnsi="Calibri"/>
+        </w:rPr>
+        <w:t xml:space="preserve"> </w:t>
+      </w:r>
+      <w:r>
+        <w:rPr>
+          <w:rFonts w:ascii="Calibri" w:hAnsi="Calibri"/>
+        </w:rPr>
+        <w:t xml:space="preserve">from the auditor and use no participant/research data. If a route is technically</w:t>
+      </w:r>
+      <w:r>
+        <w:rPr>
+          <w:rFonts w:ascii="Calibri" w:hAnsi="Calibri"/>
+        </w:rPr>
+        <w:t xml:space="preserve"> </w:t>
+      </w:r>
+      <w:r>
+        <w:rPr>
+          <w:rFonts w:ascii="Calibri" w:hAnsi="Calibri"/>
+        </w:rPr>
+        <w:t xml:space="preserve">incapable of the mechanism, record NA with the observed limitation; do not turn</w:t>
+      </w:r>
+      <w:r>
+        <w:rPr>
+          <w:rFonts w:ascii="Calibri" w:hAnsi="Calibri"/>
+        </w:rPr>
+        <w:t xml:space="preserve"> </w:t>
+      </w:r>
+      <w:r>
+        <w:rPr>
+          <w:rFonts w:ascii="Calibri" w:hAnsi="Calibri"/>
+        </w:rPr>
+        <w:t xml:space="preserve">NA into a pass for that mechanism.</w:t>
+      </w:r>
+    </w:p>
+    <w:tbl>
+      <w:tblPr>
+        <w:tblW w:type="dxa" w:w="14112"/>
+        <w:jc w:val="left"/>
+        <w:tblLayout w:type="fixed"/>
+        <w:tblLook w:firstRow="1" w:lastRow="0" w:firstColumn="0" w:lastColumn="0" w:noHBand="0" w:noVBand="0" w:val="0020"/>
+        <w:tblInd w:type="dxa" w:w="120"/>
+      </w:tblPr>
+      <w:tblGrid>
+        <w:gridCol w:w="1764"/>
+        <w:gridCol w:w="1764"/>
+        <w:gridCol w:w="1764"/>
+        <w:gridCol w:w="1764"/>
+        <w:gridCol w:w="1764"/>
+        <w:gridCol w:w="1764"/>
+        <w:gridCol w:w="1764"/>
+        <w:gridCol w:w="1764"/>
+      </w:tblGrid>
+      <w:tr>
+        <w:trPr>
+          <w:tblHeader w:val="true"/>
+          <w:tblHeader w:val="true"/>
+          <w:cantSplit/>
+        </w:trPr>
+        <w:tc>
+          <w:tcPr>
+            <w:vAlign w:val="top"/>
+            <w:tcW w:type="dxa" w:w="1764"/>
+            <w:shd w:fill="F2F4F7"/>
+            <w:tcMar>
+              <w:top w:w="80" w:type="dxa"/>
+              <w:bottom w:w="80" w:type="dxa"/>
+              <w:start w:w="120" w:type="dxa"/>
+              <w:end w:w="120" w:type="dxa"/>
+            </w:tcMar>
+          </w:tcPr>
+          <w:p>
+            <w:pPr>
+              <w:pStyle w:val="Compact"/>
+              <w:spacing w:before="0" w:after="60" w:line="240" w:lineRule="auto"/>
+              <w:jc w:val="left"/>
+            </w:pPr>
+            <w:r>
+              <w:rPr>
+                <w:rFonts w:ascii="Calibri" w:hAnsi="Calibri"/>
+                <w:b/>
+                <w:sz w:val="15"/>
+              </w:rPr>
+              <w:t xml:space="preserve">ID</w:t>
+            </w:r>
+          </w:p>
+        </w:tc>
+        <w:tc>
+          <w:tcPr>
+            <w:vAlign w:val="top"/>
+            <w:tcW w:type="dxa" w:w="1764"/>
+            <w:shd w:fill="F2F4F7"/>
+            <w:tcMar>
+              <w:top w:w="80" w:type="dxa"/>
+              <w:bottom w:w="80" w:type="dxa"/>
+              <w:start w:w="120" w:type="dxa"/>
+              <w:end w:w="120" w:type="dxa"/>
+            </w:tcMar>
+          </w:tcPr>
+          <w:p>
+            <w:pPr>
+              <w:pStyle w:val="Compact"/>
+              <w:spacing w:before="0" w:after="60" w:line="240" w:lineRule="auto"/>
+              <w:jc w:val="left"/>
+            </w:pPr>
+            <w:r>
+              <w:rPr>
+                <w:rFonts w:ascii="Calibri" w:hAnsi="Calibri"/>
+                <w:b/>
+                <w:sz w:val="15"/>
+              </w:rPr>
+              <w:t xml:space="preserve">WCAG 2.2 success criterion</w:t>
+            </w:r>
+          </w:p>
+        </w:tc>
+        <w:tc>
+          <w:tcPr>
+            <w:vAlign w:val="top"/>
+            <w:tcW w:type="dxa" w:w="1764"/>
+            <w:shd w:fill="F2F4F7"/>
+            <w:tcMar>
+              <w:top w:w="80" w:type="dxa"/>
+              <w:bottom w:w="80" w:type="dxa"/>
+              <w:start w:w="120" w:type="dxa"/>
+              <w:end w:w="120" w:type="dxa"/>
+            </w:tcMar>
+          </w:tcPr>
+          <w:p>
+            <w:pPr>
+              <w:pStyle w:val="Compact"/>
+              <w:spacing w:before="0" w:after="60" w:line="240" w:lineRule="auto"/>
+              <w:jc w:val="left"/>
+            </w:pPr>
+            <w:r>
+              <w:rPr>
+                <w:rFonts w:ascii="Calibri" w:hAnsi="Calibri"/>
+                <w:b/>
+                <w:sz w:val="15"/>
+              </w:rPr>
+              <w:t xml:space="preserve">Screen/state and fixed action</w:t>
+            </w:r>
+          </w:p>
+        </w:tc>
+        <w:tc>
+          <w:tcPr>
+            <w:vAlign w:val="top"/>
+            <w:tcW w:type="dxa" w:w="1764"/>
+            <w:shd w:fill="F2F4F7"/>
+            <w:tcMar>
+              <w:top w:w="80" w:type="dxa"/>
+              <w:bottom w:w="80" w:type="dxa"/>
+              <w:start w:w="120" w:type="dxa"/>
+              <w:end w:w="120" w:type="dxa"/>
+            </w:tcMar>
+          </w:tcPr>
+          <w:p>
+            <w:pPr>
+              <w:pStyle w:val="Compact"/>
+              <w:spacing w:before="0" w:after="60" w:line="240" w:lineRule="auto"/>
+              <w:jc w:val="left"/>
+            </w:pPr>
+            <w:r>
+              <w:rPr>
+                <w:rFonts w:ascii="Calibri" w:hAnsi="Calibri"/>
+                <w:b/>
+                <w:sz w:val="15"/>
+              </w:rPr>
+              <w:t xml:space="preserve">Required observable result</w:t>
+            </w:r>
+          </w:p>
+        </w:tc>
+        <w:tc>
+          <w:tcPr>
+            <w:vAlign w:val="top"/>
+            <w:tcW w:type="dxa" w:w="1764"/>
+            <w:shd w:fill="F2F4F7"/>
+            <w:tcMar>
+              <w:top w:w="80" w:type="dxa"/>
+              <w:bottom w:w="80" w:type="dxa"/>
+              <w:start w:w="120" w:type="dxa"/>
+              <w:end w:w="120" w:type="dxa"/>
+            </w:tcMar>
+          </w:tcPr>
+          <w:p>
+            <w:pPr>
+              <w:pStyle w:val="Compact"/>
+              <w:spacing w:before="0" w:after="60" w:line="240" w:lineRule="auto"/>
+              <w:jc w:val="left"/>
+            </w:pPr>
+            <w:r>
+              <w:rPr>
+                <w:rFonts w:ascii="Calibri" w:hAnsi="Calibri"/>
+                <w:b/>
+                <w:sz w:val="15"/>
+              </w:rPr>
+              <w:t xml:space="preserve">R1 NVDA/Firefox</w:t>
+            </w:r>
+          </w:p>
+        </w:tc>
+        <w:tc>
+          <w:tcPr>
+            <w:vAlign w:val="top"/>
+            <w:tcW w:type="dxa" w:w="1764"/>
+            <w:shd w:fill="F2F4F7"/>
+            <w:tcMar>
+              <w:top w:w="80" w:type="dxa"/>
+              <w:bottom w:w="80" w:type="dxa"/>
+              <w:start w:w="120" w:type="dxa"/>
+              <w:end w:w="120" w:type="dxa"/>
+            </w:tcMar>
+          </w:tcPr>
+          <w:p>
+            <w:pPr>
+              <w:pStyle w:val="Compact"/>
+              <w:spacing w:before="0" w:after="60" w:line="240" w:lineRule="auto"/>
+              <w:jc w:val="left"/>
+            </w:pPr>
+            <w:r>
+              <w:rPr>
+                <w:rFonts w:ascii="Calibri" w:hAnsi="Calibri"/>
+                <w:b/>
+                <w:sz w:val="15"/>
+              </w:rPr>
+              <w:t xml:space="preserve">R2 NVDA/Chrome</w:t>
+            </w:r>
+          </w:p>
+        </w:tc>
+        <w:tc>
+          <w:tcPr>
+            <w:vAlign w:val="top"/>
+            <w:tcW w:type="dxa" w:w="1764"/>
+            <w:shd w:fill="F2F4F7"/>
+            <w:tcMar>
+              <w:top w:w="80" w:type="dxa"/>
+              <w:bottom w:w="80" w:type="dxa"/>
+              <w:start w:w="120" w:type="dxa"/>
+              <w:end w:w="120" w:type="dxa"/>
+            </w:tcMar>
+          </w:tcPr>
+          <w:p>
+            <w:pPr>
+              <w:pStyle w:val="Compact"/>
+              <w:spacing w:before="0" w:after="60" w:line="240" w:lineRule="auto"/>
+              <w:jc w:val="left"/>
+            </w:pPr>
+            <w:r>
+              <w:rPr>
+                <w:rFonts w:ascii="Calibri" w:hAnsi="Calibri"/>
+                <w:b/>
+                <w:sz w:val="15"/>
+              </w:rPr>
+              <w:t xml:space="preserve">R3 VoiceOver/Safari</w:t>
+            </w:r>
+          </w:p>
+        </w:tc>
+        <w:tc>
+          <w:tcPr>
+            <w:vAlign w:val="top"/>
+            <w:tcW w:type="dxa" w:w="1764"/>
+            <w:shd w:fill="F2F4F7"/>
+            <w:tcMar>
+              <w:top w:w="80" w:type="dxa"/>
+              <w:bottom w:w="80" w:type="dxa"/>
+              <w:start w:w="120" w:type="dxa"/>
+              <w:end w:w="120" w:type="dxa"/>
+            </w:tcMar>
+          </w:tcPr>
+          <w:p>
+            <w:pPr>
+              <w:pStyle w:val="Compact"/>
+              <w:spacing w:before="0" w:after="60" w:line="240" w:lineRule="auto"/>
+              <w:jc w:val="left"/>
+            </w:pPr>
+            <w:r>
+              <w:rPr>
+                <w:rFonts w:ascii="Calibri" w:hAnsi="Calibri"/>
+                <w:b/>
+                <w:sz w:val="15"/>
+              </w:rPr>
+              <w:t xml:space="preserve">R4 OS voice control</w:t>
+            </w:r>
+          </w:p>
+        </w:tc>
+      </w:tr>
+      <w:tr>
+        <w:trPr>
+          <w:cantSplit/>
+        </w:trPr>
+        <w:tc>
+          <w:tcPr>
+            <w:tcW w:type="dxa" w:w="1764"/>
+            <w:vAlign w:val="top"/>
+            <w:tcMar>
+              <w:top w:w="80" w:type="dxa"/>
+              <w:bottom w:w="80" w:type="dxa"/>
+              <w:start w:w="120" w:type="dxa"/>
+              <w:end w:w="120" w:type="dxa"/>
+            </w:tcMar>
+          </w:tcPr>
+          <w:p>
+            <w:pPr>
+              <w:pStyle w:val="Compact"/>
+              <w:spacing w:before="0" w:after="60" w:line="240" w:lineRule="auto"/>
+              <w:jc w:val="left"/>
+            </w:pPr>
+            <w:r>
+              <w:rPr>
+                <w:rFonts w:ascii="Calibri" w:hAnsi="Calibri"/>
+                <w:sz w:val="15"/>
+              </w:rPr>
+              <w:t xml:space="preserve">A24</w:t>
+            </w:r>
+          </w:p>
+        </w:tc>
+        <w:tc>
+          <w:tcPr>
+            <w:tcW w:type="dxa" w:w="1764"/>
+            <w:vAlign w:val="top"/>
+            <w:tcMar>
+              <w:top w:w="80" w:type="dxa"/>
+              <w:bottom w:w="80" w:type="dxa"/>
+              <w:start w:w="120" w:type="dxa"/>
+              <w:end w:w="120" w:type="dxa"/>
+            </w:tcMar>
+          </w:tcPr>
+          <w:p>
+            <w:pPr>
+              <w:pStyle w:val="Compact"/>
+              <w:spacing w:before="0" w:after="60" w:line="240" w:lineRule="auto"/>
+              <w:jc w:val="left"/>
+            </w:pPr>
+            <w:r>
+              <w:rPr>
+                <w:rFonts w:ascii="Calibri" w:hAnsi="Calibri"/>
+                <w:sz w:val="15"/>
+              </w:rPr>
+              <w:t xml:space="preserve">3.3.1, 3.3.3, 4.1.3</w:t>
+            </w:r>
+          </w:p>
+        </w:tc>
+        <w:tc>
+          <w:tcPr>
+            <w:tcW w:type="dxa" w:w="1764"/>
+            <w:vAlign w:val="top"/>
+            <w:tcMar>
+              <w:top w:w="80" w:type="dxa"/>
+              <w:bottom w:w="80" w:type="dxa"/>
+              <w:start w:w="120" w:type="dxa"/>
+              <w:end w:w="120" w:type="dxa"/>
+            </w:tcMar>
+          </w:tcPr>
+          <w:p>
+            <w:pPr>
+              <w:pStyle w:val="Compact"/>
+              <w:spacing w:before="0" w:after="60" w:line="240" w:lineRule="auto"/>
+              <w:jc w:val="left"/>
+            </w:pPr>
+            <w:r>
+              <w:rPr>
+                <w:rFonts w:ascii="Calibri" w:hAnsi="Calibri"/>
+                <w:sz w:val="15"/>
+              </w:rPr>
+              <w:t xml:space="preserve">Open the frozen invalid-link fixture.</w:t>
+            </w:r>
+          </w:p>
+        </w:tc>
+        <w:tc>
+          <w:tcPr>
+            <w:tcW w:type="dxa" w:w="1764"/>
+            <w:vAlign w:val="top"/>
+            <w:tcMar>
+              <w:top w:w="80" w:type="dxa"/>
+              <w:bottom w:w="80" w:type="dxa"/>
+              <w:start w:w="120" w:type="dxa"/>
+              <w:end w:w="120" w:type="dxa"/>
+            </w:tcMar>
+          </w:tcPr>
+          <w:p>
+            <w:pPr>
+              <w:pStyle w:val="Compact"/>
+              <w:spacing w:before="0" w:after="60" w:line="240" w:lineRule="auto"/>
+              <w:jc w:val="left"/>
+            </w:pPr>
+            <w:r>
+              <w:rPr>
+                <w:rFonts w:ascii="Calibri" w:hAnsi="Calibri"/>
+                <w:sz w:val="15"/>
+              </w:rPr>
+              <w:t xml:space="preserve">The problem and safe next action are exposed; Start is disabled; no questionnaire content is presented as valid. Record exact speech.</w:t>
+            </w:r>
+          </w:p>
+        </w:tc>
+        <w:tc>
+          <w:tcPr>
+            <w:tcW w:type="dxa" w:w="1764"/>
+            <w:vAlign w:val="top"/>
+            <w:tcMar>
+              <w:top w:w="80" w:type="dxa"/>
+              <w:bottom w:w="80" w:type="dxa"/>
+              <w:start w:w="120" w:type="dxa"/>
+              <w:end w:w="120" w:type="dxa"/>
+            </w:tcMar>
+          </w:tcPr>
+          <w:p>
+            <w:pPr>
+              <w:pStyle w:val="Compact"/>
+              <w:spacing w:before="0" w:after="60" w:line="240" w:lineRule="auto"/>
+              <w:jc w:val="left"/>
+            </w:pPr>
+            <w:r>
+              <w:rPr>
+                <w:rFonts w:ascii="Calibri" w:hAnsi="Calibri"/>
+                <w:sz w:val="15"/>
+              </w:rPr>
+              <w:t xml:space="preserve">NT</w:t>
+            </w:r>
+          </w:p>
+        </w:tc>
+        <w:tc>
+          <w:tcPr>
+            <w:tcW w:type="dxa" w:w="1764"/>
+            <w:vAlign w:val="top"/>
+            <w:tcMar>
+              <w:top w:w="80" w:type="dxa"/>
+              <w:bottom w:w="80" w:type="dxa"/>
+              <w:start w:w="120" w:type="dxa"/>
+              <w:end w:w="120" w:type="dxa"/>
+            </w:tcMar>
+          </w:tcPr>
+          <w:p>
+            <w:pPr>
+              <w:pStyle w:val="Compact"/>
+              <w:spacing w:before="0" w:after="60" w:line="240" w:lineRule="auto"/>
+              <w:jc w:val="left"/>
+            </w:pPr>
+            <w:r>
+              <w:rPr>
+                <w:rFonts w:ascii="Calibri" w:hAnsi="Calibri"/>
+                <w:sz w:val="15"/>
+              </w:rPr>
+              <w:t xml:space="preserve">NT</w:t>
+            </w:r>
+          </w:p>
+        </w:tc>
+        <w:tc>
+          <w:tcPr>
+            <w:tcW w:type="dxa" w:w="1764"/>
+            <w:vAlign w:val="top"/>
+            <w:tcMar>
+              <w:top w:w="80" w:type="dxa"/>
+              <w:bottom w:w="80" w:type="dxa"/>
+              <w:start w:w="120" w:type="dxa"/>
+              <w:end w:w="120" w:type="dxa"/>
+            </w:tcMar>
+          </w:tcPr>
+          <w:p>
+            <w:pPr>
+              <w:pStyle w:val="Compact"/>
+              <w:spacing w:before="0" w:after="60" w:line="240" w:lineRule="auto"/>
+              <w:jc w:val="left"/>
+            </w:pPr>
+            <w:r>
+              <w:rPr>
+                <w:rFonts w:ascii="Calibri" w:hAnsi="Calibri"/>
+                <w:sz w:val="15"/>
+              </w:rPr>
+              <w:t xml:space="preserve">NT</w:t>
+            </w:r>
+          </w:p>
+        </w:tc>
+        <w:tc>
+          <w:tcPr>
+            <w:tcW w:type="dxa" w:w="1764"/>
+            <w:vAlign w:val="top"/>
+            <w:tcMar>
+              <w:top w:w="80" w:type="dxa"/>
+              <w:bottom w:w="80" w:type="dxa"/>
+              <w:start w:w="120" w:type="dxa"/>
+              <w:end w:w="120" w:type="dxa"/>
+            </w:tcMar>
+          </w:tcPr>
+          <w:p>
+            <w:pPr>
+              <w:pStyle w:val="Compact"/>
+              <w:spacing w:before="0" w:after="60" w:line="240" w:lineRule="auto"/>
+              <w:jc w:val="left"/>
+            </w:pPr>
+            <w:r>
+              <w:rPr>
+                <w:rFonts w:ascii="Calibri" w:hAnsi="Calibri"/>
+                <w:sz w:val="15"/>
+              </w:rPr>
+              <w:t xml:space="preserve">NT</w:t>
+            </w:r>
+          </w:p>
+        </w:tc>
+      </w:tr>
+      <w:tr>
+        <w:trPr>
+          <w:cantSplit/>
+        </w:trPr>
+        <w:tc>
+          <w:tcPr>
+            <w:tcW w:type="dxa" w:w="1764"/>
+            <w:vAlign w:val="top"/>
+            <w:tcMar>
+              <w:top w:w="80" w:type="dxa"/>
+              <w:bottom w:w="80" w:type="dxa"/>
+              <w:start w:w="120" w:type="dxa"/>
+              <w:end w:w="120" w:type="dxa"/>
+            </w:tcMar>
+          </w:tcPr>
+          <w:p>
+            <w:pPr>
+              <w:pStyle w:val="Compact"/>
+              <w:spacing w:before="0" w:after="60" w:line="240" w:lineRule="auto"/>
+              <w:jc w:val="left"/>
+            </w:pPr>
+            <w:r>
+              <w:rPr>
+                <w:rFonts w:ascii="Calibri" w:hAnsi="Calibri"/>
+                <w:sz w:val="15"/>
+              </w:rPr>
+              <w:t xml:space="preserve">A25</w:t>
+            </w:r>
+          </w:p>
+        </w:tc>
+        <w:tc>
+          <w:tcPr>
+            <w:tcW w:type="dxa" w:w="1764"/>
+            <w:vAlign w:val="top"/>
+            <w:tcMar>
+              <w:top w:w="80" w:type="dxa"/>
+              <w:bottom w:w="80" w:type="dxa"/>
+              <w:start w:w="120" w:type="dxa"/>
+              <w:end w:w="120" w:type="dxa"/>
+            </w:tcMar>
+          </w:tcPr>
+          <w:p>
+            <w:pPr>
+              <w:pStyle w:val="Compact"/>
+              <w:spacing w:before="0" w:after="60" w:line="240" w:lineRule="auto"/>
+              <w:jc w:val="left"/>
+            </w:pPr>
+            <w:r>
+              <w:rPr>
+                <w:rFonts w:ascii="Calibri" w:hAnsi="Calibri"/>
+                <w:sz w:val="15"/>
+              </w:rPr>
+              <w:t xml:space="preserve">2.4.3, 3.3.4, 4.1.3</w:t>
+            </w:r>
+          </w:p>
+        </w:tc>
+        <w:tc>
+          <w:tcPr>
+            <w:tcW w:type="dxa" w:w="1764"/>
+            <w:vAlign w:val="top"/>
+            <w:tcMar>
+              <w:top w:w="80" w:type="dxa"/>
+              <w:bottom w:w="80" w:type="dxa"/>
+              <w:start w:w="120" w:type="dxa"/>
+              <w:end w:w="120" w:type="dxa"/>
+            </w:tcMar>
+          </w:tcPr>
+          <w:p>
+            <w:pPr>
+              <w:pStyle w:val="Compact"/>
+              <w:spacing w:before="0" w:after="60" w:line="240" w:lineRule="auto"/>
+              <w:jc w:val="left"/>
+            </w:pPr>
+            <w:r>
+              <w:rPr>
+                <w:rFonts w:ascii="Calibri" w:hAnsi="Calibri"/>
+                <w:sz w:val="15"/>
+              </w:rPr>
+              <w:t xml:space="preserve">Complete the local SUS route, reopen the same participant link and inspect the recovered-completion offer.</w:t>
+            </w:r>
+          </w:p>
+        </w:tc>
+        <w:tc>
+          <w:tcPr>
+            <w:tcW w:type="dxa" w:w="1764"/>
+            <w:vAlign w:val="top"/>
+            <w:tcMar>
+              <w:top w:w="80" w:type="dxa"/>
+              <w:bottom w:w="80" w:type="dxa"/>
+              <w:start w:w="120" w:type="dxa"/>
+              <w:end w:w="120" w:type="dxa"/>
+            </w:tcMar>
+          </w:tcPr>
+          <w:p>
+            <w:pPr>
+              <w:pStyle w:val="Compact"/>
+              <w:spacing w:before="0" w:after="60" w:line="240" w:lineRule="auto"/>
+              <w:jc w:val="left"/>
+            </w:pPr>
+            <w:r>
+              <w:rPr>
+                <w:rFonts w:ascii="Calibri" w:hAnsi="Calibri"/>
+                <w:sz w:val="15"/>
+              </w:rPr>
+              <w:t xml:space="preserve">The page distinguishes a local backup from confirmed collection, advises against repeating, and exposes both recovery downloads.</w:t>
+            </w:r>
+          </w:p>
+        </w:tc>
+        <w:tc>
+          <w:tcPr>
+            <w:tcW w:type="dxa" w:w="1764"/>
+            <w:vAlign w:val="top"/>
+            <w:tcMar>
+              <w:top w:w="80" w:type="dxa"/>
+              <w:bottom w:w="80" w:type="dxa"/>
+              <w:start w:w="120" w:type="dxa"/>
+              <w:end w:w="120" w:type="dxa"/>
+            </w:tcMar>
+          </w:tcPr>
+          <w:p>
+            <w:pPr>
+              <w:pStyle w:val="Compact"/>
+              <w:spacing w:before="0" w:after="60" w:line="240" w:lineRule="auto"/>
+              <w:jc w:val="left"/>
+            </w:pPr>
+            <w:r>
+              <w:rPr>
+                <w:rFonts w:ascii="Calibri" w:hAnsi="Calibri"/>
+                <w:sz w:val="15"/>
+              </w:rPr>
+              <w:t xml:space="preserve">NT</w:t>
+            </w:r>
+          </w:p>
+        </w:tc>
+        <w:tc>
+          <w:tcPr>
+            <w:tcW w:type="dxa" w:w="1764"/>
+            <w:vAlign w:val="top"/>
+            <w:tcMar>
+              <w:top w:w="80" w:type="dxa"/>
+              <w:bottom w:w="80" w:type="dxa"/>
+              <w:start w:w="120" w:type="dxa"/>
+              <w:end w:w="120" w:type="dxa"/>
+            </w:tcMar>
+          </w:tcPr>
+          <w:p>
+            <w:pPr>
+              <w:pStyle w:val="Compact"/>
+              <w:spacing w:before="0" w:after="60" w:line="240" w:lineRule="auto"/>
+              <w:jc w:val="left"/>
+            </w:pPr>
+            <w:r>
+              <w:rPr>
+                <w:rFonts w:ascii="Calibri" w:hAnsi="Calibri"/>
+                <w:sz w:val="15"/>
+              </w:rPr>
+              <w:t xml:space="preserve">NT</w:t>
+            </w:r>
+          </w:p>
+        </w:tc>
+        <w:tc>
+          <w:tcPr>
+            <w:tcW w:type="dxa" w:w="1764"/>
+            <w:vAlign w:val="top"/>
+            <w:tcMar>
+              <w:top w:w="80" w:type="dxa"/>
+              <w:bottom w:w="80" w:type="dxa"/>
+              <w:start w:w="120" w:type="dxa"/>
+              <w:end w:w="120" w:type="dxa"/>
+            </w:tcMar>
+          </w:tcPr>
+          <w:p>
+            <w:pPr>
+              <w:pStyle w:val="Compact"/>
+              <w:spacing w:before="0" w:after="60" w:line="240" w:lineRule="auto"/>
+              <w:jc w:val="left"/>
+            </w:pPr>
+            <w:r>
+              <w:rPr>
+                <w:rFonts w:ascii="Calibri" w:hAnsi="Calibri"/>
+                <w:sz w:val="15"/>
+              </w:rPr>
+              <w:t xml:space="preserve">NT</w:t>
+            </w:r>
+          </w:p>
+        </w:tc>
+        <w:tc>
+          <w:tcPr>
+            <w:tcW w:type="dxa" w:w="1764"/>
+            <w:vAlign w:val="top"/>
+            <w:tcMar>
+              <w:top w:w="80" w:type="dxa"/>
+              <w:bottom w:w="80" w:type="dxa"/>
+              <w:start w:w="120" w:type="dxa"/>
+              <w:end w:w="120" w:type="dxa"/>
+            </w:tcMar>
+          </w:tcPr>
+          <w:p>
+            <w:pPr>
+              <w:pStyle w:val="Compact"/>
+              <w:spacing w:before="0" w:after="60" w:line="240" w:lineRule="auto"/>
+              <w:jc w:val="left"/>
+            </w:pPr>
+            <w:r>
+              <w:rPr>
+                <w:rFonts w:ascii="Calibri" w:hAnsi="Calibri"/>
+                <w:sz w:val="15"/>
+              </w:rPr>
+              <w:t xml:space="preserve">NT</w:t>
+            </w:r>
+          </w:p>
+        </w:tc>
+      </w:tr>
+      <w:tr>
+        <w:trPr>
+          <w:cantSplit/>
+        </w:trPr>
+        <w:tc>
+          <w:tcPr>
+            <w:tcW w:type="dxa" w:w="1764"/>
+            <w:vAlign w:val="top"/>
+            <w:tcMar>
+              <w:top w:w="80" w:type="dxa"/>
+              <w:bottom w:w="80" w:type="dxa"/>
+              <w:start w:w="120" w:type="dxa"/>
+              <w:end w:w="120" w:type="dxa"/>
+            </w:tcMar>
+          </w:tcPr>
+          <w:p>
+            <w:pPr>
+              <w:pStyle w:val="Compact"/>
+              <w:spacing w:before="0" w:after="60" w:line="240" w:lineRule="auto"/>
+              <w:jc w:val="left"/>
+            </w:pPr>
+            <w:r>
+              <w:rPr>
+                <w:rFonts w:ascii="Calibri" w:hAnsi="Calibri"/>
+                <w:sz w:val="15"/>
+              </w:rPr>
+              <w:t xml:space="preserve">A26</w:t>
+            </w:r>
+          </w:p>
+        </w:tc>
+        <w:tc>
+          <w:tcPr>
+            <w:tcW w:type="dxa" w:w="1764"/>
+            <w:vAlign w:val="top"/>
+            <w:tcMar>
+              <w:top w:w="80" w:type="dxa"/>
+              <w:bottom w:w="80" w:type="dxa"/>
+              <w:start w:w="120" w:type="dxa"/>
+              <w:end w:w="120" w:type="dxa"/>
+            </w:tcMar>
+          </w:tcPr>
+          <w:p>
+            <w:pPr>
+              <w:pStyle w:val="Compact"/>
+              <w:spacing w:before="0" w:after="60" w:line="240" w:lineRule="auto"/>
+              <w:jc w:val="left"/>
+            </w:pPr>
+            <w:r>
+              <w:rPr>
+                <w:rFonts w:ascii="Calibri" w:hAnsi="Calibri"/>
+                <w:sz w:val="15"/>
+              </w:rPr>
+              <w:t xml:space="preserve">3.3.1, 3.3.3, 4.1.3</w:t>
+            </w:r>
+          </w:p>
+        </w:tc>
+        <w:tc>
+          <w:tcPr>
+            <w:tcW w:type="dxa" w:w="1764"/>
+            <w:vAlign w:val="top"/>
+            <w:tcMar>
+              <w:top w:w="80" w:type="dxa"/>
+              <w:bottom w:w="80" w:type="dxa"/>
+              <w:start w:w="120" w:type="dxa"/>
+              <w:end w:w="120" w:type="dxa"/>
+            </w:tcMar>
+          </w:tcPr>
+          <w:p>
+            <w:pPr>
+              <w:pStyle w:val="Compact"/>
+              <w:spacing w:before="0" w:after="60" w:line="240" w:lineRule="auto"/>
+              <w:jc w:val="left"/>
+            </w:pPr>
+            <w:r>
+              <w:rPr>
+                <w:rFonts w:ascii="Calibri" w:hAnsi="Calibri"/>
+                <w:sz w:val="15"/>
+              </w:rPr>
+              <w:t xml:space="preserve">In the approved Qualtrics fixture, inspect the bridge connecting state and then the frozen bridge-failure route.</w:t>
+            </w:r>
+          </w:p>
+        </w:tc>
+        <w:tc>
+          <w:tcPr>
+            <w:tcW w:type="dxa" w:w="1764"/>
+            <w:vAlign w:val="top"/>
+            <w:tcMar>
+              <w:top w:w="80" w:type="dxa"/>
+              <w:bottom w:w="80" w:type="dxa"/>
+              <w:start w:w="120" w:type="dxa"/>
+              <w:end w:w="120" w:type="dxa"/>
+            </w:tcMar>
+          </w:tcPr>
+          <w:p>
+            <w:pPr>
+              <w:pStyle w:val="Compact"/>
+              <w:spacing w:before="0" w:after="60" w:line="240" w:lineRule="auto"/>
+              <w:jc w:val="left"/>
+            </w:pPr>
+            <w:r>
+              <w:rPr>
+                <w:rFonts w:ascii="Calibri" w:hAnsi="Calibri"/>
+                <w:sz w:val="15"/>
+              </w:rPr>
+              <w:t xml:space="preserve">Connecting is exposed as status; failure is exposed as an alert with Start unavailable and no false connection claim. Record exact speech.</w:t>
+            </w:r>
+          </w:p>
+        </w:tc>
+        <w:tc>
+          <w:tcPr>
+            <w:tcW w:type="dxa" w:w="1764"/>
+            <w:vAlign w:val="top"/>
+            <w:tcMar>
+              <w:top w:w="80" w:type="dxa"/>
+              <w:bottom w:w="80" w:type="dxa"/>
+              <w:start w:w="120" w:type="dxa"/>
+              <w:end w:w="120" w:type="dxa"/>
+            </w:tcMar>
+          </w:tcPr>
+          <w:p>
+            <w:pPr>
+              <w:pStyle w:val="Compact"/>
+              <w:spacing w:before="0" w:after="60" w:line="240" w:lineRule="auto"/>
+              <w:jc w:val="left"/>
+            </w:pPr>
+            <w:r>
+              <w:rPr>
+                <w:rFonts w:ascii="Calibri" w:hAnsi="Calibri"/>
+                <w:sz w:val="15"/>
+              </w:rPr>
+              <w:t xml:space="preserve">NT</w:t>
+            </w:r>
+          </w:p>
+        </w:tc>
+        <w:tc>
+          <w:tcPr>
+            <w:tcW w:type="dxa" w:w="1764"/>
+            <w:vAlign w:val="top"/>
+            <w:tcMar>
+              <w:top w:w="80" w:type="dxa"/>
+              <w:bottom w:w="80" w:type="dxa"/>
+              <w:start w:w="120" w:type="dxa"/>
+              <w:end w:w="120" w:type="dxa"/>
+            </w:tcMar>
+          </w:tcPr>
+          <w:p>
+            <w:pPr>
+              <w:pStyle w:val="Compact"/>
+              <w:spacing w:before="0" w:after="60" w:line="240" w:lineRule="auto"/>
+              <w:jc w:val="left"/>
+            </w:pPr>
+            <w:r>
+              <w:rPr>
+                <w:rFonts w:ascii="Calibri" w:hAnsi="Calibri"/>
+                <w:sz w:val="15"/>
+              </w:rPr>
+              <w:t xml:space="preserve">NT</w:t>
+            </w:r>
+          </w:p>
+        </w:tc>
+        <w:tc>
+          <w:tcPr>
+            <w:tcW w:type="dxa" w:w="1764"/>
+            <w:vAlign w:val="top"/>
+            <w:tcMar>
+              <w:top w:w="80" w:type="dxa"/>
+              <w:bottom w:w="80" w:type="dxa"/>
+              <w:start w:w="120" w:type="dxa"/>
+              <w:end w:w="120" w:type="dxa"/>
+            </w:tcMar>
+          </w:tcPr>
+          <w:p>
+            <w:pPr>
+              <w:pStyle w:val="Compact"/>
+              <w:spacing w:before="0" w:after="60" w:line="240" w:lineRule="auto"/>
+              <w:jc w:val="left"/>
+            </w:pPr>
+            <w:r>
+              <w:rPr>
+                <w:rFonts w:ascii="Calibri" w:hAnsi="Calibri"/>
+                <w:sz w:val="15"/>
+              </w:rPr>
+              <w:t xml:space="preserve">NT</w:t>
+            </w:r>
+          </w:p>
+        </w:tc>
+        <w:tc>
+          <w:tcPr>
+            <w:tcW w:type="dxa" w:w="1764"/>
+            <w:vAlign w:val="top"/>
+            <w:tcMar>
+              <w:top w:w="80" w:type="dxa"/>
+              <w:bottom w:w="80" w:type="dxa"/>
+              <w:start w:w="120" w:type="dxa"/>
+              <w:end w:w="120" w:type="dxa"/>
+            </w:tcMar>
+          </w:tcPr>
+          <w:p>
+            <w:pPr>
+              <w:pStyle w:val="Compact"/>
+              <w:spacing w:before="0" w:after="60" w:line="240" w:lineRule="auto"/>
+              <w:jc w:val="left"/>
+            </w:pPr>
+            <w:r>
+              <w:rPr>
+                <w:rFonts w:ascii="Calibri" w:hAnsi="Calibri"/>
+                <w:sz w:val="15"/>
+              </w:rPr>
+              <w:t xml:space="preserve">NT</w:t>
+            </w:r>
+          </w:p>
+        </w:tc>
+      </w:tr>
+      <w:tr>
+        <w:trPr>
+          <w:cantSplit/>
+        </w:trPr>
+        <w:tc>
+          <w:tcPr>
+            <w:tcW w:type="dxa" w:w="1764"/>
+            <w:vAlign w:val="top"/>
+            <w:tcMar>
+              <w:top w:w="80" w:type="dxa"/>
+              <w:bottom w:w="80" w:type="dxa"/>
+              <w:start w:w="120" w:type="dxa"/>
+              <w:end w:w="120" w:type="dxa"/>
+            </w:tcMar>
+          </w:tcPr>
+          <w:p>
+            <w:pPr>
+              <w:pStyle w:val="Compact"/>
+              <w:spacing w:before="0" w:after="60" w:line="240" w:lineRule="auto"/>
+              <w:jc w:val="left"/>
+            </w:pPr>
+            <w:r>
+              <w:rPr>
+                <w:rFonts w:ascii="Calibri" w:hAnsi="Calibri"/>
+                <w:sz w:val="15"/>
+              </w:rPr>
+              <w:t xml:space="preserve">A27</w:t>
+            </w:r>
+          </w:p>
+        </w:tc>
+        <w:tc>
+          <w:tcPr>
+            <w:tcW w:type="dxa" w:w="1764"/>
+            <w:vAlign w:val="top"/>
+            <w:tcMar>
+              <w:top w:w="80" w:type="dxa"/>
+              <w:bottom w:w="80" w:type="dxa"/>
+              <w:start w:w="120" w:type="dxa"/>
+              <w:end w:w="120" w:type="dxa"/>
+            </w:tcMar>
+          </w:tcPr>
+          <w:p>
+            <w:pPr>
+              <w:pStyle w:val="Compact"/>
+              <w:spacing w:before="0" w:after="60" w:line="240" w:lineRule="auto"/>
+              <w:jc w:val="left"/>
+            </w:pPr>
+            <w:r>
+              <w:rPr>
+                <w:rFonts w:ascii="Calibri" w:hAnsi="Calibri"/>
+                <w:sz w:val="15"/>
+              </w:rPr>
+              <w:t xml:space="preserve">2.4.3, 3.3.4, 4.1.3</w:t>
+            </w:r>
+          </w:p>
+        </w:tc>
+        <w:tc>
+          <w:tcPr>
+            <w:tcW w:type="dxa" w:w="1764"/>
+            <w:vAlign w:val="top"/>
+            <w:tcMar>
+              <w:top w:w="80" w:type="dxa"/>
+              <w:bottom w:w="80" w:type="dxa"/>
+              <w:start w:w="120" w:type="dxa"/>
+              <w:end w:w="120" w:type="dxa"/>
+            </w:tcMar>
+          </w:tcPr>
+          <w:p>
+            <w:pPr>
+              <w:pStyle w:val="Compact"/>
+              <w:spacing w:before="0" w:after="60" w:line="240" w:lineRule="auto"/>
+              <w:jc w:val="left"/>
+            </w:pPr>
+            <w:r>
+              <w:rPr>
+                <w:rFonts w:ascii="Calibri" w:hAnsi="Calibri"/>
+                <w:sz w:val="15"/>
+              </w:rPr>
+              <w:t xml:space="preserve">Submit through the approved Qualtrics fixture, then run its frozen advance-failure callback.</w:t>
+            </w:r>
+          </w:p>
+        </w:tc>
+        <w:tc>
+          <w:tcPr>
+            <w:tcW w:type="dxa" w:w="1764"/>
+            <w:vAlign w:val="top"/>
+            <w:tcMar>
+              <w:top w:w="80" w:type="dxa"/>
+              <w:bottom w:w="80" w:type="dxa"/>
+              <w:start w:w="120" w:type="dxa"/>
+              <w:end w:w="120" w:type="dxa"/>
+            </w:tcMar>
+          </w:tcPr>
+          <w:p>
+            <w:pPr>
+              <w:pStyle w:val="Compact"/>
+              <w:spacing w:before="0" w:after="60" w:line="240" w:lineRule="auto"/>
+              <w:jc w:val="left"/>
+            </w:pPr>
+            <w:r>
+              <w:rPr>
+                <w:rFonts w:ascii="Calibri" w:hAnsi="Calibri"/>
+                <w:sz w:val="15"/>
+              </w:rPr>
+              <w:t xml:space="preserve">The short transition does not demand action; an unconfirmed recording produces a focused actionable alert and never says the result was recorded.</w:t>
+            </w:r>
+          </w:p>
+        </w:tc>
+        <w:tc>
+          <w:tcPr>
+            <w:tcW w:type="dxa" w:w="1764"/>
+            <w:vAlign w:val="top"/>
+            <w:tcMar>
+              <w:top w:w="80" w:type="dxa"/>
+              <w:bottom w:w="80" w:type="dxa"/>
+              <w:start w:w="120" w:type="dxa"/>
+              <w:end w:w="120" w:type="dxa"/>
+            </w:tcMar>
+          </w:tcPr>
+          <w:p>
+            <w:pPr>
+              <w:pStyle w:val="Compact"/>
+              <w:spacing w:before="0" w:after="60" w:line="240" w:lineRule="auto"/>
+              <w:jc w:val="left"/>
+            </w:pPr>
+            <w:r>
+              <w:rPr>
+                <w:rFonts w:ascii="Calibri" w:hAnsi="Calibri"/>
+                <w:sz w:val="15"/>
+              </w:rPr>
+              <w:t xml:space="preserve">NT</w:t>
+            </w:r>
+          </w:p>
+        </w:tc>
+        <w:tc>
+          <w:tcPr>
+            <w:tcW w:type="dxa" w:w="1764"/>
+            <w:vAlign w:val="top"/>
+            <w:tcMar>
+              <w:top w:w="80" w:type="dxa"/>
+              <w:bottom w:w="80" w:type="dxa"/>
+              <w:start w:w="120" w:type="dxa"/>
+              <w:end w:w="120" w:type="dxa"/>
+            </w:tcMar>
+          </w:tcPr>
+          <w:p>
+            <w:pPr>
+              <w:pStyle w:val="Compact"/>
+              <w:spacing w:before="0" w:after="60" w:line="240" w:lineRule="auto"/>
+              <w:jc w:val="left"/>
+            </w:pPr>
+            <w:r>
+              <w:rPr>
+                <w:rFonts w:ascii="Calibri" w:hAnsi="Calibri"/>
+                <w:sz w:val="15"/>
+              </w:rPr>
+              <w:t xml:space="preserve">NT</w:t>
+            </w:r>
+          </w:p>
+        </w:tc>
+        <w:tc>
+          <w:tcPr>
+            <w:tcW w:type="dxa" w:w="1764"/>
+            <w:vAlign w:val="top"/>
+            <w:tcMar>
+              <w:top w:w="80" w:type="dxa"/>
+              <w:bottom w:w="80" w:type="dxa"/>
+              <w:start w:w="120" w:type="dxa"/>
+              <w:end w:w="120" w:type="dxa"/>
+            </w:tcMar>
+          </w:tcPr>
+          <w:p>
+            <w:pPr>
+              <w:pStyle w:val="Compact"/>
+              <w:spacing w:before="0" w:after="60" w:line="240" w:lineRule="auto"/>
+              <w:jc w:val="left"/>
+            </w:pPr>
+            <w:r>
+              <w:rPr>
+                <w:rFonts w:ascii="Calibri" w:hAnsi="Calibri"/>
+                <w:sz w:val="15"/>
+              </w:rPr>
+              <w:t xml:space="preserve">NT</w:t>
+            </w:r>
+          </w:p>
+        </w:tc>
+        <w:tc>
+          <w:tcPr>
+            <w:tcW w:type="dxa" w:w="1764"/>
+            <w:vAlign w:val="top"/>
+            <w:tcMar>
+              <w:top w:w="80" w:type="dxa"/>
+              <w:bottom w:w="80" w:type="dxa"/>
+              <w:start w:w="120" w:type="dxa"/>
+              <w:end w:w="120" w:type="dxa"/>
+            </w:tcMar>
+          </w:tcPr>
+          <w:p>
+            <w:pPr>
+              <w:pStyle w:val="Compact"/>
+              <w:spacing w:before="0" w:after="60" w:line="240" w:lineRule="auto"/>
+              <w:jc w:val="left"/>
+            </w:pPr>
+            <w:r>
+              <w:rPr>
+                <w:rFonts w:ascii="Calibri" w:hAnsi="Calibri"/>
+                <w:sz w:val="15"/>
+              </w:rPr>
+              <w:t xml:space="preserve">NT</w:t>
+            </w:r>
+          </w:p>
+        </w:tc>
+      </w:tr>
+      <w:tr>
+        <w:trPr>
+          <w:cantSplit/>
+        </w:trPr>
+        <w:tc>
+          <w:tcPr>
+            <w:tcW w:type="dxa" w:w="1764"/>
+            <w:vAlign w:val="top"/>
+            <w:tcMar>
+              <w:top w:w="80" w:type="dxa"/>
+              <w:bottom w:w="80" w:type="dxa"/>
+              <w:start w:w="120" w:type="dxa"/>
+              <w:end w:w="120" w:type="dxa"/>
+            </w:tcMar>
+          </w:tcPr>
+          <w:p>
+            <w:pPr>
+              <w:pStyle w:val="Compact"/>
+              <w:spacing w:before="0" w:after="60" w:line="240" w:lineRule="auto"/>
+              <w:jc w:val="left"/>
+            </w:pPr>
+            <w:r>
+              <w:rPr>
+                <w:rFonts w:ascii="Calibri" w:hAnsi="Calibri"/>
+                <w:sz w:val="15"/>
+              </w:rPr>
+              <w:t xml:space="preserve">A28</w:t>
+            </w:r>
+          </w:p>
+        </w:tc>
+        <w:tc>
+          <w:tcPr>
+            <w:tcW w:type="dxa" w:w="1764"/>
+            <w:vAlign w:val="top"/>
+            <w:tcMar>
+              <w:top w:w="80" w:type="dxa"/>
+              <w:bottom w:w="80" w:type="dxa"/>
+              <w:start w:w="120" w:type="dxa"/>
+              <w:end w:w="120" w:type="dxa"/>
+            </w:tcMar>
+          </w:tcPr>
+          <w:p>
+            <w:pPr>
+              <w:pStyle w:val="Compact"/>
+              <w:spacing w:before="0" w:after="60" w:line="240" w:lineRule="auto"/>
+              <w:jc w:val="left"/>
+            </w:pPr>
+            <w:r>
+              <w:rPr>
+                <w:rFonts w:ascii="Calibri" w:hAnsi="Calibri"/>
+                <w:sz w:val="15"/>
+              </w:rPr>
+              <w:t xml:space="preserve">3.3.1, 3.3.3, 3.3.4, 4.1.3</w:t>
+            </w:r>
+          </w:p>
+        </w:tc>
+        <w:tc>
+          <w:tcPr>
+            <w:tcW w:type="dxa" w:w="1764"/>
+            <w:vAlign w:val="top"/>
+            <w:tcMar>
+              <w:top w:w="80" w:type="dxa"/>
+              <w:bottom w:w="80" w:type="dxa"/>
+              <w:start w:w="120" w:type="dxa"/>
+              <w:end w:w="120" w:type="dxa"/>
+            </w:tcMar>
+          </w:tcPr>
+          <w:p>
+            <w:pPr>
+              <w:pStyle w:val="Compact"/>
+              <w:spacing w:before="0" w:after="60" w:line="240" w:lineRule="auto"/>
+              <w:jc w:val="left"/>
+            </w:pPr>
+            <w:r>
+              <w:rPr>
+                <w:rFonts w:ascii="Calibri" w:hAnsi="Calibri"/>
+                <w:sz w:val="15"/>
+              </w:rPr>
+              <w:t xml:space="preserve">Run the frozen sink-refusal and browser-storage-failure fixtures.</w:t>
+            </w:r>
+          </w:p>
+        </w:tc>
+        <w:tc>
+          <w:tcPr>
+            <w:tcW w:type="dxa" w:w="1764"/>
+            <w:vAlign w:val="top"/>
+            <w:tcMar>
+              <w:top w:w="80" w:type="dxa"/>
+              <w:bottom w:w="80" w:type="dxa"/>
+              <w:start w:w="120" w:type="dxa"/>
+              <w:end w:w="120" w:type="dxa"/>
+            </w:tcMar>
+          </w:tcPr>
+          <w:p>
+            <w:pPr>
+              <w:pStyle w:val="Compact"/>
+              <w:spacing w:before="0" w:after="60" w:line="240" w:lineRule="auto"/>
+              <w:jc w:val="left"/>
+            </w:pPr>
+            <w:r>
+              <w:rPr>
+                <w:rFonts w:ascii="Calibri" w:hAnsi="Calibri"/>
+                <w:sz w:val="15"/>
+              </w:rPr>
+              <w:t xml:space="preserve">Answers remain reviewable; Retry, Change and backup actions are exposed; storage/host failure is not hidden as success.</w:t>
+            </w:r>
+          </w:p>
+        </w:tc>
+        <w:tc>
+          <w:tcPr>
+            <w:tcW w:type="dxa" w:w="1764"/>
+            <w:vAlign w:val="top"/>
+            <w:tcMar>
+              <w:top w:w="80" w:type="dxa"/>
+              <w:bottom w:w="80" w:type="dxa"/>
+              <w:start w:w="120" w:type="dxa"/>
+              <w:end w:w="120" w:type="dxa"/>
+            </w:tcMar>
+          </w:tcPr>
+          <w:p>
+            <w:pPr>
+              <w:pStyle w:val="Compact"/>
+              <w:spacing w:before="0" w:after="60" w:line="240" w:lineRule="auto"/>
+              <w:jc w:val="left"/>
+            </w:pPr>
+            <w:r>
+              <w:rPr>
+                <w:rFonts w:ascii="Calibri" w:hAnsi="Calibri"/>
+                <w:sz w:val="15"/>
+              </w:rPr>
+              <w:t xml:space="preserve">NT</w:t>
+            </w:r>
+          </w:p>
+        </w:tc>
+        <w:tc>
+          <w:tcPr>
+            <w:tcW w:type="dxa" w:w="1764"/>
+            <w:vAlign w:val="top"/>
+            <w:tcMar>
+              <w:top w:w="80" w:type="dxa"/>
+              <w:bottom w:w="80" w:type="dxa"/>
+              <w:start w:w="120" w:type="dxa"/>
+              <w:end w:w="120" w:type="dxa"/>
+            </w:tcMar>
+          </w:tcPr>
+          <w:p>
+            <w:pPr>
+              <w:pStyle w:val="Compact"/>
+              <w:spacing w:before="0" w:after="60" w:line="240" w:lineRule="auto"/>
+              <w:jc w:val="left"/>
+            </w:pPr>
+            <w:r>
+              <w:rPr>
+                <w:rFonts w:ascii="Calibri" w:hAnsi="Calibri"/>
+                <w:sz w:val="15"/>
+              </w:rPr>
+              <w:t xml:space="preserve">NT</w:t>
+            </w:r>
+          </w:p>
+        </w:tc>
+        <w:tc>
+          <w:tcPr>
+            <w:tcW w:type="dxa" w:w="1764"/>
+            <w:vAlign w:val="top"/>
+            <w:tcMar>
+              <w:top w:w="80" w:type="dxa"/>
+              <w:bottom w:w="80" w:type="dxa"/>
+              <w:start w:w="120" w:type="dxa"/>
+              <w:end w:w="120" w:type="dxa"/>
+            </w:tcMar>
+          </w:tcPr>
+          <w:p>
+            <w:pPr>
+              <w:pStyle w:val="Compact"/>
+              <w:spacing w:before="0" w:after="60" w:line="240" w:lineRule="auto"/>
+              <w:jc w:val="left"/>
+            </w:pPr>
+            <w:r>
+              <w:rPr>
+                <w:rFonts w:ascii="Calibri" w:hAnsi="Calibri"/>
+                <w:sz w:val="15"/>
+              </w:rPr>
+              <w:t xml:space="preserve">NT</w:t>
+            </w:r>
+          </w:p>
+        </w:tc>
+        <w:tc>
+          <w:tcPr>
+            <w:tcW w:type="dxa" w:w="1764"/>
+            <w:vAlign w:val="top"/>
+            <w:tcMar>
+              <w:top w:w="80" w:type="dxa"/>
+              <w:bottom w:w="80" w:type="dxa"/>
+              <w:start w:w="120" w:type="dxa"/>
+              <w:end w:w="120" w:type="dxa"/>
+            </w:tcMar>
+          </w:tcPr>
+          <w:p>
+            <w:pPr>
+              <w:pStyle w:val="Compact"/>
+              <w:spacing w:before="0" w:after="60" w:line="240" w:lineRule="auto"/>
+              <w:jc w:val="left"/>
+            </w:pPr>
+            <w:r>
+              <w:rPr>
+                <w:rFonts w:ascii="Calibri" w:hAnsi="Calibri"/>
+                <w:sz w:val="15"/>
+              </w:rPr>
+              <w:t xml:space="preserve">NT</w:t>
+            </w:r>
+          </w:p>
+        </w:tc>
+      </w:tr>
+    </w:tbl>
+    <w:bookmarkStart w:id="31" w:name="Xcd8577c6de87b72d08005692c3dd477504c16da"/>
+    <w:p>
+      <w:pPr>
+        <w:pStyle w:val="Heading4"/>
+        <w:keepNext/>
+        <w:keepLines/>
+      </w:pPr>
+      <w:r>
+        <w:rPr>
+          <w:rFonts w:ascii="Calibri" w:hAnsi="Calibri"/>
+        </w:rPr>
+        <w:t xml:space="preserve">Support and alternative-input states (A29–A33)</w:t>
+      </w:r>
+    </w:p>
+    <w:tbl>
+      <w:tblPr>
+        <w:tblW w:type="dxa" w:w="14112"/>
+        <w:jc w:val="left"/>
+        <w:tblLayout w:type="fixed"/>
+        <w:tblLook w:firstRow="1" w:lastRow="0" w:firstColumn="0" w:lastColumn="0" w:noHBand="0" w:noVBand="0" w:val="0020"/>
+        <w:tblInd w:type="dxa" w:w="120"/>
+      </w:tblPr>
+      <w:tblGrid>
+        <w:gridCol w:w="1764"/>
+        <w:gridCol w:w="1764"/>
+        <w:gridCol w:w="1764"/>
+        <w:gridCol w:w="1764"/>
+        <w:gridCol w:w="1764"/>
+        <w:gridCol w:w="1764"/>
+        <w:gridCol w:w="1764"/>
+        <w:gridCol w:w="1764"/>
+      </w:tblGrid>
+      <w:tr>
+        <w:trPr>
+          <w:tblHeader w:val="true"/>
+          <w:tblHeader w:val="true"/>
+          <w:cantSplit/>
+        </w:trPr>
+        <w:tc>
+          <w:tcPr>
+            <w:vAlign w:val="top"/>
+            <w:tcW w:type="dxa" w:w="1764"/>
+            <w:shd w:fill="F2F4F7"/>
+            <w:tcMar>
+              <w:top w:w="80" w:type="dxa"/>
+              <w:bottom w:w="80" w:type="dxa"/>
+              <w:start w:w="120" w:type="dxa"/>
+              <w:end w:w="120" w:type="dxa"/>
+            </w:tcMar>
+          </w:tcPr>
+          <w:p>
+            <w:pPr>
+              <w:pStyle w:val="Compact"/>
+              <w:spacing w:before="0" w:after="60" w:line="240" w:lineRule="auto"/>
+              <w:jc w:val="left"/>
+            </w:pPr>
+            <w:r>
+              <w:rPr>
+                <w:rFonts w:ascii="Calibri" w:hAnsi="Calibri"/>
+                <w:b/>
+                <w:sz w:val="15"/>
+              </w:rPr>
+              <w:t xml:space="preserve">ID</w:t>
+            </w:r>
+          </w:p>
+        </w:tc>
+        <w:tc>
+          <w:tcPr>
+            <w:vAlign w:val="top"/>
+            <w:tcW w:type="dxa" w:w="1764"/>
+            <w:shd w:fill="F2F4F7"/>
+            <w:tcMar>
+              <w:top w:w="80" w:type="dxa"/>
+              <w:bottom w:w="80" w:type="dxa"/>
+              <w:start w:w="120" w:type="dxa"/>
+              <w:end w:w="120" w:type="dxa"/>
+            </w:tcMar>
+          </w:tcPr>
+          <w:p>
+            <w:pPr>
+              <w:pStyle w:val="Compact"/>
+              <w:spacing w:before="0" w:after="60" w:line="240" w:lineRule="auto"/>
+              <w:jc w:val="left"/>
+            </w:pPr>
+            <w:r>
+              <w:rPr>
+                <w:rFonts w:ascii="Calibri" w:hAnsi="Calibri"/>
+                <w:b/>
+                <w:sz w:val="15"/>
+              </w:rPr>
+              <w:t xml:space="preserve">WCAG 2.2 success criterion</w:t>
+            </w:r>
+          </w:p>
+        </w:tc>
+        <w:tc>
+          <w:tcPr>
+            <w:vAlign w:val="top"/>
+            <w:tcW w:type="dxa" w:w="1764"/>
+            <w:shd w:fill="F2F4F7"/>
+            <w:tcMar>
+              <w:top w:w="80" w:type="dxa"/>
+              <w:bottom w:w="80" w:type="dxa"/>
+              <w:start w:w="120" w:type="dxa"/>
+              <w:end w:w="120" w:type="dxa"/>
+            </w:tcMar>
+          </w:tcPr>
+          <w:p>
+            <w:pPr>
+              <w:pStyle w:val="Compact"/>
+              <w:spacing w:before="0" w:after="60" w:line="240" w:lineRule="auto"/>
+              <w:jc w:val="left"/>
+            </w:pPr>
+            <w:r>
+              <w:rPr>
+                <w:rFonts w:ascii="Calibri" w:hAnsi="Calibri"/>
+                <w:b/>
+                <w:sz w:val="15"/>
+              </w:rPr>
+              <w:t xml:space="preserve">Screen/state and fixed action</w:t>
+            </w:r>
+          </w:p>
+        </w:tc>
+        <w:tc>
+          <w:tcPr>
+            <w:vAlign w:val="top"/>
+            <w:tcW w:type="dxa" w:w="1764"/>
+            <w:shd w:fill="F2F4F7"/>
+            <w:tcMar>
+              <w:top w:w="80" w:type="dxa"/>
+              <w:bottom w:w="80" w:type="dxa"/>
+              <w:start w:w="120" w:type="dxa"/>
+              <w:end w:w="120" w:type="dxa"/>
+            </w:tcMar>
+          </w:tcPr>
+          <w:p>
+            <w:pPr>
+              <w:pStyle w:val="Compact"/>
+              <w:spacing w:before="0" w:after="60" w:line="240" w:lineRule="auto"/>
+              <w:jc w:val="left"/>
+            </w:pPr>
+            <w:r>
+              <w:rPr>
+                <w:rFonts w:ascii="Calibri" w:hAnsi="Calibri"/>
+                <w:b/>
+                <w:sz w:val="15"/>
+              </w:rPr>
+              <w:t xml:space="preserve">Required observable result</w:t>
+            </w:r>
+          </w:p>
+        </w:tc>
+        <w:tc>
+          <w:tcPr>
+            <w:vAlign w:val="top"/>
+            <w:tcW w:type="dxa" w:w="1764"/>
+            <w:shd w:fill="F2F4F7"/>
+            <w:tcMar>
+              <w:top w:w="80" w:type="dxa"/>
+              <w:bottom w:w="80" w:type="dxa"/>
+              <w:start w:w="120" w:type="dxa"/>
+              <w:end w:w="120" w:type="dxa"/>
+            </w:tcMar>
+          </w:tcPr>
+          <w:p>
+            <w:pPr>
+              <w:pStyle w:val="Compact"/>
+              <w:spacing w:before="0" w:after="60" w:line="240" w:lineRule="auto"/>
+              <w:jc w:val="left"/>
+            </w:pPr>
+            <w:r>
+              <w:rPr>
+                <w:rFonts w:ascii="Calibri" w:hAnsi="Calibri"/>
+                <w:b/>
+                <w:sz w:val="15"/>
+              </w:rPr>
+              <w:t xml:space="preserve">R1 NVDA/Firefox</w:t>
+            </w:r>
+          </w:p>
+        </w:tc>
+        <w:tc>
+          <w:tcPr>
+            <w:vAlign w:val="top"/>
+            <w:tcW w:type="dxa" w:w="1764"/>
+            <w:shd w:fill="F2F4F7"/>
+            <w:tcMar>
+              <w:top w:w="80" w:type="dxa"/>
+              <w:bottom w:w="80" w:type="dxa"/>
+              <w:start w:w="120" w:type="dxa"/>
+              <w:end w:w="120" w:type="dxa"/>
+            </w:tcMar>
+          </w:tcPr>
+          <w:p>
+            <w:pPr>
+              <w:pStyle w:val="Compact"/>
+              <w:spacing w:before="0" w:after="60" w:line="240" w:lineRule="auto"/>
+              <w:jc w:val="left"/>
+            </w:pPr>
+            <w:r>
+              <w:rPr>
+                <w:rFonts w:ascii="Calibri" w:hAnsi="Calibri"/>
+                <w:b/>
+                <w:sz w:val="15"/>
+              </w:rPr>
+              <w:t xml:space="preserve">R2 NVDA/Chrome</w:t>
+            </w:r>
+          </w:p>
+        </w:tc>
+        <w:tc>
+          <w:tcPr>
+            <w:vAlign w:val="top"/>
+            <w:tcW w:type="dxa" w:w="1764"/>
+            <w:shd w:fill="F2F4F7"/>
+            <w:tcMar>
+              <w:top w:w="80" w:type="dxa"/>
+              <w:bottom w:w="80" w:type="dxa"/>
+              <w:start w:w="120" w:type="dxa"/>
+              <w:end w:w="120" w:type="dxa"/>
+            </w:tcMar>
+          </w:tcPr>
+          <w:p>
+            <w:pPr>
+              <w:pStyle w:val="Compact"/>
+              <w:spacing w:before="0" w:after="60" w:line="240" w:lineRule="auto"/>
+              <w:jc w:val="left"/>
+            </w:pPr>
+            <w:r>
+              <w:rPr>
+                <w:rFonts w:ascii="Calibri" w:hAnsi="Calibri"/>
+                <w:b/>
+                <w:sz w:val="15"/>
+              </w:rPr>
+              <w:t xml:space="preserve">R3 VoiceOver/Safari</w:t>
+            </w:r>
+          </w:p>
+        </w:tc>
+        <w:tc>
+          <w:tcPr>
+            <w:vAlign w:val="top"/>
+            <w:tcW w:type="dxa" w:w="1764"/>
+            <w:shd w:fill="F2F4F7"/>
+            <w:tcMar>
+              <w:top w:w="80" w:type="dxa"/>
+              <w:bottom w:w="80" w:type="dxa"/>
+              <w:start w:w="120" w:type="dxa"/>
+              <w:end w:w="120" w:type="dxa"/>
+            </w:tcMar>
+          </w:tcPr>
+          <w:p>
+            <w:pPr>
+              <w:pStyle w:val="Compact"/>
+              <w:spacing w:before="0" w:after="60" w:line="240" w:lineRule="auto"/>
+              <w:jc w:val="left"/>
+            </w:pPr>
+            <w:r>
+              <w:rPr>
+                <w:rFonts w:ascii="Calibri" w:hAnsi="Calibri"/>
+                <w:b/>
+                <w:sz w:val="15"/>
+              </w:rPr>
+              <w:t xml:space="preserve">R4 OS voice control</w:t>
+            </w:r>
+          </w:p>
+        </w:tc>
+      </w:tr>
+      <w:tr>
+        <w:trPr>
+          <w:cantSplit/>
+        </w:trPr>
+        <w:tc>
+          <w:tcPr>
+            <w:tcW w:type="dxa" w:w="1764"/>
+            <w:vAlign w:val="top"/>
+            <w:tcMar>
+              <w:top w:w="80" w:type="dxa"/>
+              <w:bottom w:w="80" w:type="dxa"/>
+              <w:start w:w="120" w:type="dxa"/>
+              <w:end w:w="120" w:type="dxa"/>
+            </w:tcMar>
+          </w:tcPr>
+          <w:p>
+            <w:pPr>
+              <w:pStyle w:val="Compact"/>
+              <w:spacing w:before="0" w:after="60" w:line="240" w:lineRule="auto"/>
+              <w:jc w:val="left"/>
+            </w:pPr>
+            <w:r>
+              <w:rPr>
+                <w:rFonts w:ascii="Calibri" w:hAnsi="Calibri"/>
+                <w:sz w:val="15"/>
+              </w:rPr>
+              <w:t xml:space="preserve">A29</w:t>
+            </w:r>
+          </w:p>
+        </w:tc>
+        <w:tc>
+          <w:tcPr>
+            <w:tcW w:type="dxa" w:w="1764"/>
+            <w:vAlign w:val="top"/>
+            <w:tcMar>
+              <w:top w:w="80" w:type="dxa"/>
+              <w:bottom w:w="80" w:type="dxa"/>
+              <w:start w:w="120" w:type="dxa"/>
+              <w:end w:w="120" w:type="dxa"/>
+            </w:tcMar>
+          </w:tcPr>
+          <w:p>
+            <w:pPr>
+              <w:pStyle w:val="Compact"/>
+              <w:spacing w:before="0" w:after="60" w:line="240" w:lineRule="auto"/>
+              <w:jc w:val="left"/>
+            </w:pPr>
+            <w:r>
+              <w:rPr>
+                <w:rFonts w:ascii="Calibri" w:hAnsi="Calibri"/>
+                <w:sz w:val="15"/>
+              </w:rPr>
+              <w:t xml:space="preserve">1.3.1, 3.3.2, 4.1.2</w:t>
+            </w:r>
+          </w:p>
+        </w:tc>
+        <w:tc>
+          <w:tcPr>
+            <w:tcW w:type="dxa" w:w="1764"/>
+            <w:vAlign w:val="top"/>
+            <w:tcMar>
+              <w:top w:w="80" w:type="dxa"/>
+              <w:bottom w:w="80" w:type="dxa"/>
+              <w:start w:w="120" w:type="dxa"/>
+              <w:end w:w="120" w:type="dxa"/>
+            </w:tcMar>
+          </w:tcPr>
+          <w:p>
+            <w:pPr>
+              <w:pStyle w:val="Compact"/>
+              <w:spacing w:before="0" w:after="60" w:line="240" w:lineRule="auto"/>
+              <w:jc w:val="left"/>
+            </w:pPr>
+            <w:r>
+              <w:rPr>
+                <w:rFonts w:ascii="Calibri" w:hAnsi="Calibri"/>
+                <w:sz w:val="15"/>
+              </w:rPr>
+              <w:t xml:space="preserve">Select the NASA-TLX smiley-landmark view and inspect one item.</w:t>
+            </w:r>
+          </w:p>
+        </w:tc>
+        <w:tc>
+          <w:tcPr>
+            <w:tcW w:type="dxa" w:w="1764"/>
+            <w:vAlign w:val="top"/>
+            <w:tcMar>
+              <w:top w:w="80" w:type="dxa"/>
+              <w:bottom w:w="80" w:type="dxa"/>
+              <w:start w:w="120" w:type="dxa"/>
+              <w:end w:w="120" w:type="dxa"/>
+            </w:tcMar>
+          </w:tcPr>
+          <w:p>
+            <w:pPr>
+              <w:pStyle w:val="Compact"/>
+              <w:spacing w:before="0" w:after="60" w:line="240" w:lineRule="auto"/>
+              <w:jc w:val="left"/>
+            </w:pPr>
+            <w:r>
+              <w:rPr>
+                <w:rFonts w:ascii="Calibri" w:hAnsi="Calibri"/>
+                <w:sz w:val="15"/>
+              </w:rPr>
+              <w:t xml:space="preserve">Every visible landmark has one useful name/value, the official precise scale remains available through the declared route, and the experimental view is not silently applied to unsupported definitions.</w:t>
+            </w:r>
+          </w:p>
+        </w:tc>
+        <w:tc>
+          <w:tcPr>
+            <w:tcW w:type="dxa" w:w="1764"/>
+            <w:vAlign w:val="top"/>
+            <w:tcMar>
+              <w:top w:w="80" w:type="dxa"/>
+              <w:bottom w:w="80" w:type="dxa"/>
+              <w:start w:w="120" w:type="dxa"/>
+              <w:end w:w="120" w:type="dxa"/>
+            </w:tcMar>
+          </w:tcPr>
+          <w:p>
+            <w:pPr>
+              <w:pStyle w:val="Compact"/>
+              <w:spacing w:before="0" w:after="60" w:line="240" w:lineRule="auto"/>
+              <w:jc w:val="left"/>
+            </w:pPr>
+            <w:r>
+              <w:rPr>
+                <w:rFonts w:ascii="Calibri" w:hAnsi="Calibri"/>
+                <w:sz w:val="15"/>
+              </w:rPr>
+              <w:t xml:space="preserve">NT</w:t>
+            </w:r>
+          </w:p>
+        </w:tc>
+        <w:tc>
+          <w:tcPr>
+            <w:tcW w:type="dxa" w:w="1764"/>
+            <w:vAlign w:val="top"/>
+            <w:tcMar>
+              <w:top w:w="80" w:type="dxa"/>
+              <w:bottom w:w="80" w:type="dxa"/>
+              <w:start w:w="120" w:type="dxa"/>
+              <w:end w:w="120" w:type="dxa"/>
+            </w:tcMar>
+          </w:tcPr>
+          <w:p>
+            <w:pPr>
+              <w:pStyle w:val="Compact"/>
+              <w:spacing w:before="0" w:after="60" w:line="240" w:lineRule="auto"/>
+              <w:jc w:val="left"/>
+            </w:pPr>
+            <w:r>
+              <w:rPr>
+                <w:rFonts w:ascii="Calibri" w:hAnsi="Calibri"/>
+                <w:sz w:val="15"/>
+              </w:rPr>
+              <w:t xml:space="preserve">NT</w:t>
+            </w:r>
+          </w:p>
+        </w:tc>
+        <w:tc>
+          <w:tcPr>
+            <w:tcW w:type="dxa" w:w="1764"/>
+            <w:vAlign w:val="top"/>
+            <w:tcMar>
+              <w:top w:w="80" w:type="dxa"/>
+              <w:bottom w:w="80" w:type="dxa"/>
+              <w:start w:w="120" w:type="dxa"/>
+              <w:end w:w="120" w:type="dxa"/>
+            </w:tcMar>
+          </w:tcPr>
+          <w:p>
+            <w:pPr>
+              <w:pStyle w:val="Compact"/>
+              <w:spacing w:before="0" w:after="60" w:line="240" w:lineRule="auto"/>
+              <w:jc w:val="left"/>
+            </w:pPr>
+            <w:r>
+              <w:rPr>
+                <w:rFonts w:ascii="Calibri" w:hAnsi="Calibri"/>
+                <w:sz w:val="15"/>
+              </w:rPr>
+              <w:t xml:space="preserve">NT</w:t>
+            </w:r>
+          </w:p>
+        </w:tc>
+        <w:tc>
+          <w:tcPr>
+            <w:tcW w:type="dxa" w:w="1764"/>
+            <w:vAlign w:val="top"/>
+            <w:tcMar>
+              <w:top w:w="80" w:type="dxa"/>
+              <w:bottom w:w="80" w:type="dxa"/>
+              <w:start w:w="120" w:type="dxa"/>
+              <w:end w:w="120" w:type="dxa"/>
+            </w:tcMar>
+          </w:tcPr>
+          <w:p>
+            <w:pPr>
+              <w:pStyle w:val="Compact"/>
+              <w:spacing w:before="0" w:after="60" w:line="240" w:lineRule="auto"/>
+              <w:jc w:val="left"/>
+            </w:pPr>
+            <w:r>
+              <w:rPr>
+                <w:rFonts w:ascii="Calibri" w:hAnsi="Calibri"/>
+                <w:sz w:val="15"/>
+              </w:rPr>
+              <w:t xml:space="preserve">NT</w:t>
+            </w:r>
+          </w:p>
+        </w:tc>
+      </w:tr>
+      <w:tr>
+        <w:trPr>
+          <w:cantSplit/>
+        </w:trPr>
+        <w:tc>
+          <w:tcPr>
+            <w:tcW w:type="dxa" w:w="1764"/>
+            <w:vAlign w:val="top"/>
+            <w:tcMar>
+              <w:top w:w="80" w:type="dxa"/>
+              <w:bottom w:w="80" w:type="dxa"/>
+              <w:start w:w="120" w:type="dxa"/>
+              <w:end w:w="120" w:type="dxa"/>
+            </w:tcMar>
+          </w:tcPr>
+          <w:p>
+            <w:pPr>
+              <w:pStyle w:val="Compact"/>
+              <w:spacing w:before="0" w:after="60" w:line="240" w:lineRule="auto"/>
+              <w:jc w:val="left"/>
+            </w:pPr>
+            <w:r>
+              <w:rPr>
+                <w:rFonts w:ascii="Calibri" w:hAnsi="Calibri"/>
+                <w:sz w:val="15"/>
+              </w:rPr>
+              <w:t xml:space="preserve">A30</w:t>
+            </w:r>
+          </w:p>
+        </w:tc>
+        <w:tc>
+          <w:tcPr>
+            <w:tcW w:type="dxa" w:w="1764"/>
+            <w:vAlign w:val="top"/>
+            <w:tcMar>
+              <w:top w:w="80" w:type="dxa"/>
+              <w:bottom w:w="80" w:type="dxa"/>
+              <w:start w:w="120" w:type="dxa"/>
+              <w:end w:w="120" w:type="dxa"/>
+            </w:tcMar>
+          </w:tcPr>
+          <w:p>
+            <w:pPr>
+              <w:pStyle w:val="Compact"/>
+              <w:spacing w:before="0" w:after="60" w:line="240" w:lineRule="auto"/>
+              <w:jc w:val="left"/>
+            </w:pPr>
+            <w:r>
+              <w:rPr>
+                <w:rFonts w:ascii="Calibri" w:hAnsi="Calibri"/>
+                <w:sz w:val="15"/>
+              </w:rPr>
+              <w:t xml:space="preserve">1.3.1, 2.1.2, 2.4.3, 4.1.2</w:t>
+            </w:r>
+          </w:p>
+        </w:tc>
+        <w:tc>
+          <w:tcPr>
+            <w:tcW w:type="dxa" w:w="1764"/>
+            <w:vAlign w:val="top"/>
+            <w:tcMar>
+              <w:top w:w="80" w:type="dxa"/>
+              <w:bottom w:w="80" w:type="dxa"/>
+              <w:start w:w="120" w:type="dxa"/>
+              <w:end w:w="120" w:type="dxa"/>
+            </w:tcMar>
+          </w:tcPr>
+          <w:p>
+            <w:pPr>
+              <w:pStyle w:val="Compact"/>
+              <w:spacing w:before="0" w:after="60" w:line="240" w:lineRule="auto"/>
+              <w:jc w:val="left"/>
+            </w:pPr>
+            <w:r>
+              <w:rPr>
+                <w:rFonts w:ascii="Calibri" w:hAnsi="Calibri"/>
+                <w:sz w:val="15"/>
+              </w:rPr>
+              <w:t xml:space="preserve">Expand gaze setup, start it, inspect positioning, then enter calibration.</w:t>
+            </w:r>
+          </w:p>
+        </w:tc>
+        <w:tc>
+          <w:tcPr>
+            <w:tcW w:type="dxa" w:w="1764"/>
+            <w:vAlign w:val="top"/>
+            <w:tcMar>
+              <w:top w:w="80" w:type="dxa"/>
+              <w:bottom w:w="80" w:type="dxa"/>
+              <w:start w:w="120" w:type="dxa"/>
+              <w:end w:w="120" w:type="dxa"/>
+            </w:tcMar>
+          </w:tcPr>
+          <w:p>
+            <w:pPr>
+              <w:pStyle w:val="Compact"/>
+              <w:spacing w:before="0" w:after="60" w:line="240" w:lineRule="auto"/>
+              <w:jc w:val="left"/>
+            </w:pPr>
+            <w:r>
+              <w:rPr>
+                <w:rFonts w:ascii="Calibri" w:hAnsi="Calibri"/>
+                <w:sz w:val="15"/>
+              </w:rPr>
+              <w:t xml:space="preserve">Purpose, camera/privacy warning, dialog name, Cancel route and focus containment/escape are usable; no webcam starts before activation.</w:t>
+            </w:r>
+          </w:p>
+        </w:tc>
+        <w:tc>
+          <w:tcPr>
+            <w:tcW w:type="dxa" w:w="1764"/>
+            <w:vAlign w:val="top"/>
+            <w:tcMar>
+              <w:top w:w="80" w:type="dxa"/>
+              <w:bottom w:w="80" w:type="dxa"/>
+              <w:start w:w="120" w:type="dxa"/>
+              <w:end w:w="120" w:type="dxa"/>
+            </w:tcMar>
+          </w:tcPr>
+          <w:p>
+            <w:pPr>
+              <w:pStyle w:val="Compact"/>
+              <w:spacing w:before="0" w:after="60" w:line="240" w:lineRule="auto"/>
+              <w:jc w:val="left"/>
+            </w:pPr>
+            <w:r>
+              <w:rPr>
+                <w:rFonts w:ascii="Calibri" w:hAnsi="Calibri"/>
+                <w:sz w:val="15"/>
+              </w:rPr>
+              <w:t xml:space="preserve">NT</w:t>
+            </w:r>
+          </w:p>
+        </w:tc>
+        <w:tc>
+          <w:tcPr>
+            <w:tcW w:type="dxa" w:w="1764"/>
+            <w:vAlign w:val="top"/>
+            <w:tcMar>
+              <w:top w:w="80" w:type="dxa"/>
+              <w:bottom w:w="80" w:type="dxa"/>
+              <w:start w:w="120" w:type="dxa"/>
+              <w:end w:w="120" w:type="dxa"/>
+            </w:tcMar>
+          </w:tcPr>
+          <w:p>
+            <w:pPr>
+              <w:pStyle w:val="Compact"/>
+              <w:spacing w:before="0" w:after="60" w:line="240" w:lineRule="auto"/>
+              <w:jc w:val="left"/>
+            </w:pPr>
+            <w:r>
+              <w:rPr>
+                <w:rFonts w:ascii="Calibri" w:hAnsi="Calibri"/>
+                <w:sz w:val="15"/>
+              </w:rPr>
+              <w:t xml:space="preserve">NT</w:t>
+            </w:r>
+          </w:p>
+        </w:tc>
+        <w:tc>
+          <w:tcPr>
+            <w:tcW w:type="dxa" w:w="1764"/>
+            <w:vAlign w:val="top"/>
+            <w:tcMar>
+              <w:top w:w="80" w:type="dxa"/>
+              <w:bottom w:w="80" w:type="dxa"/>
+              <w:start w:w="120" w:type="dxa"/>
+              <w:end w:w="120" w:type="dxa"/>
+            </w:tcMar>
+          </w:tcPr>
+          <w:p>
+            <w:pPr>
+              <w:pStyle w:val="Compact"/>
+              <w:spacing w:before="0" w:after="60" w:line="240" w:lineRule="auto"/>
+              <w:jc w:val="left"/>
+            </w:pPr>
+            <w:r>
+              <w:rPr>
+                <w:rFonts w:ascii="Calibri" w:hAnsi="Calibri"/>
+                <w:sz w:val="15"/>
+              </w:rPr>
+              <w:t xml:space="preserve">NT</w:t>
+            </w:r>
+          </w:p>
+        </w:tc>
+        <w:tc>
+          <w:tcPr>
+            <w:tcW w:type="dxa" w:w="1764"/>
+            <w:vAlign w:val="top"/>
+            <w:tcMar>
+              <w:top w:w="80" w:type="dxa"/>
+              <w:bottom w:w="80" w:type="dxa"/>
+              <w:start w:w="120" w:type="dxa"/>
+              <w:end w:w="120" w:type="dxa"/>
+            </w:tcMar>
+          </w:tcPr>
+          <w:p>
+            <w:pPr>
+              <w:pStyle w:val="Compact"/>
+              <w:spacing w:before="0" w:after="60" w:line="240" w:lineRule="auto"/>
+              <w:jc w:val="left"/>
+            </w:pPr>
+            <w:r>
+              <w:rPr>
+                <w:rFonts w:ascii="Calibri" w:hAnsi="Calibri"/>
+                <w:sz w:val="15"/>
+              </w:rPr>
+              <w:t xml:space="preserve">NT</w:t>
+            </w:r>
+          </w:p>
+        </w:tc>
+      </w:tr>
+      <w:tr>
+        <w:trPr>
+          <w:cantSplit/>
+        </w:trPr>
+        <w:tc>
+          <w:tcPr>
+            <w:tcW w:type="dxa" w:w="1764"/>
+            <w:vAlign w:val="top"/>
+            <w:tcMar>
+              <w:top w:w="80" w:type="dxa"/>
+              <w:bottom w:w="80" w:type="dxa"/>
+              <w:start w:w="120" w:type="dxa"/>
+              <w:end w:w="120" w:type="dxa"/>
+            </w:tcMar>
+          </w:tcPr>
+          <w:p>
+            <w:pPr>
+              <w:pStyle w:val="Compact"/>
+              <w:spacing w:before="0" w:after="60" w:line="240" w:lineRule="auto"/>
+              <w:jc w:val="left"/>
+            </w:pPr>
+            <w:r>
+              <w:rPr>
+                <w:rFonts w:ascii="Calibri" w:hAnsi="Calibri"/>
+                <w:sz w:val="15"/>
+              </w:rPr>
+              <w:t xml:space="preserve">A31</w:t>
+            </w:r>
+          </w:p>
+        </w:tc>
+        <w:tc>
+          <w:tcPr>
+            <w:tcW w:type="dxa" w:w="1764"/>
+            <w:vAlign w:val="top"/>
+            <w:tcMar>
+              <w:top w:w="80" w:type="dxa"/>
+              <w:bottom w:w="80" w:type="dxa"/>
+              <w:start w:w="120" w:type="dxa"/>
+              <w:end w:w="120" w:type="dxa"/>
+            </w:tcMar>
+          </w:tcPr>
+          <w:p>
+            <w:pPr>
+              <w:pStyle w:val="Compact"/>
+              <w:spacing w:before="0" w:after="60" w:line="240" w:lineRule="auto"/>
+              <w:jc w:val="left"/>
+            </w:pPr>
+            <w:r>
+              <w:rPr>
+                <w:rFonts w:ascii="Calibri" w:hAnsi="Calibri"/>
+                <w:sz w:val="15"/>
+              </w:rPr>
+              <w:t xml:space="preserve">3.3.4, 4.1.3</w:t>
+            </w:r>
+          </w:p>
+        </w:tc>
+        <w:tc>
+          <w:tcPr>
+            <w:tcW w:type="dxa" w:w="1764"/>
+            <w:vAlign w:val="top"/>
+            <w:tcMar>
+              <w:top w:w="80" w:type="dxa"/>
+              <w:bottom w:w="80" w:type="dxa"/>
+              <w:start w:w="120" w:type="dxa"/>
+              <w:end w:w="120" w:type="dxa"/>
+            </w:tcMar>
+          </w:tcPr>
+          <w:p>
+            <w:pPr>
+              <w:pStyle w:val="Compact"/>
+              <w:spacing w:before="0" w:after="60" w:line="240" w:lineRule="auto"/>
+              <w:jc w:val="left"/>
+            </w:pPr>
+            <w:r>
+              <w:rPr>
+                <w:rFonts w:ascii="Calibri" w:hAnsi="Calibri"/>
+                <w:sz w:val="15"/>
+              </w:rPr>
+              <w:t xml:space="preserve">Produce one gaze proposal without confirming it.</w:t>
+            </w:r>
+          </w:p>
+        </w:tc>
+        <w:tc>
+          <w:tcPr>
+            <w:tcW w:type="dxa" w:w="1764"/>
+            <w:vAlign w:val="top"/>
+            <w:tcMar>
+              <w:top w:w="80" w:type="dxa"/>
+              <w:bottom w:w="80" w:type="dxa"/>
+              <w:start w:w="120" w:type="dxa"/>
+              <w:end w:w="120" w:type="dxa"/>
+            </w:tcMar>
+          </w:tcPr>
+          <w:p>
+            <w:pPr>
+              <w:pStyle w:val="Compact"/>
+              <w:spacing w:before="0" w:after="60" w:line="240" w:lineRule="auto"/>
+              <w:jc w:val="left"/>
+            </w:pPr>
+            <w:r>
+              <w:rPr>
+                <w:rFonts w:ascii="Calibri" w:hAnsi="Calibri"/>
+                <w:sz w:val="15"/>
+              </w:rPr>
+              <w:t xml:space="preserve">Looking proposes but does not commit; proposed target and separate Confirm/Cancel actions are exposed; Cancel leaves the response unchanged.</w:t>
+            </w:r>
+          </w:p>
+        </w:tc>
+        <w:tc>
+          <w:tcPr>
+            <w:tcW w:type="dxa" w:w="1764"/>
+            <w:vAlign w:val="top"/>
+            <w:tcMar>
+              <w:top w:w="80" w:type="dxa"/>
+              <w:bottom w:w="80" w:type="dxa"/>
+              <w:start w:w="120" w:type="dxa"/>
+              <w:end w:w="120" w:type="dxa"/>
+            </w:tcMar>
+          </w:tcPr>
+          <w:p>
+            <w:pPr>
+              <w:pStyle w:val="Compact"/>
+              <w:spacing w:before="0" w:after="60" w:line="240" w:lineRule="auto"/>
+              <w:jc w:val="left"/>
+            </w:pPr>
+            <w:r>
+              <w:rPr>
+                <w:rFonts w:ascii="Calibri" w:hAnsi="Calibri"/>
+                <w:sz w:val="15"/>
+              </w:rPr>
+              <w:t xml:space="preserve">NT</w:t>
+            </w:r>
+          </w:p>
+        </w:tc>
+        <w:tc>
+          <w:tcPr>
+            <w:tcW w:type="dxa" w:w="1764"/>
+            <w:vAlign w:val="top"/>
+            <w:tcMar>
+              <w:top w:w="80" w:type="dxa"/>
+              <w:bottom w:w="80" w:type="dxa"/>
+              <w:start w:w="120" w:type="dxa"/>
+              <w:end w:w="120" w:type="dxa"/>
+            </w:tcMar>
+          </w:tcPr>
+          <w:p>
+            <w:pPr>
+              <w:pStyle w:val="Compact"/>
+              <w:spacing w:before="0" w:after="60" w:line="240" w:lineRule="auto"/>
+              <w:jc w:val="left"/>
+            </w:pPr>
+            <w:r>
+              <w:rPr>
+                <w:rFonts w:ascii="Calibri" w:hAnsi="Calibri"/>
+                <w:sz w:val="15"/>
+              </w:rPr>
+              <w:t xml:space="preserve">NT</w:t>
+            </w:r>
+          </w:p>
+        </w:tc>
+        <w:tc>
+          <w:tcPr>
+            <w:tcW w:type="dxa" w:w="1764"/>
+            <w:vAlign w:val="top"/>
+            <w:tcMar>
+              <w:top w:w="80" w:type="dxa"/>
+              <w:bottom w:w="80" w:type="dxa"/>
+              <w:start w:w="120" w:type="dxa"/>
+              <w:end w:w="120" w:type="dxa"/>
+            </w:tcMar>
+          </w:tcPr>
+          <w:p>
+            <w:pPr>
+              <w:pStyle w:val="Compact"/>
+              <w:spacing w:before="0" w:after="60" w:line="240" w:lineRule="auto"/>
+              <w:jc w:val="left"/>
+            </w:pPr>
+            <w:r>
+              <w:rPr>
+                <w:rFonts w:ascii="Calibri" w:hAnsi="Calibri"/>
+                <w:sz w:val="15"/>
+              </w:rPr>
+              <w:t xml:space="preserve">NT</w:t>
+            </w:r>
+          </w:p>
+        </w:tc>
+        <w:tc>
+          <w:tcPr>
+            <w:tcW w:type="dxa" w:w="1764"/>
+            <w:vAlign w:val="top"/>
+            <w:tcMar>
+              <w:top w:w="80" w:type="dxa"/>
+              <w:bottom w:w="80" w:type="dxa"/>
+              <w:start w:w="120" w:type="dxa"/>
+              <w:end w:w="120" w:type="dxa"/>
+            </w:tcMar>
+          </w:tcPr>
+          <w:p>
+            <w:pPr>
+              <w:pStyle w:val="Compact"/>
+              <w:spacing w:before="0" w:after="60" w:line="240" w:lineRule="auto"/>
+              <w:jc w:val="left"/>
+            </w:pPr>
+            <w:r>
+              <w:rPr>
+                <w:rFonts w:ascii="Calibri" w:hAnsi="Calibri"/>
+                <w:sz w:val="15"/>
+              </w:rPr>
+              <w:t xml:space="preserve">NT</w:t>
+            </w:r>
+          </w:p>
+        </w:tc>
+      </w:tr>
+      <w:tr>
+        <w:trPr>
+          <w:cantSplit/>
+        </w:trPr>
+        <w:tc>
+          <w:tcPr>
+            <w:tcW w:type="dxa" w:w="1764"/>
+            <w:vAlign w:val="top"/>
+            <w:tcMar>
+              <w:top w:w="80" w:type="dxa"/>
+              <w:bottom w:w="80" w:type="dxa"/>
+              <w:start w:w="120" w:type="dxa"/>
+              <w:end w:w="120" w:type="dxa"/>
+            </w:tcMar>
+          </w:tcPr>
+          <w:p>
+            <w:pPr>
+              <w:pStyle w:val="Compact"/>
+              <w:spacing w:before="0" w:after="60" w:line="240" w:lineRule="auto"/>
+              <w:jc w:val="left"/>
+            </w:pPr>
+            <w:r>
+              <w:rPr>
+                <w:rFonts w:ascii="Calibri" w:hAnsi="Calibri"/>
+                <w:sz w:val="15"/>
+              </w:rPr>
+              <w:t xml:space="preserve">A32</w:t>
+            </w:r>
+          </w:p>
+        </w:tc>
+        <w:tc>
+          <w:tcPr>
+            <w:tcW w:type="dxa" w:w="1764"/>
+            <w:vAlign w:val="top"/>
+            <w:tcMar>
+              <w:top w:w="80" w:type="dxa"/>
+              <w:bottom w:w="80" w:type="dxa"/>
+              <w:start w:w="120" w:type="dxa"/>
+              <w:end w:w="120" w:type="dxa"/>
+            </w:tcMar>
+          </w:tcPr>
+          <w:p>
+            <w:pPr>
+              <w:pStyle w:val="Compact"/>
+              <w:spacing w:before="0" w:after="60" w:line="240" w:lineRule="auto"/>
+              <w:jc w:val="left"/>
+            </w:pPr>
+            <w:r>
+              <w:rPr>
+                <w:rFonts w:ascii="Calibri" w:hAnsi="Calibri"/>
+                <w:sz w:val="15"/>
+              </w:rPr>
+              <w:t xml:space="preserve">1.3.1, 3.3.2, 4.1.2</w:t>
+            </w:r>
+          </w:p>
+        </w:tc>
+        <w:tc>
+          <w:tcPr>
+            <w:tcW w:type="dxa" w:w="1764"/>
+            <w:vAlign w:val="top"/>
+            <w:tcMar>
+              <w:top w:w="80" w:type="dxa"/>
+              <w:bottom w:w="80" w:type="dxa"/>
+              <w:start w:w="120" w:type="dxa"/>
+              <w:end w:w="120" w:type="dxa"/>
+            </w:tcMar>
+          </w:tcPr>
+          <w:p>
+            <w:pPr>
+              <w:pStyle w:val="Compact"/>
+              <w:spacing w:before="0" w:after="60" w:line="240" w:lineRule="auto"/>
+              <w:jc w:val="left"/>
+            </w:pPr>
+            <w:r>
+              <w:rPr>
+                <w:rFonts w:ascii="Calibri" w:hAnsi="Calibri"/>
+                <w:sz w:val="15"/>
+              </w:rPr>
+              <w:t xml:space="preserve">Open the synthetic seven-position semantic-differential fixture.</w:t>
+            </w:r>
+          </w:p>
+        </w:tc>
+        <w:tc>
+          <w:tcPr>
+            <w:tcW w:type="dxa" w:w="1764"/>
+            <w:vAlign w:val="top"/>
+            <w:tcMar>
+              <w:top w:w="80" w:type="dxa"/>
+              <w:bottom w:w="80" w:type="dxa"/>
+              <w:start w:w="120" w:type="dxa"/>
+              <w:end w:w="120" w:type="dxa"/>
+            </w:tcMar>
+          </w:tcPr>
+          <w:p>
+            <w:pPr>
+              <w:pStyle w:val="Compact"/>
+              <w:spacing w:before="0" w:after="60" w:line="240" w:lineRule="auto"/>
+              <w:jc w:val="left"/>
+            </w:pPr>
+            <w:r>
+              <w:rPr>
+                <w:rFonts w:ascii="Calibri" w:hAnsi="Calibri"/>
+                <w:sz w:val="15"/>
+              </w:rPr>
+              <w:t xml:space="preserve">Positions are visually unnumbered, programmatic names include ordinal position and endpoints, and no unsupported score-equivalence statement appears.</w:t>
+            </w:r>
+          </w:p>
+        </w:tc>
+        <w:tc>
+          <w:tcPr>
+            <w:tcW w:type="dxa" w:w="1764"/>
+            <w:vAlign w:val="top"/>
+            <w:tcMar>
+              <w:top w:w="80" w:type="dxa"/>
+              <w:bottom w:w="80" w:type="dxa"/>
+              <w:start w:w="120" w:type="dxa"/>
+              <w:end w:w="120" w:type="dxa"/>
+            </w:tcMar>
+          </w:tcPr>
+          <w:p>
+            <w:pPr>
+              <w:pStyle w:val="Compact"/>
+              <w:spacing w:before="0" w:after="60" w:line="240" w:lineRule="auto"/>
+              <w:jc w:val="left"/>
+            </w:pPr>
+            <w:r>
+              <w:rPr>
+                <w:rFonts w:ascii="Calibri" w:hAnsi="Calibri"/>
+                <w:sz w:val="15"/>
+              </w:rPr>
+              <w:t xml:space="preserve">NT</w:t>
+            </w:r>
+          </w:p>
+        </w:tc>
+        <w:tc>
+          <w:tcPr>
+            <w:tcW w:type="dxa" w:w="1764"/>
+            <w:vAlign w:val="top"/>
+            <w:tcMar>
+              <w:top w:w="80" w:type="dxa"/>
+              <w:bottom w:w="80" w:type="dxa"/>
+              <w:start w:w="120" w:type="dxa"/>
+              <w:end w:w="120" w:type="dxa"/>
+            </w:tcMar>
+          </w:tcPr>
+          <w:p>
+            <w:pPr>
+              <w:pStyle w:val="Compact"/>
+              <w:spacing w:before="0" w:after="60" w:line="240" w:lineRule="auto"/>
+              <w:jc w:val="left"/>
+            </w:pPr>
+            <w:r>
+              <w:rPr>
+                <w:rFonts w:ascii="Calibri" w:hAnsi="Calibri"/>
+                <w:sz w:val="15"/>
+              </w:rPr>
+              <w:t xml:space="preserve">NT</w:t>
+            </w:r>
+          </w:p>
+        </w:tc>
+        <w:tc>
+          <w:tcPr>
+            <w:tcW w:type="dxa" w:w="1764"/>
+            <w:vAlign w:val="top"/>
+            <w:tcMar>
+              <w:top w:w="80" w:type="dxa"/>
+              <w:bottom w:w="80" w:type="dxa"/>
+              <w:start w:w="120" w:type="dxa"/>
+              <w:end w:w="120" w:type="dxa"/>
+            </w:tcMar>
+          </w:tcPr>
+          <w:p>
+            <w:pPr>
+              <w:pStyle w:val="Compact"/>
+              <w:spacing w:before="0" w:after="60" w:line="240" w:lineRule="auto"/>
+              <w:jc w:val="left"/>
+            </w:pPr>
+            <w:r>
+              <w:rPr>
+                <w:rFonts w:ascii="Calibri" w:hAnsi="Calibri"/>
+                <w:sz w:val="15"/>
+              </w:rPr>
+              <w:t xml:space="preserve">NT</w:t>
+            </w:r>
+          </w:p>
+        </w:tc>
+        <w:tc>
+          <w:tcPr>
+            <w:tcW w:type="dxa" w:w="1764"/>
+            <w:vAlign w:val="top"/>
+            <w:tcMar>
+              <w:top w:w="80" w:type="dxa"/>
+              <w:bottom w:w="80" w:type="dxa"/>
+              <w:start w:w="120" w:type="dxa"/>
+              <w:end w:w="120" w:type="dxa"/>
+            </w:tcMar>
+          </w:tcPr>
+          <w:p>
+            <w:pPr>
+              <w:pStyle w:val="Compact"/>
+              <w:spacing w:before="0" w:after="60" w:line="240" w:lineRule="auto"/>
+              <w:jc w:val="left"/>
+            </w:pPr>
+            <w:r>
+              <w:rPr>
+                <w:rFonts w:ascii="Calibri" w:hAnsi="Calibri"/>
+                <w:sz w:val="15"/>
+              </w:rPr>
+              <w:t xml:space="preserve">NT</w:t>
+            </w:r>
+          </w:p>
+        </w:tc>
+      </w:tr>
+      <w:tr>
+        <w:trPr>
+          <w:cantSplit/>
+        </w:trPr>
+        <w:tc>
+          <w:tcPr>
+            <w:tcW w:type="dxa" w:w="1764"/>
+            <w:vAlign w:val="top"/>
+            <w:tcMar>
+              <w:top w:w="80" w:type="dxa"/>
+              <w:bottom w:w="80" w:type="dxa"/>
+              <w:start w:w="120" w:type="dxa"/>
+              <w:end w:w="120" w:type="dxa"/>
+            </w:tcMar>
+          </w:tcPr>
+          <w:p>
+            <w:pPr>
+              <w:pStyle w:val="Compact"/>
+              <w:spacing w:before="0" w:after="60" w:line="240" w:lineRule="auto"/>
+              <w:jc w:val="left"/>
+            </w:pPr>
+            <w:r>
+              <w:rPr>
+                <w:rFonts w:ascii="Calibri" w:hAnsi="Calibri"/>
+                <w:sz w:val="15"/>
+              </w:rPr>
+              <w:t xml:space="preserve">A33</w:t>
+            </w:r>
+          </w:p>
+        </w:tc>
+        <w:tc>
+          <w:tcPr>
+            <w:tcW w:type="dxa" w:w="1764"/>
+            <w:vAlign w:val="top"/>
+            <w:tcMar>
+              <w:top w:w="80" w:type="dxa"/>
+              <w:bottom w:w="80" w:type="dxa"/>
+              <w:start w:w="120" w:type="dxa"/>
+              <w:end w:w="120" w:type="dxa"/>
+            </w:tcMar>
+          </w:tcPr>
+          <w:p>
+            <w:pPr>
+              <w:pStyle w:val="Compact"/>
+              <w:spacing w:before="0" w:after="60" w:line="240" w:lineRule="auto"/>
+              <w:jc w:val="left"/>
+            </w:pPr>
+            <w:r>
+              <w:rPr>
+                <w:rFonts w:ascii="Calibri" w:hAnsi="Calibri"/>
+                <w:sz w:val="15"/>
+              </w:rPr>
+              <w:t xml:space="preserve">3.2.2, 4.1.3</w:t>
+            </w:r>
+          </w:p>
+        </w:tc>
+        <w:tc>
+          <w:tcPr>
+            <w:tcW w:type="dxa" w:w="1764"/>
+            <w:vAlign w:val="top"/>
+            <w:tcMar>
+              <w:top w:w="80" w:type="dxa"/>
+              <w:bottom w:w="80" w:type="dxa"/>
+              <w:start w:w="120" w:type="dxa"/>
+              <w:end w:w="120" w:type="dxa"/>
+            </w:tcMar>
+          </w:tcPr>
+          <w:p>
+            <w:pPr>
+              <w:pStyle w:val="Compact"/>
+              <w:spacing w:before="0" w:after="60" w:line="240" w:lineRule="auto"/>
+              <w:jc w:val="left"/>
+            </w:pPr>
+            <w:r>
+              <w:rPr>
+                <w:rFonts w:ascii="Calibri" w:hAnsi="Calibri"/>
+                <w:sz w:val="15"/>
+              </w:rPr>
+              <w:t xml:space="preserve">Change text size, recovery and audio settings one at a time.</w:t>
+            </w:r>
+          </w:p>
+        </w:tc>
+        <w:tc>
+          <w:tcPr>
+            <w:tcW w:type="dxa" w:w="1764"/>
+            <w:vAlign w:val="top"/>
+            <w:tcMar>
+              <w:top w:w="80" w:type="dxa"/>
+              <w:bottom w:w="80" w:type="dxa"/>
+              <w:start w:w="120" w:type="dxa"/>
+              <w:end w:w="120" w:type="dxa"/>
+            </w:tcMar>
+          </w:tcPr>
+          <w:p>
+            <w:pPr>
+              <w:pStyle w:val="Compact"/>
+              <w:spacing w:before="0" w:after="60" w:line="240" w:lineRule="auto"/>
+              <w:jc w:val="left"/>
+            </w:pPr>
+            <w:r>
+              <w:rPr>
+                <w:rFonts w:ascii="Calibri" w:hAnsi="Calibri"/>
+                <w:sz w:val="15"/>
+              </w:rPr>
+              <w:t xml:space="preserve">Each change produces one timely, accurate status message and does not move focus or change an answer. Record exact speech and harmful duplication.</w:t>
+            </w:r>
+          </w:p>
+        </w:tc>
+        <w:tc>
+          <w:tcPr>
+            <w:tcW w:type="dxa" w:w="1764"/>
+            <w:vAlign w:val="top"/>
+            <w:tcMar>
+              <w:top w:w="80" w:type="dxa"/>
+              <w:bottom w:w="80" w:type="dxa"/>
+              <w:start w:w="120" w:type="dxa"/>
+              <w:end w:w="120" w:type="dxa"/>
+            </w:tcMar>
+          </w:tcPr>
+          <w:p>
+            <w:pPr>
+              <w:pStyle w:val="Compact"/>
+              <w:spacing w:before="0" w:after="60" w:line="240" w:lineRule="auto"/>
+              <w:jc w:val="left"/>
+            </w:pPr>
+            <w:r>
+              <w:rPr>
+                <w:rFonts w:ascii="Calibri" w:hAnsi="Calibri"/>
+                <w:sz w:val="15"/>
+              </w:rPr>
+              <w:t xml:space="preserve">NT</w:t>
+            </w:r>
+          </w:p>
+        </w:tc>
+        <w:tc>
+          <w:tcPr>
+            <w:tcW w:type="dxa" w:w="1764"/>
+            <w:vAlign w:val="top"/>
+            <w:tcMar>
+              <w:top w:w="80" w:type="dxa"/>
+              <w:bottom w:w="80" w:type="dxa"/>
+              <w:start w:w="120" w:type="dxa"/>
+              <w:end w:w="120" w:type="dxa"/>
+            </w:tcMar>
+          </w:tcPr>
+          <w:p>
+            <w:pPr>
+              <w:pStyle w:val="Compact"/>
+              <w:spacing w:before="0" w:after="60" w:line="240" w:lineRule="auto"/>
+              <w:jc w:val="left"/>
+            </w:pPr>
+            <w:r>
+              <w:rPr>
+                <w:rFonts w:ascii="Calibri" w:hAnsi="Calibri"/>
+                <w:sz w:val="15"/>
+              </w:rPr>
+              <w:t xml:space="preserve">NT</w:t>
+            </w:r>
+          </w:p>
+        </w:tc>
+        <w:tc>
+          <w:tcPr>
+            <w:tcW w:type="dxa" w:w="1764"/>
+            <w:vAlign w:val="top"/>
+            <w:tcMar>
+              <w:top w:w="80" w:type="dxa"/>
+              <w:bottom w:w="80" w:type="dxa"/>
+              <w:start w:w="120" w:type="dxa"/>
+              <w:end w:w="120" w:type="dxa"/>
+            </w:tcMar>
+          </w:tcPr>
+          <w:p>
+            <w:pPr>
+              <w:pStyle w:val="Compact"/>
+              <w:spacing w:before="0" w:after="60" w:line="240" w:lineRule="auto"/>
+              <w:jc w:val="left"/>
+            </w:pPr>
+            <w:r>
+              <w:rPr>
+                <w:rFonts w:ascii="Calibri" w:hAnsi="Calibri"/>
+                <w:sz w:val="15"/>
+              </w:rPr>
+              <w:t xml:space="preserve">NT</w:t>
+            </w:r>
+          </w:p>
+        </w:tc>
+        <w:tc>
+          <w:tcPr>
+            <w:tcW w:type="dxa" w:w="1764"/>
+            <w:vAlign w:val="top"/>
+            <w:tcMar>
+              <w:top w:w="80" w:type="dxa"/>
+              <w:bottom w:w="80" w:type="dxa"/>
+              <w:start w:w="120" w:type="dxa"/>
+              <w:end w:w="120" w:type="dxa"/>
+            </w:tcMar>
+          </w:tcPr>
+          <w:p>
+            <w:pPr>
+              <w:pStyle w:val="Compact"/>
+              <w:spacing w:before="0" w:after="60" w:line="240" w:lineRule="auto"/>
+              <w:jc w:val="left"/>
+            </w:pPr>
+            <w:r>
+              <w:rPr>
+                <w:rFonts w:ascii="Calibri" w:hAnsi="Calibri"/>
+                <w:sz w:val="15"/>
+              </w:rPr>
+              <w:t xml:space="preserve">NT</w:t>
+            </w:r>
+          </w:p>
+        </w:tc>
+      </w:tr>
+    </w:tbl>
+    <w:bookmarkEnd w:id="31"/>
+    <w:bookmarkEnd w:id="32"/>
+    <w:bookmarkEnd w:id="33"/>
+    <w:bookmarkStart w:id="34" w:name="issue-log"/>
     <w:p>
       <w:pPr>
         <w:pStyle w:val="Heading2"/>
@@ -8317,6 +11381,7 @@
       <w:tr>
         <w:trPr>
           <w:tblHeader w:val="true"/>
+          <w:tblHeader w:val="true"/>
           <w:cantSplit/>
         </w:trPr>
         <w:tc>
@@ -8704,8 +11769,8 @@
         </w:tc>
       </w:tr>
     </w:tbl>
-    <w:bookmarkEnd w:id="31"/>
-    <w:bookmarkStart w:id="34" w:name="wcag-result-summary"/>
+    <w:bookmarkEnd w:id="34"/>
+    <w:bookmarkStart w:id="37" w:name="wcag-result-summary"/>
     <w:p>
       <w:pPr>
         <w:pStyle w:val="Heading2"/>
@@ -8756,7 +11821,7 @@
         <w:t xml:space="preserve">makes that route/criterion a fail. NT checks keep it Not evidenced.</w:t>
       </w:r>
     </w:p>
-    <w:bookmarkStart w:id="32" w:name="X19e2421f03f4dcacfc7736eef09ccf8b7a32d2c"/>
+    <w:bookmarkStart w:id="35" w:name="X19e2421f03f4dcacfc7736eef09ccf8b7a32d2c"/>
     <w:p>
       <w:pPr>
         <w:pStyle w:val="Heading3"/>
@@ -8789,6 +11854,7 @@
       <w:tr>
         <w:trPr>
           <w:tblHeader w:val="true"/>
+          <w:tblHeader w:val="true"/>
           <w:cantSplit/>
         </w:trPr>
         <w:tc>
@@ -10491,8 +13557,8 @@
         </w:tc>
       </w:tr>
     </w:tbl>
-    <w:bookmarkEnd w:id="32"/>
-    <w:bookmarkStart w:id="33" w:name="input-error-and-status-criteria"/>
+    <w:bookmarkEnd w:id="35"/>
+    <w:bookmarkStart w:id="36" w:name="input-error-and-status-criteria"/>
     <w:p>
       <w:pPr>
         <w:pStyle w:val="Heading3"/>
@@ -10527,6 +13593,7 @@
       <w:tr>
         <w:trPr>
           <w:tblHeader w:val="true"/>
+          <w:tblHeader w:val="true"/>
           <w:cantSplit/>
         </w:trPr>
         <w:tc>
@@ -11770,9 +14837,9 @@
         </w:tc>
       </w:tr>
     </w:tbl>
-    <w:bookmarkEnd w:id="33"/>
-    <w:bookmarkEnd w:id="34"/>
-    <w:bookmarkStart w:id="35" w:name="quantified-audit-summary"/>
+    <w:bookmarkEnd w:id="36"/>
+    <w:bookmarkEnd w:id="37"/>
+    <w:bookmarkStart w:id="38" w:name="quantified-audit-summary"/>
     <w:p>
       <w:pPr>
         <w:pStyle w:val="Heading2"/>
@@ -11935,8 +15002,8 @@
         <w:t xml:space="preserve">Markup mechanisms present but unusable in actual announcement/operation: ___</w:t>
       </w:r>
     </w:p>
-    <w:bookmarkEnd w:id="35"/>
-    <w:bookmarkStart w:id="36" w:name="publication-wording"/>
+    <w:bookmarkEnd w:id="38"/>
+    <w:bookmarkStart w:id="39" w:name="publication-wording"/>
     <w:p>
       <w:pPr>
         <w:pStyle w:val="Heading2"/>
@@ -12085,8 +15152,8 @@
         <w:t xml:space="preserve">users.</w:t>
       </w:r>
     </w:p>
-    <w:bookmarkEnd w:id="36"/>
-    <w:bookmarkStart w:id="39" w:name="normative-reference"/>
+    <w:bookmarkEnd w:id="39"/>
+    <w:bookmarkStart w:id="42" w:name="normative-reference"/>
     <w:p>
       <w:pPr>
         <w:pStyle w:val="Heading2"/>
@@ -12110,7 +15177,7 @@
         <w:spacing w:after="160" w:line="280" w:lineRule="auto"/>
         <w:ind w:left="720" w:hanging="360"/>
       </w:pPr>
-      <w:hyperlink r:id="rId37">
+      <w:hyperlink r:id="rId40">
         <w:r>
           <w:rPr>
             <w:rStyle w:val="Hyperlink"/>
@@ -12143,7 +15210,7 @@
         <w:spacing w:after="160" w:line="280" w:lineRule="auto"/>
         <w:ind w:left="720" w:hanging="360"/>
       </w:pPr>
-      <w:hyperlink r:id="rId38">
+      <w:hyperlink r:id="rId41">
         <w:r>
           <w:rPr>
             <w:rStyle w:val="Hyperlink"/>
@@ -12166,8 +15233,8 @@
         </w:r>
       </w:hyperlink>
     </w:p>
-    <w:bookmarkEnd w:id="39"/>
-    <w:bookmarkEnd w:id="40"/>
+    <w:bookmarkEnd w:id="42"/>
+    <w:bookmarkEnd w:id="43"/>
     <w:sectPr>
       <w:headerReference w:type="default" r:id="rId9"/>
       <w:footerReference w:type="default" r:id="rId10"/>

--- a/deliverables/AQP_Manual_AT_Audit_v1.docx
+++ b/deliverables/AQP_Manual_AT_Audit_v1.docx
@@ -2,7 +2,7 @@
 <file path=word/document.xml><?xml version="1.0" encoding="utf-8"?>
 <w:document xmlns:w="http://schemas.openxmlformats.org/wordprocessingml/2006/main" xmlns:m="http://schemas.openxmlformats.org/officeDocument/2006/math" xmlns:r="http://schemas.openxmlformats.org/officeDocument/2006/relationships" xmlns:o="urn:schemas-microsoft-com:office:office" xmlns:v="urn:schemas-microsoft-com:vml" xmlns:w10="urn:schemas-microsoft-com:office:word" xmlns:a="http://schemas.openxmlformats.org/drawingml/2006/main" xmlns:pic="http://schemas.openxmlformats.org/drawingml/2006/picture" xmlns:wp="http://schemas.openxmlformats.org/drawingml/2006/wordprocessingDrawing">
   <w:body>
-    <w:bookmarkStart w:id="43" w:name="Xc3a032b4f8566cabdf6cf77ac00eb7cead9f3ae"/>
+    <w:bookmarkStart w:id="43" w:name="X5d5e0a0f5abbed04194999b12241b4c6638c135"/>
     <w:p>
       <w:pPr>
         <w:pStyle w:val="Heading1"/>
@@ -17,7 +17,7 @@
           <w:color w:val="000000"/>
           <w:sz w:val="46"/>
         </w:rPr>
-        <w:t xml:space="preserve">AQP manual assistive-technology audit v1.1</w:t>
+        <w:t xml:space="preserve">AQP manual assistive-technology audit v1.3</w:t>
       </w:r>
     </w:p>
     <w:p>
@@ -56,7 +56,7 @@
           <w:color w:val="59636E"/>
           <w:sz w:val="20"/>
         </w:rPr>
-        <w:t xml:space="preserve"> </w:t>
+        <w:br/>
       </w:r>
       <w:r>
         <w:rPr>
@@ -72,7 +72,7 @@
           <w:color w:val="59636E"/>
           <w:sz w:val="20"/>
         </w:rPr>
-        <w:t xml:space="preserve"> </w:t>
+        <w:br/>
       </w:r>
       <w:r>
         <w:rPr>
@@ -106,7 +106,7 @@
           <w:color w:val="59636E"/>
           <w:sz w:val="20"/>
         </w:rPr>
-        <w:t xml:space="preserve"> </w:t>
+        <w:br/>
       </w:r>
       <w:r>
         <w:rPr>
@@ -2713,7 +2713,7 @@
                 <w:rFonts w:ascii="Calibri" w:hAnsi="Calibri"/>
                 <w:sz w:val="15"/>
               </w:rPr>
-              <w:t xml:space="preserve">Expand and collapse “Adjust accessibility support (optional)”.</w:t>
+              <w:t xml:space="preserve">Expand and collapse “Accessibility and audio options (optional)”.</w:t>
             </w:r>
           </w:p>
         </w:tc>
@@ -6393,33 +6393,33 @@
                 <w:rFonts w:ascii="Calibri" w:hAnsi="Calibri"/>
                 <w:sz w:val="15"/>
               </w:rPr>
-              <w:t xml:space="preserve">Reach the SUS review screen and navigate each record.</w:t>
-            </w:r>
-          </w:p>
-        </w:tc>
-        <w:tc>
-          <w:tcPr>
-            <w:tcW w:type="dxa" w:w="1764"/>
-            <w:vAlign w:val="top"/>
-            <w:tcMar>
-              <w:top w:w="80" w:type="dxa"/>
-              <w:bottom w:w="80" w:type="dxa"/>
-              <w:start w:w="120" w:type="dxa"/>
-              <w:end w:w="120" w:type="dxa"/>
-            </w:tcMar>
-          </w:tcPr>
-          <w:p>
-            <w:pPr>
-              <w:pStyle w:val="Compact"/>
-              <w:spacing w:before="0" w:after="60" w:line="240" w:lineRule="auto"/>
-              <w:jc w:val="left"/>
-            </w:pPr>
-            <w:r>
-              <w:rPr>
-                <w:rFonts w:ascii="Calibri" w:hAnsi="Calibri"/>
-                <w:sz w:val="15"/>
-              </w:rPr>
-              <w:t xml:space="preserve">Every record exposes the full item statement, selected value and visible answer label. Its visible</w:t>
+              <w:t xml:space="preserve">Reach the SUS review screen and navigate each record. Pay particular attention to Item 3 = 4.</w:t>
+            </w:r>
+          </w:p>
+        </w:tc>
+        <w:tc>
+          <w:tcPr>
+            <w:tcW w:type="dxa" w:w="1764"/>
+            <w:vAlign w:val="top"/>
+            <w:tcMar>
+              <w:top w:w="80" w:type="dxa"/>
+              <w:bottom w:w="80" w:type="dxa"/>
+              <w:start w:w="120" w:type="dxa"/>
+              <w:end w:w="120" w:type="dxa"/>
+            </w:tcMar>
+          </w:tcPr>
+          <w:p>
+            <w:pPr>
+              <w:pStyle w:val="Compact"/>
+              <w:spacing w:before="0" w:after="60" w:line="240" w:lineRule="auto"/>
+              <w:jc w:val="left"/>
+            </w:pPr>
+            <w:r>
+              <w:rPr>
+                <w:rFonts w:ascii="Calibri" w:hAnsi="Calibri"/>
+                <w:sz w:val="15"/>
+              </w:rPr>
+              <w:t xml:space="preserve">Every record exposes the full item statement and selected value. If the questionnaire declares a label for that value, the label is visible; otherwise the declared scale endpoints are visible so the position can be interpreted without invented response wording. Its visible</w:t>
             </w:r>
             <w:r>
               <w:rPr>
